--- a/Screenshots/Screenshots.docx
+++ b/Screenshots/Screenshots.docx
@@ -4,69 +4,44 @@
   <w:body>
     <w:p>
       <w:pPr>
-        <w:pBdr>
-          <w:top w:val="none" w:color="000000" w:sz="4" w:space="0"/>
-          <w:left w:val="none" w:color="000000" w:sz="4" w:space="0"/>
-          <w:bottom w:val="none" w:color="000000" w:sz="4" w:space="0"/>
-          <w:right w:val="none" w:color="000000" w:sz="4" w:space="0"/>
-        </w:pBdr>
-        <w:spacing w:after="0" w:before="0" w:line="331" w:lineRule="auto"/>
-        <w:ind w:right="0" w:firstLine="0" w:left="0"/>
+        <w:pBdr/>
+        <w:spacing/>
+        <w:ind/>
         <w:rPr/>
       </w:pPr>
       <w:r>
-        <w:rPr>
-          <w:rFonts w:ascii="Arial" w:hAnsi="Arial" w:eastAsia="Arial" w:cs="Arial"/>
-          <w:b/>
-          <w:color w:val="000000"/>
-          <w:sz w:val="22"/>
-          <w:u w:val="none"/>
-        </w:rPr>
-        <w:t xml:space="preserve">API Testing Screenshots</w:t>
+        <w:t xml:space="preserve">Langsmith traces screenshot</w:t>
       </w:r>
       <w:r/>
     </w:p>
     <w:p>
       <w:pPr>
-        <w:pBdr>
-          <w:top w:val="none" w:color="000000" w:sz="4" w:space="0"/>
-          <w:left w:val="none" w:color="000000" w:sz="4" w:space="0"/>
-          <w:bottom w:val="none" w:color="000000" w:sz="4" w:space="0"/>
-          <w:right w:val="none" w:color="000000" w:sz="4" w:space="0"/>
-        </w:pBdr>
-        <w:spacing w:after="0" w:before="0" w:line="331" w:lineRule="auto"/>
-        <w:ind w:right="0" w:firstLine="0" w:left="0"/>
-        <w:rPr/>
-      </w:pPr>
+        <w:pBdr/>
+        <w:spacing/>
+        <w:ind/>
+        <w:rPr>
+          <w:highlight w:val="none"/>
+        </w:rPr>
+      </w:pPr>
+      <w:r/>
       <w:r>
-        <w:rPr>
-          <w:rFonts w:ascii="Arial" w:hAnsi="Arial" w:eastAsia="Arial" w:cs="Arial"/>
-          <w:color w:val="000000"/>
-          <w:sz w:val="22"/>
-          <w:u w:val="none"/>
-        </w:rPr>
-        <w:t xml:space="preserve">FAST API - get - health</w:t>
+        <w:t xml:space="preserve"> </w:t>
       </w:r>
       <w:r/>
-    </w:p>
-    <w:p>
-      <w:pPr>
-        <w:pBdr>
-          <w:top w:val="none" w:color="000000" w:sz="4" w:space="0"/>
-          <w:left w:val="none" w:color="000000" w:sz="4" w:space="0"/>
-          <w:bottom w:val="none" w:color="000000" w:sz="4" w:space="0"/>
-          <w:right w:val="none" w:color="000000" w:sz="4" w:space="0"/>
-        </w:pBdr>
-        <w:spacing w:after="0" w:before="0" w:line="331" w:lineRule="auto"/>
-        <w:ind w:right="0" w:firstLine="0" w:left="0"/>
-        <w:rPr/>
-      </w:pPr>
+      <w:r>
+        <w:t xml:space="preserve"> </w:t>
+      </w:r>
+      <w:r/>
+      <w:r/>
+      <w:r>
+        <w:t xml:space="preserve"> </w:t>
+      </w:r>
       <w:r>
         <mc:AlternateContent>
           <mc:Choice Requires="wpg">
             <w:drawing>
               <wp:inline xmlns:wp="http://schemas.openxmlformats.org/drawingml/2006/wordprocessingDrawing" distT="0" distB="0" distL="0" distR="0">
-                <wp:extent cx="5734050" cy="3048000"/>
+                <wp:extent cx="5943600" cy="2783600"/>
                 <wp:effectExtent l="0" t="0" r="0" b="0"/>
                 <wp:docPr id="1" name=""/>
                 <wp:cNvGraphicFramePr>
@@ -76,7 +51,7 @@
                   <a:graphicData uri="http://schemas.openxmlformats.org/drawingml/2006/picture">
                     <pic:pic xmlns:pic="http://schemas.openxmlformats.org/drawingml/2006/picture">
                       <pic:nvPicPr>
-                        <pic:cNvPr id="1667962141" name=""/>
+                        <pic:cNvPr id="1393089760" name=""/>
                         <pic:cNvPicPr>
                           <a:picLocks noChangeAspect="1"/>
                         </pic:cNvPicPr>
@@ -89,7 +64,7 @@
                       <pic:spPr bwMode="auto">
                         <a:xfrm>
                           <a:off x="0" y="0"/>
-                          <a:ext cx="5734049" cy="3047999"/>
+                          <a:ext cx="5943599" cy="2783600"/>
                         </a:xfrm>
                         <a:prstGeom prst="rect">
                           <a:avLst/>
@@ -122,7 +97,7 @@
                 <v:path o:extrusionok="f" gradientshapeok="t" o:connecttype="rect"/>
                 <o:lock v:ext="edit" aspectratio="t"/>
               </v:shapetype>
-              <v:shape id="_x0000_i0" o:spid="_x0000_s0" type="#_x0000_t75" style="width:451.50pt;height:240.00pt;mso-wrap-distance-left:0.00pt;mso-wrap-distance-top:0.00pt;mso-wrap-distance-right:0.00pt;mso-wrap-distance-bottom:0.00pt;z-index:1;" stroked="false">
+              <v:shape id="_x0000_i0" o:spid="_x0000_s0" type="#_x0000_t75" style="width:468.00pt;height:219.18pt;mso-wrap-distance-left:0.00pt;mso-wrap-distance-top:0.00pt;mso-wrap-distance-right:0.00pt;mso-wrap-distance-bottom:0.00pt;z-index:1;" stroked="false">
                 <v:imagedata r:id="rId8" o:title=""/>
                 <o:lock v:ext="edit" rotation="t"/>
               </v:shape>
@@ -131,65 +106,32 @@
         </mc:AlternateContent>
       </w:r>
       <w:r/>
+      <w:r>
+        <w:rPr>
+          <w:highlight w:val="none"/>
+        </w:rPr>
+      </w:r>
     </w:p>
     <w:p>
       <w:pPr>
-        <w:pBdr>
-          <w:top w:val="none" w:color="000000" w:sz="4" w:space="0"/>
-          <w:left w:val="none" w:color="000000" w:sz="4" w:space="0"/>
-          <w:bottom w:val="none" w:color="000000" w:sz="4" w:space="0"/>
-          <w:right w:val="none" w:color="000000" w:sz="4" w:space="0"/>
-        </w:pBdr>
-        <w:spacing/>
-        <w:ind w:right="0" w:firstLine="0" w:left="0"/>
-        <w:rPr/>
-      </w:pPr>
-      <w:r>
-        <w:br/>
-      </w:r>
-      <w:r/>
-    </w:p>
-    <w:p>
-      <w:pPr>
-        <w:pBdr>
-          <w:top w:val="none" w:color="000000" w:sz="4" w:space="0"/>
-          <w:left w:val="none" w:color="000000" w:sz="4" w:space="0"/>
-          <w:bottom w:val="none" w:color="000000" w:sz="4" w:space="0"/>
-          <w:right w:val="none" w:color="000000" w:sz="4" w:space="0"/>
-        </w:pBdr>
-        <w:spacing w:after="0" w:before="0" w:line="331" w:lineRule="auto"/>
-        <w:ind w:right="0" w:firstLine="0" w:left="0"/>
-        <w:rPr/>
+        <w:pBdr/>
+        <w:spacing/>
+        <w:ind/>
+        <w:rPr>
+          <w:highlight w:val="none"/>
+        </w:rPr>
       </w:pPr>
       <w:r>
         <w:rPr>
-          <w:rFonts w:ascii="Arial" w:hAnsi="Arial" w:eastAsia="Arial" w:cs="Arial"/>
-          <w:color w:val="000000"/>
-          <w:sz w:val="22"/>
-          <w:u w:val="none"/>
+          <w:highlight w:val="none"/>
         </w:rPr>
-        <w:t xml:space="preserve">FAST API - reset</w:t>
       </w:r>
-      <w:r/>
-    </w:p>
-    <w:p>
-      <w:pPr>
-        <w:pBdr>
-          <w:top w:val="none" w:color="000000" w:sz="4" w:space="0"/>
-          <w:left w:val="none" w:color="000000" w:sz="4" w:space="0"/>
-          <w:bottom w:val="none" w:color="000000" w:sz="4" w:space="0"/>
-          <w:right w:val="none" w:color="000000" w:sz="4" w:space="0"/>
-        </w:pBdr>
-        <w:spacing w:after="0" w:before="0" w:line="331" w:lineRule="auto"/>
-        <w:ind w:right="0" w:firstLine="0" w:left="0"/>
-        <w:rPr/>
-      </w:pPr>
       <w:r>
         <mc:AlternateContent>
           <mc:Choice Requires="wpg">
             <w:drawing>
               <wp:inline xmlns:wp="http://schemas.openxmlformats.org/drawingml/2006/wordprocessingDrawing" distT="0" distB="0" distL="0" distR="0">
-                <wp:extent cx="5734050" cy="3609975"/>
+                <wp:extent cx="5943600" cy="2783600"/>
                 <wp:effectExtent l="0" t="0" r="0" b="0"/>
                 <wp:docPr id="2" name=""/>
                 <wp:cNvGraphicFramePr>
@@ -199,7 +141,7 @@
                   <a:graphicData uri="http://schemas.openxmlformats.org/drawingml/2006/picture">
                     <pic:pic xmlns:pic="http://schemas.openxmlformats.org/drawingml/2006/picture">
                       <pic:nvPicPr>
-                        <pic:cNvPr id="77159973" name=""/>
+                        <pic:cNvPr id="1138071882" name=""/>
                         <pic:cNvPicPr>
                           <a:picLocks noChangeAspect="1"/>
                         </pic:cNvPicPr>
@@ -212,7 +154,7 @@
                       <pic:spPr bwMode="auto">
                         <a:xfrm>
                           <a:off x="0" y="0"/>
-                          <a:ext cx="5734049" cy="3609974"/>
+                          <a:ext cx="5943599" cy="2783600"/>
                         </a:xfrm>
                         <a:prstGeom prst="rect">
                           <a:avLst/>
@@ -245,7 +187,7 @@
                 <v:path o:extrusionok="f" gradientshapeok="t" o:connecttype="rect"/>
                 <o:lock v:ext="edit" aspectratio="t"/>
               </v:shapetype>
-              <v:shape id="_x0000_i1" o:spid="_x0000_s1" type="#_x0000_t75" style="width:451.50pt;height:284.25pt;mso-wrap-distance-left:0.00pt;mso-wrap-distance-top:0.00pt;mso-wrap-distance-right:0.00pt;mso-wrap-distance-bottom:0.00pt;z-index:1;" stroked="false">
+              <v:shape id="_x0000_i1" o:spid="_x0000_s1" type="#_x0000_t75" style="width:468.00pt;height:219.18pt;mso-wrap-distance-left:0.00pt;mso-wrap-distance-top:0.00pt;mso-wrap-distance-right:0.00pt;mso-wrap-distance-bottom:0.00pt;z-index:1;" stroked="false">
                 <v:imagedata r:id="rId9" o:title=""/>
                 <o:lock v:ext="edit" rotation="t"/>
               </v:shape>
@@ -253,4310 +195,49 @@
           </mc:Fallback>
         </mc:AlternateContent>
       </w:r>
-      <w:r/>
-    </w:p>
-    <w:p>
-      <w:pPr>
-        <w:pBdr>
-          <w:top w:val="none" w:color="000000" w:sz="4" w:space="0"/>
-          <w:left w:val="none" w:color="000000" w:sz="4" w:space="0"/>
-          <w:bottom w:val="none" w:color="000000" w:sz="4" w:space="0"/>
-          <w:right w:val="none" w:color="000000" w:sz="4" w:space="0"/>
-        </w:pBdr>
-        <w:spacing/>
-        <w:ind w:right="0" w:firstLine="0" w:left="0"/>
-        <w:rPr/>
-      </w:pPr>
-      <w:r>
-        <w:br/>
-      </w:r>
-      <w:r/>
-    </w:p>
-    <w:p>
-      <w:pPr>
-        <w:pBdr>
-          <w:top w:val="none" w:color="000000" w:sz="4" w:space="0"/>
-          <w:left w:val="none" w:color="000000" w:sz="4" w:space="0"/>
-          <w:bottom w:val="none" w:color="000000" w:sz="4" w:space="0"/>
-          <w:right w:val="none" w:color="000000" w:sz="4" w:space="0"/>
-        </w:pBdr>
-        <w:spacing w:after="0" w:before="0" w:line="331" w:lineRule="auto"/>
-        <w:ind w:right="0" w:firstLine="0" w:left="0"/>
-        <w:rPr/>
-      </w:pPr>
       <w:r>
         <w:rPr>
-          <w:rFonts w:ascii="Arial" w:hAnsi="Arial" w:eastAsia="Arial" w:cs="Arial"/>
-          <w:color w:val="000000"/>
-          <w:sz w:val="22"/>
-          <w:u w:val="none"/>
+          <w:highlight w:val="none"/>
         </w:rPr>
-        <w:t xml:space="preserve">FAST API - Chat</w:t>
-      </w:r>
-      <w:r/>
-    </w:p>
-    <w:p>
-      <w:pPr>
-        <w:pBdr>
-          <w:top w:val="none" w:color="000000" w:sz="4" w:space="0"/>
-          <w:left w:val="none" w:color="000000" w:sz="4" w:space="0"/>
-          <w:bottom w:val="none" w:color="000000" w:sz="4" w:space="0"/>
-          <w:right w:val="none" w:color="000000" w:sz="4" w:space="0"/>
-        </w:pBdr>
-        <w:spacing w:after="0" w:before="0" w:line="331" w:lineRule="auto"/>
-        <w:ind w:right="0" w:firstLine="0" w:left="0"/>
-        <w:rPr/>
-      </w:pPr>
-      <w:r>
-        <mc:AlternateContent>
-          <mc:Choice Requires="wpg">
-            <w:drawing>
-              <wp:inline xmlns:wp="http://schemas.openxmlformats.org/drawingml/2006/wordprocessingDrawing" distT="0" distB="0" distL="0" distR="0">
-                <wp:extent cx="5734050" cy="2400300"/>
-                <wp:effectExtent l="0" t="0" r="0" b="0"/>
-                <wp:docPr id="3" name=""/>
-                <wp:cNvGraphicFramePr>
-                  <a:graphicFrameLocks xmlns:a="http://schemas.openxmlformats.org/drawingml/2006/main" noChangeAspect="1"/>
-                </wp:cNvGraphicFramePr>
-                <a:graphic xmlns:a="http://schemas.openxmlformats.org/drawingml/2006/main">
-                  <a:graphicData uri="http://schemas.openxmlformats.org/drawingml/2006/picture">
-                    <pic:pic xmlns:pic="http://schemas.openxmlformats.org/drawingml/2006/picture">
-                      <pic:nvPicPr>
-                        <pic:cNvPr id="2013583496" name=""/>
-                        <pic:cNvPicPr>
-                          <a:picLocks noChangeAspect="1"/>
-                        </pic:cNvPicPr>
-                        <pic:nvPr/>
-                      </pic:nvPicPr>
-                      <pic:blipFill>
-                        <a:blip r:embed="rId10"/>
-                        <a:stretch/>
-                      </pic:blipFill>
-                      <pic:spPr bwMode="auto">
-                        <a:xfrm>
-                          <a:off x="0" y="0"/>
-                          <a:ext cx="5734049" cy="2400300"/>
-                        </a:xfrm>
-                        <a:prstGeom prst="rect">
-                          <a:avLst/>
-                        </a:prstGeom>
-                      </pic:spPr>
-                    </pic:pic>
-                  </a:graphicData>
-                </a:graphic>
-              </wp:inline>
-            </w:drawing>
-          </mc:Choice>
-          <mc:Fallback>
-            <w:pict>
-              <v:shapetype id="_x0000_t75" coordsize="21600,21600" o:spt="75" o:preferrelative="t" path="m@4@5l@4@11@9@11@9@5xe" filled="f" stroked="f">
-                <v:stroke joinstyle="miter"/>
-                <v:formulas>
-                  <v:f eqn="if lineDrawn pixelLineWidth 0"/>
-                  <v:f eqn="sum @0 1 0"/>
-                  <v:f eqn="sum 0 0 @1"/>
-                  <v:f eqn="prod @2 1 2"/>
-                  <v:f eqn="prod @3 21600 pixelWidth"/>
-                  <v:f eqn="prod @3 21600 pixelHeight"/>
-                  <v:f eqn="sum @0 0 1"/>
-                  <v:f eqn="prod @6 1 2"/>
-                  <v:f eqn="prod @7 21600 pixelWidth"/>
-                  <v:f eqn="sum @8 21600 0"/>
-                  <v:f eqn="prod @7 21600 pixelHeight"/>
-                  <v:f eqn="sum @10 21600 0"/>
-                </v:formulas>
-                <v:path o:extrusionok="f" gradientshapeok="t" o:connecttype="rect"/>
-                <o:lock v:ext="edit" aspectratio="t"/>
-              </v:shapetype>
-              <v:shape id="_x0000_i2" o:spid="_x0000_s2" type="#_x0000_t75" style="width:451.50pt;height:189.00pt;mso-wrap-distance-left:0.00pt;mso-wrap-distance-top:0.00pt;mso-wrap-distance-right:0.00pt;mso-wrap-distance-bottom:0.00pt;z-index:1;" stroked="false">
-                <v:imagedata r:id="rId10" o:title=""/>
-                <o:lock v:ext="edit" rotation="t"/>
-              </v:shape>
-            </w:pict>
-          </mc:Fallback>
-        </mc:AlternateContent>
-      </w:r>
-      <w:r/>
-    </w:p>
-    <w:p>
-      <w:pPr>
-        <w:pBdr>
-          <w:top w:val="none" w:color="000000" w:sz="4" w:space="0"/>
-          <w:left w:val="none" w:color="000000" w:sz="4" w:space="0"/>
-          <w:bottom w:val="none" w:color="000000" w:sz="4" w:space="0"/>
-          <w:right w:val="none" w:color="000000" w:sz="4" w:space="0"/>
-        </w:pBdr>
-        <w:spacing w:after="0" w:before="0" w:line="331" w:lineRule="auto"/>
-        <w:ind w:right="0" w:firstLine="0" w:left="0"/>
-        <w:rPr/>
-      </w:pPr>
-      <w:r>
-        <mc:AlternateContent>
-          <mc:Choice Requires="wpg">
-            <w:drawing>
-              <wp:inline xmlns:wp="http://schemas.openxmlformats.org/drawingml/2006/wordprocessingDrawing" distT="0" distB="0" distL="0" distR="0">
-                <wp:extent cx="5734050" cy="2409825"/>
-                <wp:effectExtent l="0" t="0" r="0" b="0"/>
-                <wp:docPr id="4" name=""/>
-                <wp:cNvGraphicFramePr>
-                  <a:graphicFrameLocks xmlns:a="http://schemas.openxmlformats.org/drawingml/2006/main" noChangeAspect="1"/>
-                </wp:cNvGraphicFramePr>
-                <a:graphic xmlns:a="http://schemas.openxmlformats.org/drawingml/2006/main">
-                  <a:graphicData uri="http://schemas.openxmlformats.org/drawingml/2006/picture">
-                    <pic:pic xmlns:pic="http://schemas.openxmlformats.org/drawingml/2006/picture">
-                      <pic:nvPicPr>
-                        <pic:cNvPr id="689864219" name=""/>
-                        <pic:cNvPicPr>
-                          <a:picLocks noChangeAspect="1"/>
-                        </pic:cNvPicPr>
-                        <pic:nvPr/>
-                      </pic:nvPicPr>
-                      <pic:blipFill>
-                        <a:blip r:embed="rId11"/>
-                        <a:stretch/>
-                      </pic:blipFill>
-                      <pic:spPr bwMode="auto">
-                        <a:xfrm>
-                          <a:off x="0" y="0"/>
-                          <a:ext cx="5734049" cy="2409824"/>
-                        </a:xfrm>
-                        <a:prstGeom prst="rect">
-                          <a:avLst/>
-                        </a:prstGeom>
-                      </pic:spPr>
-                    </pic:pic>
-                  </a:graphicData>
-                </a:graphic>
-              </wp:inline>
-            </w:drawing>
-          </mc:Choice>
-          <mc:Fallback>
-            <w:pict>
-              <v:shapetype id="_x0000_t75" coordsize="21600,21600" o:spt="75" o:preferrelative="t" path="m@4@5l@4@11@9@11@9@5xe" filled="f" stroked="f">
-                <v:stroke joinstyle="miter"/>
-                <v:formulas>
-                  <v:f eqn="if lineDrawn pixelLineWidth 0"/>
-                  <v:f eqn="sum @0 1 0"/>
-                  <v:f eqn="sum 0 0 @1"/>
-                  <v:f eqn="prod @2 1 2"/>
-                  <v:f eqn="prod @3 21600 pixelWidth"/>
-                  <v:f eqn="prod @3 21600 pixelHeight"/>
-                  <v:f eqn="sum @0 0 1"/>
-                  <v:f eqn="prod @6 1 2"/>
-                  <v:f eqn="prod @7 21600 pixelWidth"/>
-                  <v:f eqn="sum @8 21600 0"/>
-                  <v:f eqn="prod @7 21600 pixelHeight"/>
-                  <v:f eqn="sum @10 21600 0"/>
-                </v:formulas>
-                <v:path o:extrusionok="f" gradientshapeok="t" o:connecttype="rect"/>
-                <o:lock v:ext="edit" aspectratio="t"/>
-              </v:shapetype>
-              <v:shape id="_x0000_i3" o:spid="_x0000_s3" type="#_x0000_t75" style="width:451.50pt;height:189.75pt;mso-wrap-distance-left:0.00pt;mso-wrap-distance-top:0.00pt;mso-wrap-distance-right:0.00pt;mso-wrap-distance-bottom:0.00pt;z-index:1;" stroked="false">
-                <v:imagedata r:id="rId11" o:title=""/>
-                <o:lock v:ext="edit" rotation="t"/>
-              </v:shape>
-            </w:pict>
-          </mc:Fallback>
-        </mc:AlternateContent>
-      </w:r>
-      <w:r/>
-    </w:p>
-    <w:p>
-      <w:pPr>
-        <w:pBdr>
-          <w:top w:val="none" w:color="000000" w:sz="4" w:space="0"/>
-          <w:left w:val="none" w:color="000000" w:sz="4" w:space="0"/>
-          <w:bottom w:val="none" w:color="000000" w:sz="4" w:space="0"/>
-          <w:right w:val="none" w:color="000000" w:sz="4" w:space="0"/>
-        </w:pBdr>
-        <w:spacing/>
-        <w:ind w:right="0" w:firstLine="0" w:left="0"/>
-        <w:rPr/>
-      </w:pPr>
-      <w:r>
-        <w:br/>
-        <w:br/>
-        <w:br/>
-        <w:br/>
-        <w:br/>
-        <w:br/>
-        <w:br/>
-        <w:br/>
-        <w:br/>
-        <w:br/>
-        <w:br/>
-        <w:br/>
-        <w:br/>
-        <w:br/>
-        <w:br/>
-        <w:br/>
-        <w:br/>
-        <w:br/>
-        <w:br/>
-        <w:br/>
-        <w:br/>
-      </w:r>
-      <w:r/>
-    </w:p>
-    <w:p>
-      <w:pPr>
-        <w:pBdr>
-          <w:top w:val="none" w:color="000000" w:sz="4" w:space="0"/>
-          <w:left w:val="none" w:color="000000" w:sz="4" w:space="0"/>
-          <w:bottom w:val="none" w:color="000000" w:sz="4" w:space="0"/>
-          <w:right w:val="none" w:color="000000" w:sz="4" w:space="0"/>
-        </w:pBdr>
-        <w:spacing w:after="0" w:before="0" w:line="331" w:lineRule="auto"/>
-        <w:ind w:right="0" w:firstLine="0" w:left="0"/>
-        <w:rPr/>
-      </w:pPr>
-      <w:r>
-        <w:rPr>
-          <w:rFonts w:ascii="Arial" w:hAnsi="Arial" w:eastAsia="Arial" w:cs="Arial"/>
-          <w:b/>
-          <w:color w:val="000000"/>
-          <w:sz w:val="22"/>
-          <w:u w:val="none"/>
-        </w:rPr>
-        <w:t xml:space="preserve">Langsmith traceability</w:t>
-      </w:r>
-      <w:r/>
-    </w:p>
-    <w:p>
-      <w:pPr>
-        <w:pBdr>
-          <w:top w:val="none" w:color="000000" w:sz="4" w:space="0"/>
-          <w:left w:val="none" w:color="000000" w:sz="4" w:space="0"/>
-          <w:bottom w:val="none" w:color="000000" w:sz="4" w:space="0"/>
-          <w:right w:val="none" w:color="000000" w:sz="4" w:space="0"/>
-        </w:pBdr>
-        <w:spacing/>
-        <w:ind w:right="0" w:firstLine="0" w:left="0"/>
-        <w:rPr/>
-      </w:pPr>
-      <w:r>
-        <w:br/>
-      </w:r>
-      <w:r/>
-    </w:p>
-    <w:p>
-      <w:pPr>
-        <w:pBdr>
-          <w:top w:val="none" w:color="000000" w:sz="4" w:space="0"/>
-          <w:left w:val="none" w:color="000000" w:sz="4" w:space="0"/>
-          <w:bottom w:val="none" w:color="000000" w:sz="4" w:space="0"/>
-          <w:right w:val="none" w:color="000000" w:sz="4" w:space="0"/>
-        </w:pBdr>
-        <w:spacing w:after="0" w:before="0" w:line="331" w:lineRule="auto"/>
-        <w:ind w:right="0" w:firstLine="0" w:left="0"/>
-        <w:rPr/>
-      </w:pPr>
-      <w:r>
-        <w:rPr>
-          <w:rFonts w:ascii="Arial" w:hAnsi="Arial" w:eastAsia="Arial" w:cs="Arial"/>
-          <w:color w:val="000000"/>
-          <w:sz w:val="22"/>
-          <w:u w:val="none"/>
-        </w:rPr>
-        <w:t xml:space="preserve">Claim Submission for a policy number enabling langsmith tracing : </w:t>
-      </w:r>
-      <w:r/>
-    </w:p>
-    <w:p>
-      <w:pPr>
-        <w:pBdr>
-          <w:top w:val="none" w:color="000000" w:sz="4" w:space="0"/>
-          <w:left w:val="none" w:color="000000" w:sz="4" w:space="0"/>
-          <w:bottom w:val="none" w:color="000000" w:sz="4" w:space="0"/>
-          <w:right w:val="none" w:color="000000" w:sz="4" w:space="0"/>
-        </w:pBdr>
-        <w:spacing/>
-        <w:ind w:right="0" w:firstLine="0" w:left="0"/>
-        <w:rPr/>
-      </w:pPr>
-      <w:r>
-        <w:br/>
-      </w:r>
-      <w:r/>
-    </w:p>
-    <w:p>
-      <w:pPr>
-        <w:pBdr>
-          <w:top w:val="none" w:color="000000" w:sz="4" w:space="0"/>
-          <w:left w:val="none" w:color="000000" w:sz="4" w:space="0"/>
-          <w:bottom w:val="none" w:color="000000" w:sz="4" w:space="0"/>
-          <w:right w:val="none" w:color="000000" w:sz="4" w:space="0"/>
-        </w:pBdr>
-        <w:spacing w:after="0" w:before="0" w:line="331" w:lineRule="auto"/>
-        <w:ind w:right="0" w:firstLine="0" w:left="0"/>
-        <w:rPr/>
-      </w:pPr>
-      <w:r>
-        <mc:AlternateContent>
-          <mc:Choice Requires="wpg">
-            <w:drawing>
-              <wp:inline xmlns:wp="http://schemas.openxmlformats.org/drawingml/2006/wordprocessingDrawing" distT="0" distB="0" distL="0" distR="0">
-                <wp:extent cx="5734050" cy="2505075"/>
-                <wp:effectExtent l="0" t="0" r="0" b="0"/>
-                <wp:docPr id="5" name=""/>
-                <wp:cNvGraphicFramePr>
-                  <a:graphicFrameLocks xmlns:a="http://schemas.openxmlformats.org/drawingml/2006/main" noChangeAspect="1"/>
-                </wp:cNvGraphicFramePr>
-                <a:graphic xmlns:a="http://schemas.openxmlformats.org/drawingml/2006/main">
-                  <a:graphicData uri="http://schemas.openxmlformats.org/drawingml/2006/picture">
-                    <pic:pic xmlns:pic="http://schemas.openxmlformats.org/drawingml/2006/picture">
-                      <pic:nvPicPr>
-                        <pic:cNvPr id="392971973" name=""/>
-                        <pic:cNvPicPr>
-                          <a:picLocks noChangeAspect="1"/>
-                        </pic:cNvPicPr>
-                        <pic:nvPr/>
-                      </pic:nvPicPr>
-                      <pic:blipFill>
-                        <a:blip r:embed="rId12"/>
-                        <a:stretch/>
-                      </pic:blipFill>
-                      <pic:spPr bwMode="auto">
-                        <a:xfrm>
-                          <a:off x="0" y="0"/>
-                          <a:ext cx="5734049" cy="2505074"/>
-                        </a:xfrm>
-                        <a:prstGeom prst="rect">
-                          <a:avLst/>
-                        </a:prstGeom>
-                      </pic:spPr>
-                    </pic:pic>
-                  </a:graphicData>
-                </a:graphic>
-              </wp:inline>
-            </w:drawing>
-          </mc:Choice>
-          <mc:Fallback>
-            <w:pict>
-              <v:shapetype id="_x0000_t75" coordsize="21600,21600" o:spt="75" o:preferrelative="t" path="m@4@5l@4@11@9@11@9@5xe" filled="f" stroked="f">
-                <v:stroke joinstyle="miter"/>
-                <v:formulas>
-                  <v:f eqn="if lineDrawn pixelLineWidth 0"/>
-                  <v:f eqn="sum @0 1 0"/>
-                  <v:f eqn="sum 0 0 @1"/>
-                  <v:f eqn="prod @2 1 2"/>
-                  <v:f eqn="prod @3 21600 pixelWidth"/>
-                  <v:f eqn="prod @3 21600 pixelHeight"/>
-                  <v:f eqn="sum @0 0 1"/>
-                  <v:f eqn="prod @6 1 2"/>
-                  <v:f eqn="prod @7 21600 pixelWidth"/>
-                  <v:f eqn="sum @8 21600 0"/>
-                  <v:f eqn="prod @7 21600 pixelHeight"/>
-                  <v:f eqn="sum @10 21600 0"/>
-                </v:formulas>
-                <v:path o:extrusionok="f" gradientshapeok="t" o:connecttype="rect"/>
-                <o:lock v:ext="edit" aspectratio="t"/>
-              </v:shapetype>
-              <v:shape id="_x0000_i4" o:spid="_x0000_s4" type="#_x0000_t75" style="width:451.50pt;height:197.25pt;mso-wrap-distance-left:0.00pt;mso-wrap-distance-top:0.00pt;mso-wrap-distance-right:0.00pt;mso-wrap-distance-bottom:0.00pt;z-index:1;" stroked="false">
-                <v:imagedata r:id="rId12" o:title=""/>
-                <o:lock v:ext="edit" rotation="t"/>
-              </v:shape>
-            </w:pict>
-          </mc:Fallback>
-        </mc:AlternateContent>
-      </w:r>
-      <w:r/>
-    </w:p>
-    <w:p>
-      <w:pPr>
-        <w:pBdr>
-          <w:top w:val="none" w:color="000000" w:sz="4" w:space="0"/>
-          <w:left w:val="none" w:color="000000" w:sz="4" w:space="0"/>
-          <w:bottom w:val="none" w:color="000000" w:sz="4" w:space="0"/>
-          <w:right w:val="none" w:color="000000" w:sz="4" w:space="0"/>
-        </w:pBdr>
-        <w:spacing w:after="0" w:before="0" w:line="331" w:lineRule="auto"/>
-        <w:ind w:right="0" w:firstLine="0" w:left="0"/>
-        <w:rPr/>
-      </w:pPr>
-      <w:r>
-        <w:rPr>
-          <w:rFonts w:ascii="Arial" w:hAnsi="Arial" w:eastAsia="Arial" w:cs="Arial"/>
-          <w:color w:val="000000"/>
-          <w:sz w:val="22"/>
-          <w:u w:val="none"/>
-        </w:rPr>
-        <w:t xml:space="preserve">Langsmith Tracing</w:t>
-      </w:r>
-      <w:r/>
-    </w:p>
-    <w:p>
-      <w:pPr>
-        <w:pBdr>
-          <w:top w:val="none" w:color="000000" w:sz="4" w:space="0"/>
-          <w:left w:val="none" w:color="000000" w:sz="4" w:space="0"/>
-          <w:bottom w:val="none" w:color="000000" w:sz="4" w:space="0"/>
-          <w:right w:val="none" w:color="000000" w:sz="4" w:space="0"/>
-        </w:pBdr>
-        <w:spacing w:after="0" w:before="0" w:line="331" w:lineRule="auto"/>
-        <w:ind w:right="0" w:firstLine="0" w:left="0"/>
-        <w:rPr/>
-      </w:pPr>
-      <w:r>
-        <mc:AlternateContent>
-          <mc:Choice Requires="wpg">
-            <w:drawing>
-              <wp:inline xmlns:wp="http://schemas.openxmlformats.org/drawingml/2006/wordprocessingDrawing" distT="0" distB="0" distL="0" distR="0">
-                <wp:extent cx="5734050" cy="2809875"/>
-                <wp:effectExtent l="0" t="0" r="0" b="0"/>
-                <wp:docPr id="6" name=""/>
-                <wp:cNvGraphicFramePr>
-                  <a:graphicFrameLocks xmlns:a="http://schemas.openxmlformats.org/drawingml/2006/main" noChangeAspect="1"/>
-                </wp:cNvGraphicFramePr>
-                <a:graphic xmlns:a="http://schemas.openxmlformats.org/drawingml/2006/main">
-                  <a:graphicData uri="http://schemas.openxmlformats.org/drawingml/2006/picture">
-                    <pic:pic xmlns:pic="http://schemas.openxmlformats.org/drawingml/2006/picture">
-                      <pic:nvPicPr>
-                        <pic:cNvPr id="119055729" name=""/>
-                        <pic:cNvPicPr>
-                          <a:picLocks noChangeAspect="1"/>
-                        </pic:cNvPicPr>
-                        <pic:nvPr/>
-                      </pic:nvPicPr>
-                      <pic:blipFill>
-                        <a:blip r:embed="rId13"/>
-                        <a:stretch/>
-                      </pic:blipFill>
-                      <pic:spPr bwMode="auto">
-                        <a:xfrm>
-                          <a:off x="0" y="0"/>
-                          <a:ext cx="5734049" cy="2809874"/>
-                        </a:xfrm>
-                        <a:prstGeom prst="rect">
-                          <a:avLst/>
-                        </a:prstGeom>
-                      </pic:spPr>
-                    </pic:pic>
-                  </a:graphicData>
-                </a:graphic>
-              </wp:inline>
-            </w:drawing>
-          </mc:Choice>
-          <mc:Fallback>
-            <w:pict>
-              <v:shapetype id="_x0000_t75" coordsize="21600,21600" o:spt="75" o:preferrelative="t" path="m@4@5l@4@11@9@11@9@5xe" filled="f" stroked="f">
-                <v:stroke joinstyle="miter"/>
-                <v:formulas>
-                  <v:f eqn="if lineDrawn pixelLineWidth 0"/>
-                  <v:f eqn="sum @0 1 0"/>
-                  <v:f eqn="sum 0 0 @1"/>
-                  <v:f eqn="prod @2 1 2"/>
-                  <v:f eqn="prod @3 21600 pixelWidth"/>
-                  <v:f eqn="prod @3 21600 pixelHeight"/>
-                  <v:f eqn="sum @0 0 1"/>
-                  <v:f eqn="prod @6 1 2"/>
-                  <v:f eqn="prod @7 21600 pixelWidth"/>
-                  <v:f eqn="sum @8 21600 0"/>
-                  <v:f eqn="prod @7 21600 pixelHeight"/>
-                  <v:f eqn="sum @10 21600 0"/>
-                </v:formulas>
-                <v:path o:extrusionok="f" gradientshapeok="t" o:connecttype="rect"/>
-                <o:lock v:ext="edit" aspectratio="t"/>
-              </v:shapetype>
-              <v:shape id="_x0000_i5" o:spid="_x0000_s5" type="#_x0000_t75" style="width:451.50pt;height:221.25pt;mso-wrap-distance-left:0.00pt;mso-wrap-distance-top:0.00pt;mso-wrap-distance-right:0.00pt;mso-wrap-distance-bottom:0.00pt;z-index:1;" stroked="false">
-                <v:imagedata r:id="rId13" o:title=""/>
-                <o:lock v:ext="edit" rotation="t"/>
-              </v:shape>
-            </w:pict>
-          </mc:Fallback>
-        </mc:AlternateContent>
-      </w:r>
-      <w:r/>
-    </w:p>
-    <w:p>
-      <w:pPr>
-        <w:pBdr>
-          <w:top w:val="none" w:color="000000" w:sz="4" w:space="0"/>
-          <w:left w:val="none" w:color="000000" w:sz="4" w:space="0"/>
-          <w:bottom w:val="none" w:color="000000" w:sz="4" w:space="0"/>
-          <w:right w:val="none" w:color="000000" w:sz="4" w:space="0"/>
-        </w:pBdr>
-        <w:spacing w:after="0" w:before="0" w:line="331" w:lineRule="auto"/>
-        <w:ind w:right="0" w:firstLine="0" w:left="0"/>
-        <w:rPr/>
-      </w:pPr>
-      <w:r>
-        <mc:AlternateContent>
-          <mc:Choice Requires="wpg">
-            <w:drawing>
-              <wp:inline xmlns:wp="http://schemas.openxmlformats.org/drawingml/2006/wordprocessingDrawing" distT="0" distB="0" distL="0" distR="0">
-                <wp:extent cx="5734050" cy="2657475"/>
-                <wp:effectExtent l="0" t="0" r="0" b="0"/>
-                <wp:docPr id="7" name=""/>
-                <wp:cNvGraphicFramePr>
-                  <a:graphicFrameLocks xmlns:a="http://schemas.openxmlformats.org/drawingml/2006/main" noChangeAspect="1"/>
-                </wp:cNvGraphicFramePr>
-                <a:graphic xmlns:a="http://schemas.openxmlformats.org/drawingml/2006/main">
-                  <a:graphicData uri="http://schemas.openxmlformats.org/drawingml/2006/picture">
-                    <pic:pic xmlns:pic="http://schemas.openxmlformats.org/drawingml/2006/picture">
-                      <pic:nvPicPr>
-                        <pic:cNvPr id="1639027328" name=""/>
-                        <pic:cNvPicPr>
-                          <a:picLocks noChangeAspect="1"/>
-                        </pic:cNvPicPr>
-                        <pic:nvPr/>
-                      </pic:nvPicPr>
-                      <pic:blipFill>
-                        <a:blip r:embed="rId14"/>
-                        <a:stretch/>
-                      </pic:blipFill>
-                      <pic:spPr bwMode="auto">
-                        <a:xfrm>
-                          <a:off x="0" y="0"/>
-                          <a:ext cx="5734049" cy="2657474"/>
-                        </a:xfrm>
-                        <a:prstGeom prst="rect">
-                          <a:avLst/>
-                        </a:prstGeom>
-                      </pic:spPr>
-                    </pic:pic>
-                  </a:graphicData>
-                </a:graphic>
-              </wp:inline>
-            </w:drawing>
-          </mc:Choice>
-          <mc:Fallback>
-            <w:pict>
-              <v:shapetype id="_x0000_t75" coordsize="21600,21600" o:spt="75" o:preferrelative="t" path="m@4@5l@4@11@9@11@9@5xe" filled="f" stroked="f">
-                <v:stroke joinstyle="miter"/>
-                <v:formulas>
-                  <v:f eqn="if lineDrawn pixelLineWidth 0"/>
-                  <v:f eqn="sum @0 1 0"/>
-                  <v:f eqn="sum 0 0 @1"/>
-                  <v:f eqn="prod @2 1 2"/>
-                  <v:f eqn="prod @3 21600 pixelWidth"/>
-                  <v:f eqn="prod @3 21600 pixelHeight"/>
-                  <v:f eqn="sum @0 0 1"/>
-                  <v:f eqn="prod @6 1 2"/>
-                  <v:f eqn="prod @7 21600 pixelWidth"/>
-                  <v:f eqn="sum @8 21600 0"/>
-                  <v:f eqn="prod @7 21600 pixelHeight"/>
-                  <v:f eqn="sum @10 21600 0"/>
-                </v:formulas>
-                <v:path o:extrusionok="f" gradientshapeok="t" o:connecttype="rect"/>
-                <o:lock v:ext="edit" aspectratio="t"/>
-              </v:shapetype>
-              <v:shape id="_x0000_i6" o:spid="_x0000_s6" type="#_x0000_t75" style="width:451.50pt;height:209.25pt;mso-wrap-distance-left:0.00pt;mso-wrap-distance-top:0.00pt;mso-wrap-distance-right:0.00pt;mso-wrap-distance-bottom:0.00pt;z-index:1;" stroked="false">
-                <v:imagedata r:id="rId14" o:title=""/>
-                <o:lock v:ext="edit" rotation="t"/>
-              </v:shape>
-            </w:pict>
-          </mc:Fallback>
-        </mc:AlternateContent>
-      </w:r>
-      <w:r/>
-    </w:p>
-    <w:p>
-      <w:pPr>
-        <w:pBdr>
-          <w:top w:val="none" w:color="000000" w:sz="4" w:space="0"/>
-          <w:left w:val="none" w:color="000000" w:sz="4" w:space="0"/>
-          <w:bottom w:val="none" w:color="000000" w:sz="4" w:space="0"/>
-          <w:right w:val="none" w:color="000000" w:sz="4" w:space="0"/>
-        </w:pBdr>
-        <w:spacing w:after="0" w:before="0" w:line="331" w:lineRule="auto"/>
-        <w:ind w:right="0" w:firstLine="0" w:left="0"/>
-        <w:rPr/>
-      </w:pPr>
-      <w:r>
-        <w:rPr>
-          <w:rFonts w:ascii="Arial" w:hAnsi="Arial" w:eastAsia="Arial" w:cs="Arial"/>
-          <w:color w:val="000000"/>
-          <w:sz w:val="22"/>
-          <w:u w:val="none"/>
-        </w:rPr>
-        <w:t xml:space="preserve">{</w:t>
-      </w:r>
-      <w:r/>
-    </w:p>
-    <w:p>
-      <w:pPr>
-        <w:pBdr>
-          <w:top w:val="none" w:color="000000" w:sz="4" w:space="0"/>
-          <w:left w:val="none" w:color="000000" w:sz="4" w:space="0"/>
-          <w:bottom w:val="none" w:color="000000" w:sz="4" w:space="0"/>
-          <w:right w:val="none" w:color="000000" w:sz="4" w:space="0"/>
-        </w:pBdr>
-        <w:spacing w:after="0" w:before="0" w:line="331" w:lineRule="auto"/>
-        <w:ind w:right="0" w:firstLine="0" w:left="0"/>
-        <w:rPr/>
-      </w:pPr>
-      <w:r>
-        <w:rPr>
-          <w:rFonts w:ascii="Arial" w:hAnsi="Arial" w:eastAsia="Arial" w:cs="Arial"/>
-          <w:color w:val="000000"/>
-          <w:sz w:val="22"/>
-          <w:u w:val="none"/>
-        </w:rPr>
-        <w:t xml:space="preserve">  "inputs": {</w:t>
-      </w:r>
-      <w:r/>
-    </w:p>
-    <w:p>
-      <w:pPr>
-        <w:pBdr>
-          <w:top w:val="none" w:color="000000" w:sz="4" w:space="0"/>
-          <w:left w:val="none" w:color="000000" w:sz="4" w:space="0"/>
-          <w:bottom w:val="none" w:color="000000" w:sz="4" w:space="0"/>
-          <w:right w:val="none" w:color="000000" w:sz="4" w:space="0"/>
-        </w:pBdr>
-        <w:spacing w:after="0" w:before="0" w:line="331" w:lineRule="auto"/>
-        <w:ind w:right="0" w:firstLine="0" w:left="0"/>
-        <w:rPr/>
-      </w:pPr>
-      <w:r>
-        <w:rPr>
-          <w:rFonts w:ascii="Arial" w:hAnsi="Arial" w:eastAsia="Arial" w:cs="Arial"/>
-          <w:color w:val="000000"/>
-          <w:sz w:val="22"/>
-          <w:u w:val="none"/>
-        </w:rPr>
-        <w:t xml:space="preserve">    "messages": [</w:t>
-      </w:r>
-      <w:r/>
-    </w:p>
-    <w:p>
-      <w:pPr>
-        <w:pBdr>
-          <w:top w:val="none" w:color="000000" w:sz="4" w:space="0"/>
-          <w:left w:val="none" w:color="000000" w:sz="4" w:space="0"/>
-          <w:bottom w:val="none" w:color="000000" w:sz="4" w:space="0"/>
-          <w:right w:val="none" w:color="000000" w:sz="4" w:space="0"/>
-        </w:pBdr>
-        <w:spacing w:after="0" w:before="0" w:line="331" w:lineRule="auto"/>
-        <w:ind w:right="0" w:firstLine="0" w:left="0"/>
-        <w:rPr/>
-      </w:pPr>
-      <w:r>
-        <w:rPr>
-          <w:rFonts w:ascii="Arial" w:hAnsi="Arial" w:eastAsia="Arial" w:cs="Arial"/>
-          <w:color w:val="000000"/>
-          <w:sz w:val="22"/>
-          <w:u w:val="none"/>
-        </w:rPr>
-        <w:t xml:space="preserve">      [</w:t>
-      </w:r>
-      <w:r/>
-    </w:p>
-    <w:p>
-      <w:pPr>
-        <w:pBdr>
-          <w:top w:val="none" w:color="000000" w:sz="4" w:space="0"/>
-          <w:left w:val="none" w:color="000000" w:sz="4" w:space="0"/>
-          <w:bottom w:val="none" w:color="000000" w:sz="4" w:space="0"/>
-          <w:right w:val="none" w:color="000000" w:sz="4" w:space="0"/>
-        </w:pBdr>
-        <w:spacing w:after="0" w:before="0" w:line="331" w:lineRule="auto"/>
-        <w:ind w:right="0" w:firstLine="0" w:left="0"/>
-        <w:rPr/>
-      </w:pPr>
-      <w:r>
-        <w:rPr>
-          <w:rFonts w:ascii="Arial" w:hAnsi="Arial" w:eastAsia="Arial" w:cs="Arial"/>
-          <w:color w:val="000000"/>
-          <w:sz w:val="22"/>
-          <w:u w:val="none"/>
-        </w:rPr>
-        <w:t xml:space="preserve">        {</w:t>
-      </w:r>
-      <w:r/>
-    </w:p>
-    <w:p>
-      <w:pPr>
-        <w:pBdr>
-          <w:top w:val="none" w:color="000000" w:sz="4" w:space="0"/>
-          <w:left w:val="none" w:color="000000" w:sz="4" w:space="0"/>
-          <w:bottom w:val="none" w:color="000000" w:sz="4" w:space="0"/>
-          <w:right w:val="none" w:color="000000" w:sz="4" w:space="0"/>
-        </w:pBdr>
-        <w:spacing w:after="0" w:before="0" w:line="331" w:lineRule="auto"/>
-        <w:ind w:right="0" w:firstLine="0" w:left="0"/>
-        <w:rPr/>
-      </w:pPr>
-      <w:r>
-        <w:rPr>
-          <w:rFonts w:ascii="Arial" w:hAnsi="Arial" w:eastAsia="Arial" w:cs="Arial"/>
-          <w:color w:val="000000"/>
-          <w:sz w:val="22"/>
-          <w:u w:val="none"/>
-        </w:rPr>
-        <w:t xml:space="preserve">          "id": [</w:t>
-      </w:r>
-      <w:r/>
-    </w:p>
-    <w:p>
-      <w:pPr>
-        <w:pBdr>
-          <w:top w:val="none" w:color="000000" w:sz="4" w:space="0"/>
-          <w:left w:val="none" w:color="000000" w:sz="4" w:space="0"/>
-          <w:bottom w:val="none" w:color="000000" w:sz="4" w:space="0"/>
-          <w:right w:val="none" w:color="000000" w:sz="4" w:space="0"/>
-        </w:pBdr>
-        <w:spacing w:after="0" w:before="0" w:line="331" w:lineRule="auto"/>
-        <w:ind w:right="0" w:firstLine="0" w:left="0"/>
-        <w:rPr/>
-      </w:pPr>
-      <w:r>
-        <w:rPr>
-          <w:rFonts w:ascii="Arial" w:hAnsi="Arial" w:eastAsia="Arial" w:cs="Arial"/>
-          <w:color w:val="000000"/>
-          <w:sz w:val="22"/>
-          <w:u w:val="none"/>
-        </w:rPr>
-        <w:t xml:space="preserve">            "langchain",</w:t>
-      </w:r>
-      <w:r/>
-    </w:p>
-    <w:p>
-      <w:pPr>
-        <w:pBdr>
-          <w:top w:val="none" w:color="000000" w:sz="4" w:space="0"/>
-          <w:left w:val="none" w:color="000000" w:sz="4" w:space="0"/>
-          <w:bottom w:val="none" w:color="000000" w:sz="4" w:space="0"/>
-          <w:right w:val="none" w:color="000000" w:sz="4" w:space="0"/>
-        </w:pBdr>
-        <w:spacing w:after="0" w:before="0" w:line="331" w:lineRule="auto"/>
-        <w:ind w:right="0" w:firstLine="0" w:left="0"/>
-        <w:rPr/>
-      </w:pPr>
-      <w:r>
-        <w:rPr>
-          <w:rFonts w:ascii="Arial" w:hAnsi="Arial" w:eastAsia="Arial" w:cs="Arial"/>
-          <w:color w:val="000000"/>
-          <w:sz w:val="22"/>
-          <w:u w:val="none"/>
-        </w:rPr>
-        <w:t xml:space="preserve">            "schema",</w:t>
-      </w:r>
-      <w:r/>
-    </w:p>
-    <w:p>
-      <w:pPr>
-        <w:pBdr>
-          <w:top w:val="none" w:color="000000" w:sz="4" w:space="0"/>
-          <w:left w:val="none" w:color="000000" w:sz="4" w:space="0"/>
-          <w:bottom w:val="none" w:color="000000" w:sz="4" w:space="0"/>
-          <w:right w:val="none" w:color="000000" w:sz="4" w:space="0"/>
-        </w:pBdr>
-        <w:spacing w:after="0" w:before="0" w:line="331" w:lineRule="auto"/>
-        <w:ind w:right="0" w:firstLine="0" w:left="0"/>
-        <w:rPr/>
-      </w:pPr>
-      <w:r>
-        <w:rPr>
-          <w:rFonts w:ascii="Arial" w:hAnsi="Arial" w:eastAsia="Arial" w:cs="Arial"/>
-          <w:color w:val="000000"/>
-          <w:sz w:val="22"/>
-          <w:u w:val="none"/>
-        </w:rPr>
-        <w:t xml:space="preserve">            "messages",</w:t>
-      </w:r>
-      <w:r/>
-    </w:p>
-    <w:p>
-      <w:pPr>
-        <w:pBdr>
-          <w:top w:val="none" w:color="000000" w:sz="4" w:space="0"/>
-          <w:left w:val="none" w:color="000000" w:sz="4" w:space="0"/>
-          <w:bottom w:val="none" w:color="000000" w:sz="4" w:space="0"/>
-          <w:right w:val="none" w:color="000000" w:sz="4" w:space="0"/>
-        </w:pBdr>
-        <w:spacing w:after="0" w:before="0" w:line="331" w:lineRule="auto"/>
-        <w:ind w:right="0" w:firstLine="0" w:left="0"/>
-        <w:rPr/>
-      </w:pPr>
-      <w:r>
-        <w:rPr>
-          <w:rFonts w:ascii="Arial" w:hAnsi="Arial" w:eastAsia="Arial" w:cs="Arial"/>
-          <w:color w:val="000000"/>
-          <w:sz w:val="22"/>
-          <w:u w:val="none"/>
-        </w:rPr>
-        <w:t xml:space="preserve">            "SystemMessage"</w:t>
-      </w:r>
-      <w:r/>
-    </w:p>
-    <w:p>
-      <w:pPr>
-        <w:pBdr>
-          <w:top w:val="none" w:color="000000" w:sz="4" w:space="0"/>
-          <w:left w:val="none" w:color="000000" w:sz="4" w:space="0"/>
-          <w:bottom w:val="none" w:color="000000" w:sz="4" w:space="0"/>
-          <w:right w:val="none" w:color="000000" w:sz="4" w:space="0"/>
-        </w:pBdr>
-        <w:spacing w:after="0" w:before="0" w:line="331" w:lineRule="auto"/>
-        <w:ind w:right="0" w:firstLine="0" w:left="0"/>
-        <w:rPr/>
-      </w:pPr>
-      <w:r>
-        <w:rPr>
-          <w:rFonts w:ascii="Arial" w:hAnsi="Arial" w:eastAsia="Arial" w:cs="Arial"/>
-          <w:color w:val="000000"/>
-          <w:sz w:val="22"/>
-          <w:u w:val="none"/>
-        </w:rPr>
-        <w:t xml:space="preserve">          ],</w:t>
-      </w:r>
-      <w:r/>
-    </w:p>
-    <w:p>
-      <w:pPr>
-        <w:pBdr>
-          <w:top w:val="none" w:color="000000" w:sz="4" w:space="0"/>
-          <w:left w:val="none" w:color="000000" w:sz="4" w:space="0"/>
-          <w:bottom w:val="none" w:color="000000" w:sz="4" w:space="0"/>
-          <w:right w:val="none" w:color="000000" w:sz="4" w:space="0"/>
-        </w:pBdr>
-        <w:spacing w:after="0" w:before="0" w:line="331" w:lineRule="auto"/>
-        <w:ind w:right="0" w:firstLine="0" w:left="0"/>
-        <w:rPr/>
-      </w:pPr>
-      <w:r>
-        <w:rPr>
-          <w:rFonts w:ascii="Arial" w:hAnsi="Arial" w:eastAsia="Arial" w:cs="Arial"/>
-          <w:color w:val="000000"/>
-          <w:sz w:val="22"/>
-          <w:u w:val="none"/>
-        </w:rPr>
-        <w:t xml:space="preserve">          "kwargs": {</w:t>
-      </w:r>
-      <w:r/>
-    </w:p>
-    <w:p>
-      <w:pPr>
-        <w:pBdr>
-          <w:top w:val="none" w:color="000000" w:sz="4" w:space="0"/>
-          <w:left w:val="none" w:color="000000" w:sz="4" w:space="0"/>
-          <w:bottom w:val="none" w:color="000000" w:sz="4" w:space="0"/>
-          <w:right w:val="none" w:color="000000" w:sz="4" w:space="0"/>
-        </w:pBdr>
-        <w:spacing w:after="0" w:before="0" w:line="331" w:lineRule="auto"/>
-        <w:ind w:right="0" w:firstLine="0" w:left="0"/>
-        <w:rPr/>
-      </w:pPr>
-      <w:r>
-        <w:rPr>
-          <w:rFonts w:ascii="Arial" w:hAnsi="Arial" w:eastAsia="Arial" w:cs="Arial"/>
-          <w:color w:val="000000"/>
-          <w:sz w:val="22"/>
-          <w:u w:val="none"/>
-        </w:rPr>
-        <w:t xml:space="preserve">            "content": "You are an insurance FAQ assistant specialized in health insurance claims processing, policy coverage, fraud detection, and settlement calculations. Support multi-turn conversations and use relevant domain tools when appropriate. Yo</w:t>
       </w:r>
       <w:r>
         <w:rPr>
-          <w:rFonts w:ascii="Arial" w:hAnsi="Arial" w:eastAsia="Arial" w:cs="Arial"/>
-          <w:color w:val="000000"/>
-          <w:sz w:val="22"/>
-          <w:u w:val="none"/>
+          <w:highlight w:val="none"/>
         </w:rPr>
-        <w:t xml:space="preserve">ur role is to provide clear, accurate answers to customer and agent questions about policies, claims, claim history, exclusions, and settlement details. Always be helpful, professional, and honest about limitations. Do not cite or reference any external do</w:t>
       </w:r>
       <w:r>
         <w:rPr>
-          <w:rFonts w:ascii="Arial" w:hAnsi="Arial" w:eastAsia="Arial" w:cs="Arial"/>
-          <w:color w:val="000000"/>
-          <w:sz w:val="22"/>
-          <w:u w:val="none"/>
+          <w:highlight w:val="none"/>
         </w:rPr>
-        <w:t xml:space="preserve">cumentation or reference docs. Answer only with the insurance information requested, and do not include extraneous guidance or documentation references.",</w:t>
       </w:r>
-      <w:r/>
     </w:p>
     <w:p>
       <w:pPr>
-        <w:pBdr>
-          <w:top w:val="none" w:color="000000" w:sz="4" w:space="0"/>
-          <w:left w:val="none" w:color="000000" w:sz="4" w:space="0"/>
-          <w:bottom w:val="none" w:color="000000" w:sz="4" w:space="0"/>
-          <w:right w:val="none" w:color="000000" w:sz="4" w:space="0"/>
-        </w:pBdr>
-        <w:spacing w:after="0" w:before="0" w:line="331" w:lineRule="auto"/>
-        <w:ind w:right="0" w:firstLine="0" w:left="0"/>
+        <w:pBdr/>
+        <w:spacing/>
+        <w:ind/>
         <w:rPr/>
       </w:pPr>
       <w:r>
         <w:rPr>
-          <w:rFonts w:ascii="Arial" w:hAnsi="Arial" w:eastAsia="Arial" w:cs="Arial"/>
-          <w:color w:val="000000"/>
-          <w:sz w:val="22"/>
-          <w:u w:val="none"/>
+          <w:highlight w:val="none"/>
         </w:rPr>
-        <w:t xml:space="preserve">            "type": "system"</w:t>
-      </w:r>
-      <w:r/>
-    </w:p>
-    <w:p>
-      <w:pPr>
-        <w:pBdr>
-          <w:top w:val="none" w:color="000000" w:sz="4" w:space="0"/>
-          <w:left w:val="none" w:color="000000" w:sz="4" w:space="0"/>
-          <w:bottom w:val="none" w:color="000000" w:sz="4" w:space="0"/>
-          <w:right w:val="none" w:color="000000" w:sz="4" w:space="0"/>
-        </w:pBdr>
-        <w:spacing w:after="0" w:before="0" w:line="331" w:lineRule="auto"/>
-        <w:ind w:right="0" w:firstLine="0" w:left="0"/>
-        <w:rPr/>
-      </w:pPr>
-      <w:r>
-        <w:rPr>
-          <w:rFonts w:ascii="Arial" w:hAnsi="Arial" w:eastAsia="Arial" w:cs="Arial"/>
-          <w:color w:val="000000"/>
-          <w:sz w:val="22"/>
-          <w:u w:val="none"/>
-        </w:rPr>
-        <w:t xml:space="preserve">          },</w:t>
-      </w:r>
-      <w:r/>
-    </w:p>
-    <w:p>
-      <w:pPr>
-        <w:pBdr>
-          <w:top w:val="none" w:color="000000" w:sz="4" w:space="0"/>
-          <w:left w:val="none" w:color="000000" w:sz="4" w:space="0"/>
-          <w:bottom w:val="none" w:color="000000" w:sz="4" w:space="0"/>
-          <w:right w:val="none" w:color="000000" w:sz="4" w:space="0"/>
-        </w:pBdr>
-        <w:spacing w:after="0" w:before="0" w:line="331" w:lineRule="auto"/>
-        <w:ind w:right="0" w:firstLine="0" w:left="0"/>
-        <w:rPr/>
-      </w:pPr>
-      <w:r>
-        <w:rPr>
-          <w:rFonts w:ascii="Arial" w:hAnsi="Arial" w:eastAsia="Arial" w:cs="Arial"/>
-          <w:color w:val="000000"/>
-          <w:sz w:val="22"/>
-          <w:u w:val="none"/>
-        </w:rPr>
-        <w:t xml:space="preserve">          "lc": 1,</w:t>
-      </w:r>
-      <w:r/>
-    </w:p>
-    <w:p>
-      <w:pPr>
-        <w:pBdr>
-          <w:top w:val="none" w:color="000000" w:sz="4" w:space="0"/>
-          <w:left w:val="none" w:color="000000" w:sz="4" w:space="0"/>
-          <w:bottom w:val="none" w:color="000000" w:sz="4" w:space="0"/>
-          <w:right w:val="none" w:color="000000" w:sz="4" w:space="0"/>
-        </w:pBdr>
-        <w:spacing w:after="0" w:before="0" w:line="331" w:lineRule="auto"/>
-        <w:ind w:right="0" w:firstLine="0" w:left="0"/>
-        <w:rPr/>
-      </w:pPr>
-      <w:r>
-        <w:rPr>
-          <w:rFonts w:ascii="Arial" w:hAnsi="Arial" w:eastAsia="Arial" w:cs="Arial"/>
-          <w:color w:val="000000"/>
-          <w:sz w:val="22"/>
-          <w:u w:val="none"/>
-        </w:rPr>
-        <w:t xml:space="preserve">          "type": "constructor"</w:t>
-      </w:r>
-      <w:r/>
-    </w:p>
-    <w:p>
-      <w:pPr>
-        <w:pBdr>
-          <w:top w:val="none" w:color="000000" w:sz="4" w:space="0"/>
-          <w:left w:val="none" w:color="000000" w:sz="4" w:space="0"/>
-          <w:bottom w:val="none" w:color="000000" w:sz="4" w:space="0"/>
-          <w:right w:val="none" w:color="000000" w:sz="4" w:space="0"/>
-        </w:pBdr>
-        <w:spacing w:after="0" w:before="0" w:line="331" w:lineRule="auto"/>
-        <w:ind w:right="0" w:firstLine="0" w:left="0"/>
-        <w:rPr/>
-      </w:pPr>
-      <w:r>
-        <w:rPr>
-          <w:rFonts w:ascii="Arial" w:hAnsi="Arial" w:eastAsia="Arial" w:cs="Arial"/>
-          <w:color w:val="000000"/>
-          <w:sz w:val="22"/>
-          <w:u w:val="none"/>
-        </w:rPr>
-        <w:t xml:space="preserve">        },</w:t>
-      </w:r>
-      <w:r/>
-    </w:p>
-    <w:p>
-      <w:pPr>
-        <w:pBdr>
-          <w:top w:val="none" w:color="000000" w:sz="4" w:space="0"/>
-          <w:left w:val="none" w:color="000000" w:sz="4" w:space="0"/>
-          <w:bottom w:val="none" w:color="000000" w:sz="4" w:space="0"/>
-          <w:right w:val="none" w:color="000000" w:sz="4" w:space="0"/>
-        </w:pBdr>
-        <w:spacing w:after="0" w:before="0" w:line="331" w:lineRule="auto"/>
-        <w:ind w:right="0" w:firstLine="0" w:left="0"/>
-        <w:rPr/>
-      </w:pPr>
-      <w:r>
-        <w:rPr>
-          <w:rFonts w:ascii="Arial" w:hAnsi="Arial" w:eastAsia="Arial" w:cs="Arial"/>
-          <w:color w:val="000000"/>
-          <w:sz w:val="22"/>
-          <w:u w:val="none"/>
-        </w:rPr>
-        <w:t xml:space="preserve">        {</w:t>
-      </w:r>
-      <w:r/>
-    </w:p>
-    <w:p>
-      <w:pPr>
-        <w:pBdr>
-          <w:top w:val="none" w:color="000000" w:sz="4" w:space="0"/>
-          <w:left w:val="none" w:color="000000" w:sz="4" w:space="0"/>
-          <w:bottom w:val="none" w:color="000000" w:sz="4" w:space="0"/>
-          <w:right w:val="none" w:color="000000" w:sz="4" w:space="0"/>
-        </w:pBdr>
-        <w:spacing w:after="0" w:before="0" w:line="331" w:lineRule="auto"/>
-        <w:ind w:right="0" w:firstLine="0" w:left="0"/>
-        <w:rPr/>
-      </w:pPr>
-      <w:r>
-        <w:rPr>
-          <w:rFonts w:ascii="Arial" w:hAnsi="Arial" w:eastAsia="Arial" w:cs="Arial"/>
-          <w:color w:val="000000"/>
-          <w:sz w:val="22"/>
-          <w:u w:val="none"/>
-        </w:rPr>
-        <w:t xml:space="preserve">          "id": [</w:t>
-      </w:r>
-      <w:r/>
-    </w:p>
-    <w:p>
-      <w:pPr>
-        <w:pBdr>
-          <w:top w:val="none" w:color="000000" w:sz="4" w:space="0"/>
-          <w:left w:val="none" w:color="000000" w:sz="4" w:space="0"/>
-          <w:bottom w:val="none" w:color="000000" w:sz="4" w:space="0"/>
-          <w:right w:val="none" w:color="000000" w:sz="4" w:space="0"/>
-        </w:pBdr>
-        <w:spacing w:after="0" w:before="0" w:line="331" w:lineRule="auto"/>
-        <w:ind w:right="0" w:firstLine="0" w:left="0"/>
-        <w:rPr/>
-      </w:pPr>
-      <w:r>
-        <w:rPr>
-          <w:rFonts w:ascii="Arial" w:hAnsi="Arial" w:eastAsia="Arial" w:cs="Arial"/>
-          <w:color w:val="000000"/>
-          <w:sz w:val="22"/>
-          <w:u w:val="none"/>
-        </w:rPr>
-        <w:t xml:space="preserve">            "langchain",</w:t>
-      </w:r>
-      <w:r/>
-    </w:p>
-    <w:p>
-      <w:pPr>
-        <w:pBdr>
-          <w:top w:val="none" w:color="000000" w:sz="4" w:space="0"/>
-          <w:left w:val="none" w:color="000000" w:sz="4" w:space="0"/>
-          <w:bottom w:val="none" w:color="000000" w:sz="4" w:space="0"/>
-          <w:right w:val="none" w:color="000000" w:sz="4" w:space="0"/>
-        </w:pBdr>
-        <w:spacing w:after="0" w:before="0" w:line="331" w:lineRule="auto"/>
-        <w:ind w:right="0" w:firstLine="0" w:left="0"/>
-        <w:rPr/>
-      </w:pPr>
-      <w:r>
-        <w:rPr>
-          <w:rFonts w:ascii="Arial" w:hAnsi="Arial" w:eastAsia="Arial" w:cs="Arial"/>
-          <w:color w:val="000000"/>
-          <w:sz w:val="22"/>
-          <w:u w:val="none"/>
-        </w:rPr>
-        <w:t xml:space="preserve">            "schema",</w:t>
-      </w:r>
-      <w:r/>
-    </w:p>
-    <w:p>
-      <w:pPr>
-        <w:pBdr>
-          <w:top w:val="none" w:color="000000" w:sz="4" w:space="0"/>
-          <w:left w:val="none" w:color="000000" w:sz="4" w:space="0"/>
-          <w:bottom w:val="none" w:color="000000" w:sz="4" w:space="0"/>
-          <w:right w:val="none" w:color="000000" w:sz="4" w:space="0"/>
-        </w:pBdr>
-        <w:spacing w:after="0" w:before="0" w:line="331" w:lineRule="auto"/>
-        <w:ind w:right="0" w:firstLine="0" w:left="0"/>
-        <w:rPr/>
-      </w:pPr>
-      <w:r>
-        <w:rPr>
-          <w:rFonts w:ascii="Arial" w:hAnsi="Arial" w:eastAsia="Arial" w:cs="Arial"/>
-          <w:color w:val="000000"/>
-          <w:sz w:val="22"/>
-          <w:u w:val="none"/>
-        </w:rPr>
-        <w:t xml:space="preserve">            "messages",</w:t>
-      </w:r>
-      <w:r/>
-    </w:p>
-    <w:p>
-      <w:pPr>
-        <w:pBdr>
-          <w:top w:val="none" w:color="000000" w:sz="4" w:space="0"/>
-          <w:left w:val="none" w:color="000000" w:sz="4" w:space="0"/>
-          <w:bottom w:val="none" w:color="000000" w:sz="4" w:space="0"/>
-          <w:right w:val="none" w:color="000000" w:sz="4" w:space="0"/>
-        </w:pBdr>
-        <w:spacing w:after="0" w:before="0" w:line="331" w:lineRule="auto"/>
-        <w:ind w:right="0" w:firstLine="0" w:left="0"/>
-        <w:rPr/>
-      </w:pPr>
-      <w:r>
-        <w:rPr>
-          <w:rFonts w:ascii="Arial" w:hAnsi="Arial" w:eastAsia="Arial" w:cs="Arial"/>
-          <w:color w:val="000000"/>
-          <w:sz w:val="22"/>
-          <w:u w:val="none"/>
-        </w:rPr>
-        <w:t xml:space="preserve">            "HumanMessage"</w:t>
-      </w:r>
-      <w:r/>
-    </w:p>
-    <w:p>
-      <w:pPr>
-        <w:pBdr>
-          <w:top w:val="none" w:color="000000" w:sz="4" w:space="0"/>
-          <w:left w:val="none" w:color="000000" w:sz="4" w:space="0"/>
-          <w:bottom w:val="none" w:color="000000" w:sz="4" w:space="0"/>
-          <w:right w:val="none" w:color="000000" w:sz="4" w:space="0"/>
-        </w:pBdr>
-        <w:spacing w:after="0" w:before="0" w:line="331" w:lineRule="auto"/>
-        <w:ind w:right="0" w:firstLine="0" w:left="0"/>
-        <w:rPr/>
-      </w:pPr>
-      <w:r>
-        <w:rPr>
-          <w:rFonts w:ascii="Arial" w:hAnsi="Arial" w:eastAsia="Arial" w:cs="Arial"/>
-          <w:color w:val="000000"/>
-          <w:sz w:val="22"/>
-          <w:u w:val="none"/>
-        </w:rPr>
-        <w:t xml:space="preserve">          ],</w:t>
-      </w:r>
-      <w:r/>
-    </w:p>
-    <w:p>
-      <w:pPr>
-        <w:pBdr>
-          <w:top w:val="none" w:color="000000" w:sz="4" w:space="0"/>
-          <w:left w:val="none" w:color="000000" w:sz="4" w:space="0"/>
-          <w:bottom w:val="none" w:color="000000" w:sz="4" w:space="0"/>
-          <w:right w:val="none" w:color="000000" w:sz="4" w:space="0"/>
-        </w:pBdr>
-        <w:spacing w:after="0" w:before="0" w:line="331" w:lineRule="auto"/>
-        <w:ind w:right="0" w:firstLine="0" w:left="0"/>
-        <w:rPr/>
-      </w:pPr>
-      <w:r>
-        <w:rPr>
-          <w:rFonts w:ascii="Arial" w:hAnsi="Arial" w:eastAsia="Arial" w:cs="Arial"/>
-          <w:color w:val="000000"/>
-          <w:sz w:val="22"/>
-          <w:u w:val="none"/>
-        </w:rPr>
-        <w:t xml:space="preserve">          "kwargs": {</w:t>
-      </w:r>
-      <w:r/>
-    </w:p>
-    <w:p>
-      <w:pPr>
-        <w:pBdr>
-          <w:top w:val="none" w:color="000000" w:sz="4" w:space="0"/>
-          <w:left w:val="none" w:color="000000" w:sz="4" w:space="0"/>
-          <w:bottom w:val="none" w:color="000000" w:sz="4" w:space="0"/>
-          <w:right w:val="none" w:color="000000" w:sz="4" w:space="0"/>
-        </w:pBdr>
-        <w:spacing w:after="0" w:before="0" w:line="331" w:lineRule="auto"/>
-        <w:ind w:right="0" w:firstLine="0" w:left="0"/>
-        <w:rPr/>
-      </w:pPr>
-      <w:r>
-        <w:rPr>
-          <w:rFonts w:ascii="Arial" w:hAnsi="Arial" w:eastAsia="Arial" w:cs="Arial"/>
-          <w:color w:val="000000"/>
-          <w:sz w:val="22"/>
-          <w:u w:val="none"/>
-        </w:rPr>
-        <w:t xml:space="preserve">            "content": "RESPOND ONLY with a single valid JSON object and NOTHING ELSE — do not include any explanatory text, code fences, or markdown. The JSON must exactly include these keys: \"intent\": one of [CLAIM_REGISTRATION, POLICY_STATUS, FRAUD_CH</w:t>
       </w:r>
       <w:r>
         <w:rPr>
-          <w:rFonts w:ascii="Arial" w:hAnsi="Arial" w:eastAsia="Arial" w:cs="Arial"/>
-          <w:color w:val="000000"/>
-          <w:sz w:val="22"/>
-          <w:u w:val="none"/>
+          <w:highlight w:val="none"/>
         </w:rPr>
-        <w:t xml:space="preserve">ECK, SETTLEMENT_QUERY, DOCUMENTS_REQUIRED, OTHER], \"category\": string (e.g., \"claims\"), \"confidence\": float between 0.0 and 1.0, \"answer_text\": string (brief answer), \"reasoning\": string (brief reasoning). Optional: \"metadata\": object. Example:</w:t>
       </w:r>
       <w:r>
         <w:rPr>
-          <w:rFonts w:ascii="Arial" w:hAnsi="Arial" w:eastAsia="Arial" w:cs="Arial"/>
-          <w:color w:val="000000"/>
-          <w:sz w:val="22"/>
-          <w:u w:val="none"/>
+          <w:highlight w:val="none"/>
         </w:rPr>
-        <w:t xml:space="preserve"> {\"intent\": \"CLAIM_REGISTRATION\", \"category\": \"claims\", \"confidence\": 0.85, \"answer_text\": \"You may be eligible for reimbursement.\", \"reasoning\": \"Rental reimbursement is listed on declarations page.\"}\n\nUser: Show me the claim history f</w:t>
       </w:r>
       <w:r>
         <w:rPr>
-          <w:rFonts w:ascii="Arial" w:hAnsi="Arial" w:eastAsia="Arial" w:cs="Arial"/>
-          <w:color w:val="000000"/>
-          <w:sz w:val="22"/>
-          <w:u w:val="none"/>
+          <w:highlight w:val="none"/>
         </w:rPr>
-        <w:t xml:space="preserve">or policyholder ID P-3321.\nAssistant: Claim history summaries include filed claims, statuses, settled amounts, and pending actions. Provide your policyholder ID and I can look up the relevant history records.\n\nUser: Calculate settlement for a claim of ₹</w:t>
       </w:r>
-      <w:r>
-        <w:rPr>
-          <w:rFonts w:ascii="Arial" w:hAnsi="Arial" w:eastAsia="Arial" w:cs="Arial"/>
-          <w:color w:val="000000"/>
-          <w:sz w:val="22"/>
-          <w:u w:val="none"/>
-        </w:rPr>
-        <w:t xml:space="preserve">5,60,000 with 10K deductible.\nAssistant: With a ₹10,000 deductible, the claim amount subject to coverage is ₹5,50,000. The final settlement will then depend on co-pay, sub-limits, and approved claim items.\n\nUser: Process a new claim for policy #HI-44502</w:t>
-      </w:r>
-      <w:r>
-        <w:rPr>
-          <w:rFonts w:ascii="Arial" w:hAnsi="Arial" w:eastAsia="Arial" w:cs="Arial"/>
-          <w:color w:val="000000"/>
-          <w:sz w:val="22"/>
-          <w:u w:val="none"/>
-        </w:rPr>
-        <w:t xml:space="preserve">1. Hospital bill is ₹3,40,000.\nAssistant: Claim registered as #CLM-88712. Policy validated: Sum insured ₹5L, deductible ₹5,000, room rent sub-limit ₹4,000/day. After applying deductible and sub-limits, eligible settlement: ₹3,12,000. No fraud signals dete</w:t>
-      </w:r>
-      <w:r>
-        <w:rPr>
-          <w:rFonts w:ascii="Arial" w:hAnsi="Arial" w:eastAsia="Arial" w:cs="Arial"/>
-          <w:color w:val="000000"/>
-          <w:sz w:val="22"/>
-          <w:u w:val="none"/>
-        </w:rPr>
-        <w:t xml:space="preserve">cted.\n\nUser: claim submission for policy number P123456. Claim ampunt $5000\nAssistant:",</w:t>
-      </w:r>
-      <w:r/>
-    </w:p>
-    <w:p>
-      <w:pPr>
-        <w:pBdr>
-          <w:top w:val="none" w:color="000000" w:sz="4" w:space="0"/>
-          <w:left w:val="none" w:color="000000" w:sz="4" w:space="0"/>
-          <w:bottom w:val="none" w:color="000000" w:sz="4" w:space="0"/>
-          <w:right w:val="none" w:color="000000" w:sz="4" w:space="0"/>
-        </w:pBdr>
-        <w:spacing w:after="0" w:before="0" w:line="331" w:lineRule="auto"/>
-        <w:ind w:right="0" w:firstLine="0" w:left="0"/>
-        <w:rPr/>
-      </w:pPr>
-      <w:r>
-        <w:rPr>
-          <w:rFonts w:ascii="Arial" w:hAnsi="Arial" w:eastAsia="Arial" w:cs="Arial"/>
-          <w:color w:val="000000"/>
-          <w:sz w:val="22"/>
-          <w:u w:val="none"/>
-        </w:rPr>
-        <w:t xml:space="preserve">            "type": "human"</w:t>
-      </w:r>
-      <w:r/>
-    </w:p>
-    <w:p>
-      <w:pPr>
-        <w:pBdr>
-          <w:top w:val="none" w:color="000000" w:sz="4" w:space="0"/>
-          <w:left w:val="none" w:color="000000" w:sz="4" w:space="0"/>
-          <w:bottom w:val="none" w:color="000000" w:sz="4" w:space="0"/>
-          <w:right w:val="none" w:color="000000" w:sz="4" w:space="0"/>
-        </w:pBdr>
-        <w:spacing w:after="0" w:before="0" w:line="331" w:lineRule="auto"/>
-        <w:ind w:right="0" w:firstLine="0" w:left="0"/>
-        <w:rPr/>
-      </w:pPr>
-      <w:r>
-        <w:rPr>
-          <w:rFonts w:ascii="Arial" w:hAnsi="Arial" w:eastAsia="Arial" w:cs="Arial"/>
-          <w:color w:val="000000"/>
-          <w:sz w:val="22"/>
-          <w:u w:val="none"/>
-        </w:rPr>
-        <w:t xml:space="preserve">          },</w:t>
-      </w:r>
-      <w:r/>
-    </w:p>
-    <w:p>
-      <w:pPr>
-        <w:pBdr>
-          <w:top w:val="none" w:color="000000" w:sz="4" w:space="0"/>
-          <w:left w:val="none" w:color="000000" w:sz="4" w:space="0"/>
-          <w:bottom w:val="none" w:color="000000" w:sz="4" w:space="0"/>
-          <w:right w:val="none" w:color="000000" w:sz="4" w:space="0"/>
-        </w:pBdr>
-        <w:spacing w:after="0" w:before="0" w:line="331" w:lineRule="auto"/>
-        <w:ind w:right="0" w:firstLine="0" w:left="0"/>
-        <w:rPr/>
-      </w:pPr>
-      <w:r>
-        <w:rPr>
-          <w:rFonts w:ascii="Arial" w:hAnsi="Arial" w:eastAsia="Arial" w:cs="Arial"/>
-          <w:color w:val="000000"/>
-          <w:sz w:val="22"/>
-          <w:u w:val="none"/>
-        </w:rPr>
-        <w:t xml:space="preserve">          "lc": 1,</w:t>
-      </w:r>
-      <w:r/>
-    </w:p>
-    <w:p>
-      <w:pPr>
-        <w:pBdr>
-          <w:top w:val="none" w:color="000000" w:sz="4" w:space="0"/>
-          <w:left w:val="none" w:color="000000" w:sz="4" w:space="0"/>
-          <w:bottom w:val="none" w:color="000000" w:sz="4" w:space="0"/>
-          <w:right w:val="none" w:color="000000" w:sz="4" w:space="0"/>
-        </w:pBdr>
-        <w:spacing w:after="0" w:before="0" w:line="331" w:lineRule="auto"/>
-        <w:ind w:right="0" w:firstLine="0" w:left="0"/>
-        <w:rPr/>
-      </w:pPr>
-      <w:r>
-        <w:rPr>
-          <w:rFonts w:ascii="Arial" w:hAnsi="Arial" w:eastAsia="Arial" w:cs="Arial"/>
-          <w:color w:val="000000"/>
-          <w:sz w:val="22"/>
-          <w:u w:val="none"/>
-        </w:rPr>
-        <w:t xml:space="preserve">          "type": "constructor"</w:t>
-      </w:r>
-      <w:r/>
-    </w:p>
-    <w:p>
-      <w:pPr>
-        <w:pBdr>
-          <w:top w:val="none" w:color="000000" w:sz="4" w:space="0"/>
-          <w:left w:val="none" w:color="000000" w:sz="4" w:space="0"/>
-          <w:bottom w:val="none" w:color="000000" w:sz="4" w:space="0"/>
-          <w:right w:val="none" w:color="000000" w:sz="4" w:space="0"/>
-        </w:pBdr>
-        <w:spacing w:after="0" w:before="0" w:line="331" w:lineRule="auto"/>
-        <w:ind w:right="0" w:firstLine="0" w:left="0"/>
-        <w:rPr/>
-      </w:pPr>
-      <w:r>
-        <w:rPr>
-          <w:rFonts w:ascii="Arial" w:hAnsi="Arial" w:eastAsia="Arial" w:cs="Arial"/>
-          <w:color w:val="000000"/>
-          <w:sz w:val="22"/>
-          <w:u w:val="none"/>
-        </w:rPr>
-        <w:t xml:space="preserve">        }</w:t>
-      </w:r>
-      <w:r/>
-    </w:p>
-    <w:p>
-      <w:pPr>
-        <w:pBdr>
-          <w:top w:val="none" w:color="000000" w:sz="4" w:space="0"/>
-          <w:left w:val="none" w:color="000000" w:sz="4" w:space="0"/>
-          <w:bottom w:val="none" w:color="000000" w:sz="4" w:space="0"/>
-          <w:right w:val="none" w:color="000000" w:sz="4" w:space="0"/>
-        </w:pBdr>
-        <w:spacing w:after="0" w:before="0" w:line="331" w:lineRule="auto"/>
-        <w:ind w:right="0" w:firstLine="0" w:left="0"/>
-        <w:rPr/>
-      </w:pPr>
-      <w:r>
-        <w:rPr>
-          <w:rFonts w:ascii="Arial" w:hAnsi="Arial" w:eastAsia="Arial" w:cs="Arial"/>
-          <w:color w:val="000000"/>
-          <w:sz w:val="22"/>
-          <w:u w:val="none"/>
-        </w:rPr>
-        <w:t xml:space="preserve">      ]</w:t>
-      </w:r>
-      <w:r/>
-    </w:p>
-    <w:p>
-      <w:pPr>
-        <w:pBdr>
-          <w:top w:val="none" w:color="000000" w:sz="4" w:space="0"/>
-          <w:left w:val="none" w:color="000000" w:sz="4" w:space="0"/>
-          <w:bottom w:val="none" w:color="000000" w:sz="4" w:space="0"/>
-          <w:right w:val="none" w:color="000000" w:sz="4" w:space="0"/>
-        </w:pBdr>
-        <w:spacing w:after="0" w:before="0" w:line="331" w:lineRule="auto"/>
-        <w:ind w:right="0" w:firstLine="0" w:left="0"/>
-        <w:rPr/>
-      </w:pPr>
-      <w:r>
-        <w:rPr>
-          <w:rFonts w:ascii="Arial" w:hAnsi="Arial" w:eastAsia="Arial" w:cs="Arial"/>
-          <w:color w:val="000000"/>
-          <w:sz w:val="22"/>
-          <w:u w:val="none"/>
-        </w:rPr>
-        <w:t xml:space="preserve">    ]</w:t>
-      </w:r>
-      <w:r/>
-    </w:p>
-    <w:p>
-      <w:pPr>
-        <w:pBdr>
-          <w:top w:val="none" w:color="000000" w:sz="4" w:space="0"/>
-          <w:left w:val="none" w:color="000000" w:sz="4" w:space="0"/>
-          <w:bottom w:val="none" w:color="000000" w:sz="4" w:space="0"/>
-          <w:right w:val="none" w:color="000000" w:sz="4" w:space="0"/>
-        </w:pBdr>
-        <w:spacing w:after="0" w:before="0" w:line="331" w:lineRule="auto"/>
-        <w:ind w:right="0" w:firstLine="0" w:left="0"/>
-        <w:rPr/>
-      </w:pPr>
-      <w:r>
-        <w:rPr>
-          <w:rFonts w:ascii="Arial" w:hAnsi="Arial" w:eastAsia="Arial" w:cs="Arial"/>
-          <w:color w:val="000000"/>
-          <w:sz w:val="22"/>
-          <w:u w:val="none"/>
-        </w:rPr>
-        <w:t xml:space="preserve">  },</w:t>
-      </w:r>
-      <w:r/>
-    </w:p>
-    <w:p>
-      <w:pPr>
-        <w:pBdr>
-          <w:top w:val="none" w:color="000000" w:sz="4" w:space="0"/>
-          <w:left w:val="none" w:color="000000" w:sz="4" w:space="0"/>
-          <w:bottom w:val="none" w:color="000000" w:sz="4" w:space="0"/>
-          <w:right w:val="none" w:color="000000" w:sz="4" w:space="0"/>
-        </w:pBdr>
-        <w:spacing w:after="0" w:before="0" w:line="331" w:lineRule="auto"/>
-        <w:ind w:right="0" w:firstLine="0" w:left="0"/>
-        <w:rPr/>
-      </w:pPr>
-      <w:r>
-        <w:rPr>
-          <w:rFonts w:ascii="Arial" w:hAnsi="Arial" w:eastAsia="Arial" w:cs="Arial"/>
-          <w:color w:val="000000"/>
-          <w:sz w:val="22"/>
-          <w:u w:val="none"/>
-        </w:rPr>
-        <w:t xml:space="preserve">  "outputs": {</w:t>
-      </w:r>
-      <w:r/>
-    </w:p>
-    <w:p>
-      <w:pPr>
-        <w:pBdr>
-          <w:top w:val="none" w:color="000000" w:sz="4" w:space="0"/>
-          <w:left w:val="none" w:color="000000" w:sz="4" w:space="0"/>
-          <w:bottom w:val="none" w:color="000000" w:sz="4" w:space="0"/>
-          <w:right w:val="none" w:color="000000" w:sz="4" w:space="0"/>
-        </w:pBdr>
-        <w:spacing w:after="0" w:before="0" w:line="331" w:lineRule="auto"/>
-        <w:ind w:right="0" w:firstLine="0" w:left="0"/>
-        <w:rPr/>
-      </w:pPr>
-      <w:r>
-        <w:rPr>
-          <w:rFonts w:ascii="Arial" w:hAnsi="Arial" w:eastAsia="Arial" w:cs="Arial"/>
-          <w:color w:val="000000"/>
-          <w:sz w:val="22"/>
-          <w:u w:val="none"/>
-        </w:rPr>
-        <w:t xml:space="preserve">    "generations": [</w:t>
-      </w:r>
-      <w:r/>
-    </w:p>
-    <w:p>
-      <w:pPr>
-        <w:pBdr>
-          <w:top w:val="none" w:color="000000" w:sz="4" w:space="0"/>
-          <w:left w:val="none" w:color="000000" w:sz="4" w:space="0"/>
-          <w:bottom w:val="none" w:color="000000" w:sz="4" w:space="0"/>
-          <w:right w:val="none" w:color="000000" w:sz="4" w:space="0"/>
-        </w:pBdr>
-        <w:spacing w:after="0" w:before="0" w:line="331" w:lineRule="auto"/>
-        <w:ind w:right="0" w:firstLine="0" w:left="0"/>
-        <w:rPr/>
-      </w:pPr>
-      <w:r>
-        <w:rPr>
-          <w:rFonts w:ascii="Arial" w:hAnsi="Arial" w:eastAsia="Arial" w:cs="Arial"/>
-          <w:color w:val="000000"/>
-          <w:sz w:val="22"/>
-          <w:u w:val="none"/>
-        </w:rPr>
-        <w:t xml:space="preserve">      [</w:t>
-      </w:r>
-      <w:r/>
-    </w:p>
-    <w:p>
-      <w:pPr>
-        <w:pBdr>
-          <w:top w:val="none" w:color="000000" w:sz="4" w:space="0"/>
-          <w:left w:val="none" w:color="000000" w:sz="4" w:space="0"/>
-          <w:bottom w:val="none" w:color="000000" w:sz="4" w:space="0"/>
-          <w:right w:val="none" w:color="000000" w:sz="4" w:space="0"/>
-        </w:pBdr>
-        <w:spacing w:after="0" w:before="0" w:line="331" w:lineRule="auto"/>
-        <w:ind w:right="0" w:firstLine="0" w:left="0"/>
-        <w:rPr/>
-      </w:pPr>
-      <w:r>
-        <w:rPr>
-          <w:rFonts w:ascii="Arial" w:hAnsi="Arial" w:eastAsia="Arial" w:cs="Arial"/>
-          <w:color w:val="000000"/>
-          <w:sz w:val="22"/>
-          <w:u w:val="none"/>
-        </w:rPr>
-        <w:t xml:space="preserve">        {</w:t>
-      </w:r>
-      <w:r/>
-    </w:p>
-    <w:p>
-      <w:pPr>
-        <w:pBdr>
-          <w:top w:val="none" w:color="000000" w:sz="4" w:space="0"/>
-          <w:left w:val="none" w:color="000000" w:sz="4" w:space="0"/>
-          <w:bottom w:val="none" w:color="000000" w:sz="4" w:space="0"/>
-          <w:right w:val="none" w:color="000000" w:sz="4" w:space="0"/>
-        </w:pBdr>
-        <w:spacing w:after="0" w:before="0" w:line="331" w:lineRule="auto"/>
-        <w:ind w:right="0" w:firstLine="0" w:left="0"/>
-        <w:rPr/>
-      </w:pPr>
-      <w:r>
-        <w:rPr>
-          <w:rFonts w:ascii="Arial" w:hAnsi="Arial" w:eastAsia="Arial" w:cs="Arial"/>
-          <w:color w:val="000000"/>
-          <w:sz w:val="22"/>
-          <w:u w:val="none"/>
-        </w:rPr>
-        <w:t xml:space="preserve">          "generation_info": {</w:t>
-      </w:r>
-      <w:r/>
-    </w:p>
-    <w:p>
-      <w:pPr>
-        <w:pBdr>
-          <w:top w:val="none" w:color="000000" w:sz="4" w:space="0"/>
-          <w:left w:val="none" w:color="000000" w:sz="4" w:space="0"/>
-          <w:bottom w:val="none" w:color="000000" w:sz="4" w:space="0"/>
-          <w:right w:val="none" w:color="000000" w:sz="4" w:space="0"/>
-        </w:pBdr>
-        <w:spacing w:after="0" w:before="0" w:line="331" w:lineRule="auto"/>
-        <w:ind w:right="0" w:firstLine="0" w:left="0"/>
-        <w:rPr/>
-      </w:pPr>
-      <w:r>
-        <w:rPr>
-          <w:rFonts w:ascii="Arial" w:hAnsi="Arial" w:eastAsia="Arial" w:cs="Arial"/>
-          <w:color w:val="000000"/>
-          <w:sz w:val="22"/>
-          <w:u w:val="none"/>
-        </w:rPr>
-        <w:t xml:space="preserve">            "finish_reason": "stop",</w:t>
-      </w:r>
-      <w:r/>
-    </w:p>
-    <w:p>
-      <w:pPr>
-        <w:pBdr>
-          <w:top w:val="none" w:color="000000" w:sz="4" w:space="0"/>
-          <w:left w:val="none" w:color="000000" w:sz="4" w:space="0"/>
-          <w:bottom w:val="none" w:color="000000" w:sz="4" w:space="0"/>
-          <w:right w:val="none" w:color="000000" w:sz="4" w:space="0"/>
-        </w:pBdr>
-        <w:spacing w:after="0" w:before="0" w:line="331" w:lineRule="auto"/>
-        <w:ind w:right="0" w:firstLine="0" w:left="0"/>
-        <w:rPr/>
-      </w:pPr>
-      <w:r>
-        <w:rPr>
-          <w:rFonts w:ascii="Arial" w:hAnsi="Arial" w:eastAsia="Arial" w:cs="Arial"/>
-          <w:color w:val="000000"/>
-          <w:sz w:val="22"/>
-          <w:u w:val="none"/>
-        </w:rPr>
-        <w:t xml:space="preserve">            "logprobs": null</w:t>
-      </w:r>
-      <w:r/>
-    </w:p>
-    <w:p>
-      <w:pPr>
-        <w:pBdr>
-          <w:top w:val="none" w:color="000000" w:sz="4" w:space="0"/>
-          <w:left w:val="none" w:color="000000" w:sz="4" w:space="0"/>
-          <w:bottom w:val="none" w:color="000000" w:sz="4" w:space="0"/>
-          <w:right w:val="none" w:color="000000" w:sz="4" w:space="0"/>
-        </w:pBdr>
-        <w:spacing w:after="0" w:before="0" w:line="331" w:lineRule="auto"/>
-        <w:ind w:right="0" w:firstLine="0" w:left="0"/>
-        <w:rPr/>
-      </w:pPr>
-      <w:r>
-        <w:rPr>
-          <w:rFonts w:ascii="Arial" w:hAnsi="Arial" w:eastAsia="Arial" w:cs="Arial"/>
-          <w:color w:val="000000"/>
-          <w:sz w:val="22"/>
-          <w:u w:val="none"/>
-        </w:rPr>
-        <w:t xml:space="preserve">          },</w:t>
-      </w:r>
-      <w:r/>
-    </w:p>
-    <w:p>
-      <w:pPr>
-        <w:pBdr>
-          <w:top w:val="none" w:color="000000" w:sz="4" w:space="0"/>
-          <w:left w:val="none" w:color="000000" w:sz="4" w:space="0"/>
-          <w:bottom w:val="none" w:color="000000" w:sz="4" w:space="0"/>
-          <w:right w:val="none" w:color="000000" w:sz="4" w:space="0"/>
-        </w:pBdr>
-        <w:spacing w:after="0" w:before="0" w:line="331" w:lineRule="auto"/>
-        <w:ind w:right="0" w:firstLine="0" w:left="0"/>
-        <w:rPr/>
-      </w:pPr>
-      <w:r>
-        <w:rPr>
-          <w:rFonts w:ascii="Arial" w:hAnsi="Arial" w:eastAsia="Arial" w:cs="Arial"/>
-          <w:color w:val="000000"/>
-          <w:sz w:val="22"/>
-          <w:u w:val="none"/>
-        </w:rPr>
-        <w:t xml:space="preserve">          "message": {</w:t>
-      </w:r>
-      <w:r/>
-    </w:p>
-    <w:p>
-      <w:pPr>
-        <w:pBdr>
-          <w:top w:val="none" w:color="000000" w:sz="4" w:space="0"/>
-          <w:left w:val="none" w:color="000000" w:sz="4" w:space="0"/>
-          <w:bottom w:val="none" w:color="000000" w:sz="4" w:space="0"/>
-          <w:right w:val="none" w:color="000000" w:sz="4" w:space="0"/>
-        </w:pBdr>
-        <w:spacing w:after="0" w:before="0" w:line="331" w:lineRule="auto"/>
-        <w:ind w:right="0" w:firstLine="0" w:left="0"/>
-        <w:rPr/>
-      </w:pPr>
-      <w:r>
-        <w:rPr>
-          <w:rFonts w:ascii="Arial" w:hAnsi="Arial" w:eastAsia="Arial" w:cs="Arial"/>
-          <w:color w:val="000000"/>
-          <w:sz w:val="22"/>
-          <w:u w:val="none"/>
-        </w:rPr>
-        <w:t xml:space="preserve">            "id": [</w:t>
-      </w:r>
-      <w:r/>
-    </w:p>
-    <w:p>
-      <w:pPr>
-        <w:pBdr>
-          <w:top w:val="none" w:color="000000" w:sz="4" w:space="0"/>
-          <w:left w:val="none" w:color="000000" w:sz="4" w:space="0"/>
-          <w:bottom w:val="none" w:color="000000" w:sz="4" w:space="0"/>
-          <w:right w:val="none" w:color="000000" w:sz="4" w:space="0"/>
-        </w:pBdr>
-        <w:spacing w:after="0" w:before="0" w:line="331" w:lineRule="auto"/>
-        <w:ind w:right="0" w:firstLine="0" w:left="0"/>
-        <w:rPr/>
-      </w:pPr>
-      <w:r>
-        <w:rPr>
-          <w:rFonts w:ascii="Arial" w:hAnsi="Arial" w:eastAsia="Arial" w:cs="Arial"/>
-          <w:color w:val="000000"/>
-          <w:sz w:val="22"/>
-          <w:u w:val="none"/>
-        </w:rPr>
-        <w:t xml:space="preserve">              "langchain",</w:t>
-      </w:r>
-      <w:r/>
-    </w:p>
-    <w:p>
-      <w:pPr>
-        <w:pBdr>
-          <w:top w:val="none" w:color="000000" w:sz="4" w:space="0"/>
-          <w:left w:val="none" w:color="000000" w:sz="4" w:space="0"/>
-          <w:bottom w:val="none" w:color="000000" w:sz="4" w:space="0"/>
-          <w:right w:val="none" w:color="000000" w:sz="4" w:space="0"/>
-        </w:pBdr>
-        <w:spacing w:after="0" w:before="0" w:line="331" w:lineRule="auto"/>
-        <w:ind w:right="0" w:firstLine="0" w:left="0"/>
-        <w:rPr/>
-      </w:pPr>
-      <w:r>
-        <w:rPr>
-          <w:rFonts w:ascii="Arial" w:hAnsi="Arial" w:eastAsia="Arial" w:cs="Arial"/>
-          <w:color w:val="000000"/>
-          <w:sz w:val="22"/>
-          <w:u w:val="none"/>
-        </w:rPr>
-        <w:t xml:space="preserve">              "schema",</w:t>
-      </w:r>
-      <w:r/>
-    </w:p>
-    <w:p>
-      <w:pPr>
-        <w:pBdr>
-          <w:top w:val="none" w:color="000000" w:sz="4" w:space="0"/>
-          <w:left w:val="none" w:color="000000" w:sz="4" w:space="0"/>
-          <w:bottom w:val="none" w:color="000000" w:sz="4" w:space="0"/>
-          <w:right w:val="none" w:color="000000" w:sz="4" w:space="0"/>
-        </w:pBdr>
-        <w:spacing w:after="0" w:before="0" w:line="331" w:lineRule="auto"/>
-        <w:ind w:right="0" w:firstLine="0" w:left="0"/>
-        <w:rPr/>
-      </w:pPr>
-      <w:r>
-        <w:rPr>
-          <w:rFonts w:ascii="Arial" w:hAnsi="Arial" w:eastAsia="Arial" w:cs="Arial"/>
-          <w:color w:val="000000"/>
-          <w:sz w:val="22"/>
-          <w:u w:val="none"/>
-        </w:rPr>
-        <w:t xml:space="preserve">              "messages",</w:t>
-      </w:r>
-      <w:r/>
-    </w:p>
-    <w:p>
-      <w:pPr>
-        <w:pBdr>
-          <w:top w:val="none" w:color="000000" w:sz="4" w:space="0"/>
-          <w:left w:val="none" w:color="000000" w:sz="4" w:space="0"/>
-          <w:bottom w:val="none" w:color="000000" w:sz="4" w:space="0"/>
-          <w:right w:val="none" w:color="000000" w:sz="4" w:space="0"/>
-        </w:pBdr>
-        <w:spacing w:after="0" w:before="0" w:line="331" w:lineRule="auto"/>
-        <w:ind w:right="0" w:firstLine="0" w:left="0"/>
-        <w:rPr/>
-      </w:pPr>
-      <w:r>
-        <w:rPr>
-          <w:rFonts w:ascii="Arial" w:hAnsi="Arial" w:eastAsia="Arial" w:cs="Arial"/>
-          <w:color w:val="000000"/>
-          <w:sz w:val="22"/>
-          <w:u w:val="none"/>
-        </w:rPr>
-        <w:t xml:space="preserve">              "AIMessage"</w:t>
-      </w:r>
-      <w:r/>
-    </w:p>
-    <w:p>
-      <w:pPr>
-        <w:pBdr>
-          <w:top w:val="none" w:color="000000" w:sz="4" w:space="0"/>
-          <w:left w:val="none" w:color="000000" w:sz="4" w:space="0"/>
-          <w:bottom w:val="none" w:color="000000" w:sz="4" w:space="0"/>
-          <w:right w:val="none" w:color="000000" w:sz="4" w:space="0"/>
-        </w:pBdr>
-        <w:spacing w:after="0" w:before="0" w:line="331" w:lineRule="auto"/>
-        <w:ind w:right="0" w:firstLine="0" w:left="0"/>
-        <w:rPr/>
-      </w:pPr>
-      <w:r>
-        <w:rPr>
-          <w:rFonts w:ascii="Arial" w:hAnsi="Arial" w:eastAsia="Arial" w:cs="Arial"/>
-          <w:color w:val="000000"/>
-          <w:sz w:val="22"/>
-          <w:u w:val="none"/>
-        </w:rPr>
-        <w:t xml:space="preserve">            ],</w:t>
-      </w:r>
-      <w:r/>
-    </w:p>
-    <w:p>
-      <w:pPr>
-        <w:pBdr>
-          <w:top w:val="none" w:color="000000" w:sz="4" w:space="0"/>
-          <w:left w:val="none" w:color="000000" w:sz="4" w:space="0"/>
-          <w:bottom w:val="none" w:color="000000" w:sz="4" w:space="0"/>
-          <w:right w:val="none" w:color="000000" w:sz="4" w:space="0"/>
-        </w:pBdr>
-        <w:spacing w:after="0" w:before="0" w:line="331" w:lineRule="auto"/>
-        <w:ind w:right="0" w:firstLine="0" w:left="0"/>
-        <w:rPr/>
-      </w:pPr>
-      <w:r>
-        <w:rPr>
-          <w:rFonts w:ascii="Arial" w:hAnsi="Arial" w:eastAsia="Arial" w:cs="Arial"/>
-          <w:color w:val="000000"/>
-          <w:sz w:val="22"/>
-          <w:u w:val="none"/>
-        </w:rPr>
-        <w:t xml:space="preserve">            "kwargs": {</w:t>
-      </w:r>
-      <w:r/>
-    </w:p>
-    <w:p>
-      <w:pPr>
-        <w:pBdr>
-          <w:top w:val="none" w:color="000000" w:sz="4" w:space="0"/>
-          <w:left w:val="none" w:color="000000" w:sz="4" w:space="0"/>
-          <w:bottom w:val="none" w:color="000000" w:sz="4" w:space="0"/>
-          <w:right w:val="none" w:color="000000" w:sz="4" w:space="0"/>
-        </w:pBdr>
-        <w:spacing w:after="0" w:before="0" w:line="331" w:lineRule="auto"/>
-        <w:ind w:right="0" w:firstLine="0" w:left="0"/>
-        <w:rPr/>
-      </w:pPr>
-      <w:r>
-        <w:rPr>
-          <w:rFonts w:ascii="Arial" w:hAnsi="Arial" w:eastAsia="Arial" w:cs="Arial"/>
-          <w:color w:val="000000"/>
-          <w:sz w:val="22"/>
-          <w:u w:val="none"/>
-        </w:rPr>
-        <w:t xml:space="preserve">              "additional_kwargs": {</w:t>
-      </w:r>
-      <w:r/>
-    </w:p>
-    <w:p>
-      <w:pPr>
-        <w:pBdr>
-          <w:top w:val="none" w:color="000000" w:sz="4" w:space="0"/>
-          <w:left w:val="none" w:color="000000" w:sz="4" w:space="0"/>
-          <w:bottom w:val="none" w:color="000000" w:sz="4" w:space="0"/>
-          <w:right w:val="none" w:color="000000" w:sz="4" w:space="0"/>
-        </w:pBdr>
-        <w:spacing w:after="0" w:before="0" w:line="331" w:lineRule="auto"/>
-        <w:ind w:right="0" w:firstLine="0" w:left="0"/>
-        <w:rPr/>
-      </w:pPr>
-      <w:r>
-        <w:rPr>
-          <w:rFonts w:ascii="Arial" w:hAnsi="Arial" w:eastAsia="Arial" w:cs="Arial"/>
-          <w:color w:val="000000"/>
-          <w:sz w:val="22"/>
-          <w:u w:val="none"/>
-        </w:rPr>
-        <w:t xml:space="preserve">                "refusal": null</w:t>
-      </w:r>
-      <w:r/>
-    </w:p>
-    <w:p>
-      <w:pPr>
-        <w:pBdr>
-          <w:top w:val="none" w:color="000000" w:sz="4" w:space="0"/>
-          <w:left w:val="none" w:color="000000" w:sz="4" w:space="0"/>
-          <w:bottom w:val="none" w:color="000000" w:sz="4" w:space="0"/>
-          <w:right w:val="none" w:color="000000" w:sz="4" w:space="0"/>
-        </w:pBdr>
-        <w:spacing w:after="0" w:before="0" w:line="331" w:lineRule="auto"/>
-        <w:ind w:right="0" w:firstLine="0" w:left="0"/>
-        <w:rPr/>
-      </w:pPr>
-      <w:r>
-        <w:rPr>
-          <w:rFonts w:ascii="Arial" w:hAnsi="Arial" w:eastAsia="Arial" w:cs="Arial"/>
-          <w:color w:val="000000"/>
-          <w:sz w:val="22"/>
-          <w:u w:val="none"/>
-        </w:rPr>
-        <w:t xml:space="preserve">              },</w:t>
-      </w:r>
-      <w:r/>
-    </w:p>
-    <w:p>
-      <w:pPr>
-        <w:pBdr>
-          <w:top w:val="none" w:color="000000" w:sz="4" w:space="0"/>
-          <w:left w:val="none" w:color="000000" w:sz="4" w:space="0"/>
-          <w:bottom w:val="none" w:color="000000" w:sz="4" w:space="0"/>
-          <w:right w:val="none" w:color="000000" w:sz="4" w:space="0"/>
-        </w:pBdr>
-        <w:spacing w:after="0" w:before="0" w:line="331" w:lineRule="auto"/>
-        <w:ind w:right="0" w:firstLine="0" w:left="0"/>
-        <w:rPr/>
-      </w:pPr>
-      <w:r>
-        <w:rPr>
-          <w:rFonts w:ascii="Arial" w:hAnsi="Arial" w:eastAsia="Arial" w:cs="Arial"/>
-          <w:color w:val="000000"/>
-          <w:sz w:val="22"/>
-          <w:u w:val="none"/>
-        </w:rPr>
-        <w:t xml:space="preserve">              "content": "{\"intent\":\"CLAIM_REGISTRATION\",\"category\":\"claims\",\"confidence\":0.85,\"answer_text\":\"Claim registered successfully for policy number P123456 with an amount of $5000.\",\"reasoning\":\"Claim registration is confirmed ba</w:t>
-      </w:r>
-      <w:r>
-        <w:rPr>
-          <w:rFonts w:ascii="Arial" w:hAnsi="Arial" w:eastAsia="Arial" w:cs="Arial"/>
-          <w:color w:val="000000"/>
-          <w:sz w:val="22"/>
-          <w:u w:val="none"/>
-        </w:rPr>
-        <w:t xml:space="preserve">sed on the provided policy number and claim amount.\"}",</w:t>
-      </w:r>
-      <w:r/>
-    </w:p>
-    <w:p>
-      <w:pPr>
-        <w:pBdr>
-          <w:top w:val="none" w:color="000000" w:sz="4" w:space="0"/>
-          <w:left w:val="none" w:color="000000" w:sz="4" w:space="0"/>
-          <w:bottom w:val="none" w:color="000000" w:sz="4" w:space="0"/>
-          <w:right w:val="none" w:color="000000" w:sz="4" w:space="0"/>
-        </w:pBdr>
-        <w:spacing w:after="0" w:before="0" w:line="331" w:lineRule="auto"/>
-        <w:ind w:right="0" w:firstLine="0" w:left="0"/>
-        <w:rPr/>
-      </w:pPr>
-      <w:r>
-        <w:rPr>
-          <w:rFonts w:ascii="Arial" w:hAnsi="Arial" w:eastAsia="Arial" w:cs="Arial"/>
-          <w:color w:val="000000"/>
-          <w:sz w:val="22"/>
-          <w:u w:val="none"/>
-        </w:rPr>
-        <w:t xml:space="preserve">              "id": "run--019ee969-3dad-7203-a06b-5fd039ce1b58-0",</w:t>
-      </w:r>
-      <w:r/>
-    </w:p>
-    <w:p>
-      <w:pPr>
-        <w:pBdr>
-          <w:top w:val="none" w:color="000000" w:sz="4" w:space="0"/>
-          <w:left w:val="none" w:color="000000" w:sz="4" w:space="0"/>
-          <w:bottom w:val="none" w:color="000000" w:sz="4" w:space="0"/>
-          <w:right w:val="none" w:color="000000" w:sz="4" w:space="0"/>
-        </w:pBdr>
-        <w:spacing w:after="0" w:before="0" w:line="331" w:lineRule="auto"/>
-        <w:ind w:right="0" w:firstLine="0" w:left="0"/>
-        <w:rPr/>
-      </w:pPr>
-      <w:r>
-        <w:rPr>
-          <w:rFonts w:ascii="Arial" w:hAnsi="Arial" w:eastAsia="Arial" w:cs="Arial"/>
-          <w:color w:val="000000"/>
-          <w:sz w:val="22"/>
-          <w:u w:val="none"/>
-        </w:rPr>
-        <w:t xml:space="preserve">              "invalid_tool_calls": [],</w:t>
-      </w:r>
-      <w:r/>
-    </w:p>
-    <w:p>
-      <w:pPr>
-        <w:pBdr>
-          <w:top w:val="none" w:color="000000" w:sz="4" w:space="0"/>
-          <w:left w:val="none" w:color="000000" w:sz="4" w:space="0"/>
-          <w:bottom w:val="none" w:color="000000" w:sz="4" w:space="0"/>
-          <w:right w:val="none" w:color="000000" w:sz="4" w:space="0"/>
-        </w:pBdr>
-        <w:spacing w:after="0" w:before="0" w:line="331" w:lineRule="auto"/>
-        <w:ind w:right="0" w:firstLine="0" w:left="0"/>
-        <w:rPr/>
-      </w:pPr>
-      <w:r>
-        <w:rPr>
-          <w:rFonts w:ascii="Arial" w:hAnsi="Arial" w:eastAsia="Arial" w:cs="Arial"/>
-          <w:color w:val="000000"/>
-          <w:sz w:val="22"/>
-          <w:u w:val="none"/>
-        </w:rPr>
-        <w:t xml:space="preserve">              "response_metadata": {</w:t>
-      </w:r>
-      <w:r/>
-    </w:p>
-    <w:p>
-      <w:pPr>
-        <w:pBdr>
-          <w:top w:val="none" w:color="000000" w:sz="4" w:space="0"/>
-          <w:left w:val="none" w:color="000000" w:sz="4" w:space="0"/>
-          <w:bottom w:val="none" w:color="000000" w:sz="4" w:space="0"/>
-          <w:right w:val="none" w:color="000000" w:sz="4" w:space="0"/>
-        </w:pBdr>
-        <w:spacing w:after="0" w:before="0" w:line="331" w:lineRule="auto"/>
-        <w:ind w:right="0" w:firstLine="0" w:left="0"/>
-        <w:rPr/>
-      </w:pPr>
-      <w:r>
-        <w:rPr>
-          <w:rFonts w:ascii="Arial" w:hAnsi="Arial" w:eastAsia="Arial" w:cs="Arial"/>
-          <w:color w:val="000000"/>
-          <w:sz w:val="22"/>
-          <w:u w:val="none"/>
-        </w:rPr>
-        <w:t xml:space="preserve">                "finish_reason": "stop",</w:t>
-      </w:r>
-      <w:r/>
-    </w:p>
-    <w:p>
-      <w:pPr>
-        <w:pBdr>
-          <w:top w:val="none" w:color="000000" w:sz="4" w:space="0"/>
-          <w:left w:val="none" w:color="000000" w:sz="4" w:space="0"/>
-          <w:bottom w:val="none" w:color="000000" w:sz="4" w:space="0"/>
-          <w:right w:val="none" w:color="000000" w:sz="4" w:space="0"/>
-        </w:pBdr>
-        <w:spacing w:after="0" w:before="0" w:line="331" w:lineRule="auto"/>
-        <w:ind w:right="0" w:firstLine="0" w:left="0"/>
-        <w:rPr/>
-      </w:pPr>
-      <w:r>
-        <w:rPr>
-          <w:rFonts w:ascii="Arial" w:hAnsi="Arial" w:eastAsia="Arial" w:cs="Arial"/>
-          <w:color w:val="000000"/>
-          <w:sz w:val="22"/>
-          <w:u w:val="none"/>
-        </w:rPr>
-        <w:t xml:space="preserve">                "id": "chatcmpl-Dt8KnTB796EZIjGXTnSsZ85wdZqXo",</w:t>
-      </w:r>
-      <w:r/>
-    </w:p>
-    <w:p>
-      <w:pPr>
-        <w:pBdr>
-          <w:top w:val="none" w:color="000000" w:sz="4" w:space="0"/>
-          <w:left w:val="none" w:color="000000" w:sz="4" w:space="0"/>
-          <w:bottom w:val="none" w:color="000000" w:sz="4" w:space="0"/>
-          <w:right w:val="none" w:color="000000" w:sz="4" w:space="0"/>
-        </w:pBdr>
-        <w:spacing w:after="0" w:before="0" w:line="331" w:lineRule="auto"/>
-        <w:ind w:right="0" w:firstLine="0" w:left="0"/>
-        <w:rPr/>
-      </w:pPr>
-      <w:r>
-        <w:rPr>
-          <w:rFonts w:ascii="Arial" w:hAnsi="Arial" w:eastAsia="Arial" w:cs="Arial"/>
-          <w:color w:val="000000"/>
-          <w:sz w:val="22"/>
-          <w:u w:val="none"/>
-        </w:rPr>
-        <w:t xml:space="preserve">                "logprobs": null,</w:t>
-      </w:r>
-      <w:r/>
-    </w:p>
-    <w:p>
-      <w:pPr>
-        <w:pBdr>
-          <w:top w:val="none" w:color="000000" w:sz="4" w:space="0"/>
-          <w:left w:val="none" w:color="000000" w:sz="4" w:space="0"/>
-          <w:bottom w:val="none" w:color="000000" w:sz="4" w:space="0"/>
-          <w:right w:val="none" w:color="000000" w:sz="4" w:space="0"/>
-        </w:pBdr>
-        <w:spacing w:after="0" w:before="0" w:line="331" w:lineRule="auto"/>
-        <w:ind w:right="0" w:firstLine="0" w:left="0"/>
-        <w:rPr/>
-      </w:pPr>
-      <w:r>
-        <w:rPr>
-          <w:rFonts w:ascii="Arial" w:hAnsi="Arial" w:eastAsia="Arial" w:cs="Arial"/>
-          <w:color w:val="000000"/>
-          <w:sz w:val="22"/>
-          <w:u w:val="none"/>
-        </w:rPr>
-        <w:t xml:space="preserve">                "model_name": "gpt-4o-mini-2024-07-18",</w:t>
-      </w:r>
-      <w:r/>
-    </w:p>
-    <w:p>
-      <w:pPr>
-        <w:pBdr>
-          <w:top w:val="none" w:color="000000" w:sz="4" w:space="0"/>
-          <w:left w:val="none" w:color="000000" w:sz="4" w:space="0"/>
-          <w:bottom w:val="none" w:color="000000" w:sz="4" w:space="0"/>
-          <w:right w:val="none" w:color="000000" w:sz="4" w:space="0"/>
-        </w:pBdr>
-        <w:spacing w:after="0" w:before="0" w:line="331" w:lineRule="auto"/>
-        <w:ind w:right="0" w:firstLine="0" w:left="0"/>
-        <w:rPr/>
-      </w:pPr>
-      <w:r>
-        <w:rPr>
-          <w:rFonts w:ascii="Arial" w:hAnsi="Arial" w:eastAsia="Arial" w:cs="Arial"/>
-          <w:color w:val="000000"/>
-          <w:sz w:val="22"/>
-          <w:u w:val="none"/>
-        </w:rPr>
-        <w:t xml:space="preserve">                "service_tier": "default",</w:t>
-      </w:r>
-      <w:r/>
-    </w:p>
-    <w:p>
-      <w:pPr>
-        <w:pBdr>
-          <w:top w:val="none" w:color="000000" w:sz="4" w:space="0"/>
-          <w:left w:val="none" w:color="000000" w:sz="4" w:space="0"/>
-          <w:bottom w:val="none" w:color="000000" w:sz="4" w:space="0"/>
-          <w:right w:val="none" w:color="000000" w:sz="4" w:space="0"/>
-        </w:pBdr>
-        <w:spacing w:after="0" w:before="0" w:line="331" w:lineRule="auto"/>
-        <w:ind w:right="0" w:firstLine="0" w:left="0"/>
-        <w:rPr/>
-      </w:pPr>
-      <w:r>
-        <w:rPr>
-          <w:rFonts w:ascii="Arial" w:hAnsi="Arial" w:eastAsia="Arial" w:cs="Arial"/>
-          <w:color w:val="000000"/>
-          <w:sz w:val="22"/>
-          <w:u w:val="none"/>
-        </w:rPr>
-        <w:t xml:space="preserve">                "system_fingerprint": "fp_eee5e0b136",</w:t>
-      </w:r>
-      <w:r/>
-    </w:p>
-    <w:p>
-      <w:pPr>
-        <w:pBdr>
-          <w:top w:val="none" w:color="000000" w:sz="4" w:space="0"/>
-          <w:left w:val="none" w:color="000000" w:sz="4" w:space="0"/>
-          <w:bottom w:val="none" w:color="000000" w:sz="4" w:space="0"/>
-          <w:right w:val="none" w:color="000000" w:sz="4" w:space="0"/>
-        </w:pBdr>
-        <w:spacing w:after="0" w:before="0" w:line="331" w:lineRule="auto"/>
-        <w:ind w:right="0" w:firstLine="0" w:left="0"/>
-        <w:rPr/>
-      </w:pPr>
-      <w:r>
-        <w:rPr>
-          <w:rFonts w:ascii="Arial" w:hAnsi="Arial" w:eastAsia="Arial" w:cs="Arial"/>
-          <w:color w:val="000000"/>
-          <w:sz w:val="22"/>
-          <w:u w:val="none"/>
-        </w:rPr>
-        <w:t xml:space="preserve">                "token_usage": {</w:t>
-      </w:r>
-      <w:r/>
-    </w:p>
-    <w:p>
-      <w:pPr>
-        <w:pBdr>
-          <w:top w:val="none" w:color="000000" w:sz="4" w:space="0"/>
-          <w:left w:val="none" w:color="000000" w:sz="4" w:space="0"/>
-          <w:bottom w:val="none" w:color="000000" w:sz="4" w:space="0"/>
-          <w:right w:val="none" w:color="000000" w:sz="4" w:space="0"/>
-        </w:pBdr>
-        <w:spacing w:after="0" w:before="0" w:line="331" w:lineRule="auto"/>
-        <w:ind w:right="0" w:firstLine="0" w:left="0"/>
-        <w:rPr/>
-      </w:pPr>
-      <w:r>
-        <w:rPr>
-          <w:rFonts w:ascii="Arial" w:hAnsi="Arial" w:eastAsia="Arial" w:cs="Arial"/>
-          <w:color w:val="000000"/>
-          <w:sz w:val="22"/>
-          <w:u w:val="none"/>
-        </w:rPr>
-        <w:t xml:space="preserve">                  "completion_tokens": 56,</w:t>
-      </w:r>
-      <w:r/>
-    </w:p>
-    <w:p>
-      <w:pPr>
-        <w:pBdr>
-          <w:top w:val="none" w:color="000000" w:sz="4" w:space="0"/>
-          <w:left w:val="none" w:color="000000" w:sz="4" w:space="0"/>
-          <w:bottom w:val="none" w:color="000000" w:sz="4" w:space="0"/>
-          <w:right w:val="none" w:color="000000" w:sz="4" w:space="0"/>
-        </w:pBdr>
-        <w:spacing w:after="0" w:before="0" w:line="331" w:lineRule="auto"/>
-        <w:ind w:right="0" w:firstLine="0" w:left="0"/>
-        <w:rPr/>
-      </w:pPr>
-      <w:r>
-        <w:rPr>
-          <w:rFonts w:ascii="Arial" w:hAnsi="Arial" w:eastAsia="Arial" w:cs="Arial"/>
-          <w:color w:val="000000"/>
-          <w:sz w:val="22"/>
-          <w:u w:val="none"/>
-        </w:rPr>
-        <w:t xml:space="preserve">                  "completion_tokens_details": {</w:t>
-      </w:r>
-      <w:r/>
-    </w:p>
-    <w:p>
-      <w:pPr>
-        <w:pBdr>
-          <w:top w:val="none" w:color="000000" w:sz="4" w:space="0"/>
-          <w:left w:val="none" w:color="000000" w:sz="4" w:space="0"/>
-          <w:bottom w:val="none" w:color="000000" w:sz="4" w:space="0"/>
-          <w:right w:val="none" w:color="000000" w:sz="4" w:space="0"/>
-        </w:pBdr>
-        <w:spacing w:after="0" w:before="0" w:line="331" w:lineRule="auto"/>
-        <w:ind w:right="0" w:firstLine="0" w:left="0"/>
-        <w:rPr/>
-      </w:pPr>
-      <w:r>
-        <w:rPr>
-          <w:rFonts w:ascii="Arial" w:hAnsi="Arial" w:eastAsia="Arial" w:cs="Arial"/>
-          <w:color w:val="000000"/>
-          <w:sz w:val="22"/>
-          <w:u w:val="none"/>
-        </w:rPr>
-        <w:t xml:space="preserve">                    "accepted_prediction_tokens": 0,</w:t>
-      </w:r>
-      <w:r/>
-    </w:p>
-    <w:p>
-      <w:pPr>
-        <w:pBdr>
-          <w:top w:val="none" w:color="000000" w:sz="4" w:space="0"/>
-          <w:left w:val="none" w:color="000000" w:sz="4" w:space="0"/>
-          <w:bottom w:val="none" w:color="000000" w:sz="4" w:space="0"/>
-          <w:right w:val="none" w:color="000000" w:sz="4" w:space="0"/>
-        </w:pBdr>
-        <w:spacing w:after="0" w:before="0" w:line="331" w:lineRule="auto"/>
-        <w:ind w:right="0" w:firstLine="0" w:left="0"/>
-        <w:rPr/>
-      </w:pPr>
-      <w:r>
-        <w:rPr>
-          <w:rFonts w:ascii="Arial" w:hAnsi="Arial" w:eastAsia="Arial" w:cs="Arial"/>
-          <w:color w:val="000000"/>
-          <w:sz w:val="22"/>
-          <w:u w:val="none"/>
-        </w:rPr>
-        <w:t xml:space="preserve">                    "audio_tokens": 0,</w:t>
-      </w:r>
-      <w:r/>
-    </w:p>
-    <w:p>
-      <w:pPr>
-        <w:pBdr>
-          <w:top w:val="none" w:color="000000" w:sz="4" w:space="0"/>
-          <w:left w:val="none" w:color="000000" w:sz="4" w:space="0"/>
-          <w:bottom w:val="none" w:color="000000" w:sz="4" w:space="0"/>
-          <w:right w:val="none" w:color="000000" w:sz="4" w:space="0"/>
-        </w:pBdr>
-        <w:spacing w:after="0" w:before="0" w:line="331" w:lineRule="auto"/>
-        <w:ind w:right="0" w:firstLine="0" w:left="0"/>
-        <w:rPr/>
-      </w:pPr>
-      <w:r>
-        <w:rPr>
-          <w:rFonts w:ascii="Arial" w:hAnsi="Arial" w:eastAsia="Arial" w:cs="Arial"/>
-          <w:color w:val="000000"/>
-          <w:sz w:val="22"/>
-          <w:u w:val="none"/>
-        </w:rPr>
-        <w:t xml:space="preserve">                    "reasoning_tokens": 0,</w:t>
-      </w:r>
-      <w:r/>
-    </w:p>
-    <w:p>
-      <w:pPr>
-        <w:pBdr>
-          <w:top w:val="none" w:color="000000" w:sz="4" w:space="0"/>
-          <w:left w:val="none" w:color="000000" w:sz="4" w:space="0"/>
-          <w:bottom w:val="none" w:color="000000" w:sz="4" w:space="0"/>
-          <w:right w:val="none" w:color="000000" w:sz="4" w:space="0"/>
-        </w:pBdr>
-        <w:spacing w:after="0" w:before="0" w:line="331" w:lineRule="auto"/>
-        <w:ind w:right="0" w:firstLine="0" w:left="0"/>
-        <w:rPr/>
-      </w:pPr>
-      <w:r>
-        <w:rPr>
-          <w:rFonts w:ascii="Arial" w:hAnsi="Arial" w:eastAsia="Arial" w:cs="Arial"/>
-          <w:color w:val="000000"/>
-          <w:sz w:val="22"/>
-          <w:u w:val="none"/>
-        </w:rPr>
-        <w:t xml:space="preserve">                    "rejected_prediction_tokens": 0</w:t>
-      </w:r>
-      <w:r/>
-    </w:p>
-    <w:p>
-      <w:pPr>
-        <w:pBdr>
-          <w:top w:val="none" w:color="000000" w:sz="4" w:space="0"/>
-          <w:left w:val="none" w:color="000000" w:sz="4" w:space="0"/>
-          <w:bottom w:val="none" w:color="000000" w:sz="4" w:space="0"/>
-          <w:right w:val="none" w:color="000000" w:sz="4" w:space="0"/>
-        </w:pBdr>
-        <w:spacing w:after="0" w:before="0" w:line="331" w:lineRule="auto"/>
-        <w:ind w:right="0" w:firstLine="0" w:left="0"/>
-        <w:rPr/>
-      </w:pPr>
-      <w:r>
-        <w:rPr>
-          <w:rFonts w:ascii="Arial" w:hAnsi="Arial" w:eastAsia="Arial" w:cs="Arial"/>
-          <w:color w:val="000000"/>
-          <w:sz w:val="22"/>
-          <w:u w:val="none"/>
-        </w:rPr>
-        <w:t xml:space="preserve">                  },</w:t>
-      </w:r>
-      <w:r/>
-    </w:p>
-    <w:p>
-      <w:pPr>
-        <w:pBdr>
-          <w:top w:val="none" w:color="000000" w:sz="4" w:space="0"/>
-          <w:left w:val="none" w:color="000000" w:sz="4" w:space="0"/>
-          <w:bottom w:val="none" w:color="000000" w:sz="4" w:space="0"/>
-          <w:right w:val="none" w:color="000000" w:sz="4" w:space="0"/>
-        </w:pBdr>
-        <w:spacing w:after="0" w:before="0" w:line="331" w:lineRule="auto"/>
-        <w:ind w:right="0" w:firstLine="0" w:left="0"/>
-        <w:rPr/>
-      </w:pPr>
-      <w:r>
-        <w:rPr>
-          <w:rFonts w:ascii="Arial" w:hAnsi="Arial" w:eastAsia="Arial" w:cs="Arial"/>
-          <w:color w:val="000000"/>
-          <w:sz w:val="22"/>
-          <w:u w:val="none"/>
-        </w:rPr>
-        <w:t xml:space="preserve">                  "prompt_tokens": 497,</w:t>
-      </w:r>
-      <w:r/>
-    </w:p>
-    <w:p>
-      <w:pPr>
-        <w:pBdr>
-          <w:top w:val="none" w:color="000000" w:sz="4" w:space="0"/>
-          <w:left w:val="none" w:color="000000" w:sz="4" w:space="0"/>
-          <w:bottom w:val="none" w:color="000000" w:sz="4" w:space="0"/>
-          <w:right w:val="none" w:color="000000" w:sz="4" w:space="0"/>
-        </w:pBdr>
-        <w:spacing w:after="0" w:before="0" w:line="331" w:lineRule="auto"/>
-        <w:ind w:right="0" w:firstLine="0" w:left="0"/>
-        <w:rPr/>
-      </w:pPr>
-      <w:r>
-        <w:rPr>
-          <w:rFonts w:ascii="Arial" w:hAnsi="Arial" w:eastAsia="Arial" w:cs="Arial"/>
-          <w:color w:val="000000"/>
-          <w:sz w:val="22"/>
-          <w:u w:val="none"/>
-        </w:rPr>
-        <w:t xml:space="preserve">                  "prompt_tokens_details": {</w:t>
-      </w:r>
-      <w:r/>
-    </w:p>
-    <w:p>
-      <w:pPr>
-        <w:pBdr>
-          <w:top w:val="none" w:color="000000" w:sz="4" w:space="0"/>
-          <w:left w:val="none" w:color="000000" w:sz="4" w:space="0"/>
-          <w:bottom w:val="none" w:color="000000" w:sz="4" w:space="0"/>
-          <w:right w:val="none" w:color="000000" w:sz="4" w:space="0"/>
-        </w:pBdr>
-        <w:spacing w:after="0" w:before="0" w:line="331" w:lineRule="auto"/>
-        <w:ind w:right="0" w:firstLine="0" w:left="0"/>
-        <w:rPr/>
-      </w:pPr>
-      <w:r>
-        <w:rPr>
-          <w:rFonts w:ascii="Arial" w:hAnsi="Arial" w:eastAsia="Arial" w:cs="Arial"/>
-          <w:color w:val="000000"/>
-          <w:sz w:val="22"/>
-          <w:u w:val="none"/>
-        </w:rPr>
-        <w:t xml:space="preserve">                    "audio_tokens": 0,</w:t>
-      </w:r>
-      <w:r/>
-    </w:p>
-    <w:p>
-      <w:pPr>
-        <w:pBdr>
-          <w:top w:val="none" w:color="000000" w:sz="4" w:space="0"/>
-          <w:left w:val="none" w:color="000000" w:sz="4" w:space="0"/>
-          <w:bottom w:val="none" w:color="000000" w:sz="4" w:space="0"/>
-          <w:right w:val="none" w:color="000000" w:sz="4" w:space="0"/>
-        </w:pBdr>
-        <w:spacing w:after="0" w:before="0" w:line="331" w:lineRule="auto"/>
-        <w:ind w:right="0" w:firstLine="0" w:left="0"/>
-        <w:rPr/>
-      </w:pPr>
-      <w:r>
-        <w:rPr>
-          <w:rFonts w:ascii="Arial" w:hAnsi="Arial" w:eastAsia="Arial" w:cs="Arial"/>
-          <w:color w:val="000000"/>
-          <w:sz w:val="22"/>
-          <w:u w:val="none"/>
-        </w:rPr>
-        <w:t xml:space="preserve">                    "cached_tokens": 0</w:t>
-      </w:r>
-      <w:r/>
-    </w:p>
-    <w:p>
-      <w:pPr>
-        <w:pBdr>
-          <w:top w:val="none" w:color="000000" w:sz="4" w:space="0"/>
-          <w:left w:val="none" w:color="000000" w:sz="4" w:space="0"/>
-          <w:bottom w:val="none" w:color="000000" w:sz="4" w:space="0"/>
-          <w:right w:val="none" w:color="000000" w:sz="4" w:space="0"/>
-        </w:pBdr>
-        <w:spacing w:after="0" w:before="0" w:line="331" w:lineRule="auto"/>
-        <w:ind w:right="0" w:firstLine="0" w:left="0"/>
-        <w:rPr/>
-      </w:pPr>
-      <w:r>
-        <w:rPr>
-          <w:rFonts w:ascii="Arial" w:hAnsi="Arial" w:eastAsia="Arial" w:cs="Arial"/>
-          <w:color w:val="000000"/>
-          <w:sz w:val="22"/>
-          <w:u w:val="none"/>
-        </w:rPr>
-        <w:t xml:space="preserve">                  },</w:t>
-      </w:r>
-      <w:r/>
-    </w:p>
-    <w:p>
-      <w:pPr>
-        <w:pBdr>
-          <w:top w:val="none" w:color="000000" w:sz="4" w:space="0"/>
-          <w:left w:val="none" w:color="000000" w:sz="4" w:space="0"/>
-          <w:bottom w:val="none" w:color="000000" w:sz="4" w:space="0"/>
-          <w:right w:val="none" w:color="000000" w:sz="4" w:space="0"/>
-        </w:pBdr>
-        <w:spacing w:after="0" w:before="0" w:line="331" w:lineRule="auto"/>
-        <w:ind w:right="0" w:firstLine="0" w:left="0"/>
-        <w:rPr/>
-      </w:pPr>
-      <w:r>
-        <w:rPr>
-          <w:rFonts w:ascii="Arial" w:hAnsi="Arial" w:eastAsia="Arial" w:cs="Arial"/>
-          <w:color w:val="000000"/>
-          <w:sz w:val="22"/>
-          <w:u w:val="none"/>
-        </w:rPr>
-        <w:t xml:space="preserve">                  "total_tokens": 553</w:t>
-      </w:r>
-      <w:r/>
-    </w:p>
-    <w:p>
-      <w:pPr>
-        <w:pBdr>
-          <w:top w:val="none" w:color="000000" w:sz="4" w:space="0"/>
-          <w:left w:val="none" w:color="000000" w:sz="4" w:space="0"/>
-          <w:bottom w:val="none" w:color="000000" w:sz="4" w:space="0"/>
-          <w:right w:val="none" w:color="000000" w:sz="4" w:space="0"/>
-        </w:pBdr>
-        <w:spacing w:after="0" w:before="0" w:line="331" w:lineRule="auto"/>
-        <w:ind w:right="0" w:firstLine="0" w:left="0"/>
-        <w:rPr/>
-      </w:pPr>
-      <w:r>
-        <w:rPr>
-          <w:rFonts w:ascii="Arial" w:hAnsi="Arial" w:eastAsia="Arial" w:cs="Arial"/>
-          <w:color w:val="000000"/>
-          <w:sz w:val="22"/>
-          <w:u w:val="none"/>
-        </w:rPr>
-        <w:t xml:space="preserve">                }</w:t>
-      </w:r>
-      <w:r/>
-    </w:p>
-    <w:p>
-      <w:pPr>
-        <w:pBdr>
-          <w:top w:val="none" w:color="000000" w:sz="4" w:space="0"/>
-          <w:left w:val="none" w:color="000000" w:sz="4" w:space="0"/>
-          <w:bottom w:val="none" w:color="000000" w:sz="4" w:space="0"/>
-          <w:right w:val="none" w:color="000000" w:sz="4" w:space="0"/>
-        </w:pBdr>
-        <w:spacing w:after="0" w:before="0" w:line="331" w:lineRule="auto"/>
-        <w:ind w:right="0" w:firstLine="0" w:left="0"/>
-        <w:rPr/>
-      </w:pPr>
-      <w:r>
-        <w:rPr>
-          <w:rFonts w:ascii="Arial" w:hAnsi="Arial" w:eastAsia="Arial" w:cs="Arial"/>
-          <w:color w:val="000000"/>
-          <w:sz w:val="22"/>
-          <w:u w:val="none"/>
-        </w:rPr>
-        <w:t xml:space="preserve">              },</w:t>
-      </w:r>
-      <w:r/>
-    </w:p>
-    <w:p>
-      <w:pPr>
-        <w:pBdr>
-          <w:top w:val="none" w:color="000000" w:sz="4" w:space="0"/>
-          <w:left w:val="none" w:color="000000" w:sz="4" w:space="0"/>
-          <w:bottom w:val="none" w:color="000000" w:sz="4" w:space="0"/>
-          <w:right w:val="none" w:color="000000" w:sz="4" w:space="0"/>
-        </w:pBdr>
-        <w:spacing w:after="0" w:before="0" w:line="331" w:lineRule="auto"/>
-        <w:ind w:right="0" w:firstLine="0" w:left="0"/>
-        <w:rPr/>
-      </w:pPr>
-      <w:r>
-        <w:rPr>
-          <w:rFonts w:ascii="Arial" w:hAnsi="Arial" w:eastAsia="Arial" w:cs="Arial"/>
-          <w:color w:val="000000"/>
-          <w:sz w:val="22"/>
-          <w:u w:val="none"/>
-        </w:rPr>
-        <w:t xml:space="preserve">              "tool_calls": [],</w:t>
-      </w:r>
-      <w:r/>
-    </w:p>
-    <w:p>
-      <w:pPr>
-        <w:pBdr>
-          <w:top w:val="none" w:color="000000" w:sz="4" w:space="0"/>
-          <w:left w:val="none" w:color="000000" w:sz="4" w:space="0"/>
-          <w:bottom w:val="none" w:color="000000" w:sz="4" w:space="0"/>
-          <w:right w:val="none" w:color="000000" w:sz="4" w:space="0"/>
-        </w:pBdr>
-        <w:spacing w:after="0" w:before="0" w:line="331" w:lineRule="auto"/>
-        <w:ind w:right="0" w:firstLine="0" w:left="0"/>
-        <w:rPr/>
-      </w:pPr>
-      <w:r>
-        <w:rPr>
-          <w:rFonts w:ascii="Arial" w:hAnsi="Arial" w:eastAsia="Arial" w:cs="Arial"/>
-          <w:color w:val="000000"/>
-          <w:sz w:val="22"/>
-          <w:u w:val="none"/>
-        </w:rPr>
-        <w:t xml:space="preserve">              "type": "ai",</w:t>
-      </w:r>
-      <w:r/>
-    </w:p>
-    <w:p>
-      <w:pPr>
-        <w:pBdr>
-          <w:top w:val="none" w:color="000000" w:sz="4" w:space="0"/>
-          <w:left w:val="none" w:color="000000" w:sz="4" w:space="0"/>
-          <w:bottom w:val="none" w:color="000000" w:sz="4" w:space="0"/>
-          <w:right w:val="none" w:color="000000" w:sz="4" w:space="0"/>
-        </w:pBdr>
-        <w:spacing w:after="0" w:before="0" w:line="331" w:lineRule="auto"/>
-        <w:ind w:right="0" w:firstLine="0" w:left="0"/>
-        <w:rPr/>
-      </w:pPr>
-      <w:r>
-        <w:rPr>
-          <w:rFonts w:ascii="Arial" w:hAnsi="Arial" w:eastAsia="Arial" w:cs="Arial"/>
-          <w:color w:val="000000"/>
-          <w:sz w:val="22"/>
-          <w:u w:val="none"/>
-        </w:rPr>
-        <w:t xml:space="preserve">              "usage_metadata": {</w:t>
-      </w:r>
-      <w:r/>
-    </w:p>
-    <w:p>
-      <w:pPr>
-        <w:pBdr>
-          <w:top w:val="none" w:color="000000" w:sz="4" w:space="0"/>
-          <w:left w:val="none" w:color="000000" w:sz="4" w:space="0"/>
-          <w:bottom w:val="none" w:color="000000" w:sz="4" w:space="0"/>
-          <w:right w:val="none" w:color="000000" w:sz="4" w:space="0"/>
-        </w:pBdr>
-        <w:spacing w:after="0" w:before="0" w:line="331" w:lineRule="auto"/>
-        <w:ind w:right="0" w:firstLine="0" w:left="0"/>
-        <w:rPr/>
-      </w:pPr>
-      <w:r>
-        <w:rPr>
-          <w:rFonts w:ascii="Arial" w:hAnsi="Arial" w:eastAsia="Arial" w:cs="Arial"/>
-          <w:color w:val="000000"/>
-          <w:sz w:val="22"/>
-          <w:u w:val="none"/>
-        </w:rPr>
-        <w:t xml:space="preserve">                "input_token_details": {</w:t>
-      </w:r>
-      <w:r/>
-    </w:p>
-    <w:p>
-      <w:pPr>
-        <w:pBdr>
-          <w:top w:val="none" w:color="000000" w:sz="4" w:space="0"/>
-          <w:left w:val="none" w:color="000000" w:sz="4" w:space="0"/>
-          <w:bottom w:val="none" w:color="000000" w:sz="4" w:space="0"/>
-          <w:right w:val="none" w:color="000000" w:sz="4" w:space="0"/>
-        </w:pBdr>
-        <w:spacing w:after="0" w:before="0" w:line="331" w:lineRule="auto"/>
-        <w:ind w:right="0" w:firstLine="0" w:left="0"/>
-        <w:rPr/>
-      </w:pPr>
-      <w:r>
-        <w:rPr>
-          <w:rFonts w:ascii="Arial" w:hAnsi="Arial" w:eastAsia="Arial" w:cs="Arial"/>
-          <w:color w:val="000000"/>
-          <w:sz w:val="22"/>
-          <w:u w:val="none"/>
-        </w:rPr>
-        <w:t xml:space="preserve">                  "audio": 0,</w:t>
-      </w:r>
-      <w:r/>
-    </w:p>
-    <w:p>
-      <w:pPr>
-        <w:pBdr>
-          <w:top w:val="none" w:color="000000" w:sz="4" w:space="0"/>
-          <w:left w:val="none" w:color="000000" w:sz="4" w:space="0"/>
-          <w:bottom w:val="none" w:color="000000" w:sz="4" w:space="0"/>
-          <w:right w:val="none" w:color="000000" w:sz="4" w:space="0"/>
-        </w:pBdr>
-        <w:spacing w:after="0" w:before="0" w:line="331" w:lineRule="auto"/>
-        <w:ind w:right="0" w:firstLine="0" w:left="0"/>
-        <w:rPr/>
-      </w:pPr>
-      <w:r>
-        <w:rPr>
-          <w:rFonts w:ascii="Arial" w:hAnsi="Arial" w:eastAsia="Arial" w:cs="Arial"/>
-          <w:color w:val="000000"/>
-          <w:sz w:val="22"/>
-          <w:u w:val="none"/>
-        </w:rPr>
-        <w:t xml:space="preserve">                  "cache_read": 0</w:t>
-      </w:r>
-      <w:r/>
-    </w:p>
-    <w:p>
-      <w:pPr>
-        <w:pBdr>
-          <w:top w:val="none" w:color="000000" w:sz="4" w:space="0"/>
-          <w:left w:val="none" w:color="000000" w:sz="4" w:space="0"/>
-          <w:bottom w:val="none" w:color="000000" w:sz="4" w:space="0"/>
-          <w:right w:val="none" w:color="000000" w:sz="4" w:space="0"/>
-        </w:pBdr>
-        <w:spacing w:after="0" w:before="0" w:line="331" w:lineRule="auto"/>
-        <w:ind w:right="0" w:firstLine="0" w:left="0"/>
-        <w:rPr/>
-      </w:pPr>
-      <w:r>
-        <w:rPr>
-          <w:rFonts w:ascii="Arial" w:hAnsi="Arial" w:eastAsia="Arial" w:cs="Arial"/>
-          <w:color w:val="000000"/>
-          <w:sz w:val="22"/>
-          <w:u w:val="none"/>
-        </w:rPr>
-        <w:t xml:space="preserve">                },</w:t>
-      </w:r>
-      <w:r/>
-    </w:p>
-    <w:p>
-      <w:pPr>
-        <w:pBdr>
-          <w:top w:val="none" w:color="000000" w:sz="4" w:space="0"/>
-          <w:left w:val="none" w:color="000000" w:sz="4" w:space="0"/>
-          <w:bottom w:val="none" w:color="000000" w:sz="4" w:space="0"/>
-          <w:right w:val="none" w:color="000000" w:sz="4" w:space="0"/>
-        </w:pBdr>
-        <w:spacing w:after="0" w:before="0" w:line="331" w:lineRule="auto"/>
-        <w:ind w:right="0" w:firstLine="0" w:left="0"/>
-        <w:rPr/>
-      </w:pPr>
-      <w:r>
-        <w:rPr>
-          <w:rFonts w:ascii="Arial" w:hAnsi="Arial" w:eastAsia="Arial" w:cs="Arial"/>
-          <w:color w:val="000000"/>
-          <w:sz w:val="22"/>
-          <w:u w:val="none"/>
-        </w:rPr>
-        <w:t xml:space="preserve">                "input_tokens": 497,</w:t>
-      </w:r>
-      <w:r/>
-    </w:p>
-    <w:p>
-      <w:pPr>
-        <w:pBdr>
-          <w:top w:val="none" w:color="000000" w:sz="4" w:space="0"/>
-          <w:left w:val="none" w:color="000000" w:sz="4" w:space="0"/>
-          <w:bottom w:val="none" w:color="000000" w:sz="4" w:space="0"/>
-          <w:right w:val="none" w:color="000000" w:sz="4" w:space="0"/>
-        </w:pBdr>
-        <w:spacing w:after="0" w:before="0" w:line="331" w:lineRule="auto"/>
-        <w:ind w:right="0" w:firstLine="0" w:left="0"/>
-        <w:rPr/>
-      </w:pPr>
-      <w:r>
-        <w:rPr>
-          <w:rFonts w:ascii="Arial" w:hAnsi="Arial" w:eastAsia="Arial" w:cs="Arial"/>
-          <w:color w:val="000000"/>
-          <w:sz w:val="22"/>
-          <w:u w:val="none"/>
-        </w:rPr>
-        <w:t xml:space="preserve">                "output_token_details": {</w:t>
-      </w:r>
-      <w:r/>
-    </w:p>
-    <w:p>
-      <w:pPr>
-        <w:pBdr>
-          <w:top w:val="none" w:color="000000" w:sz="4" w:space="0"/>
-          <w:left w:val="none" w:color="000000" w:sz="4" w:space="0"/>
-          <w:bottom w:val="none" w:color="000000" w:sz="4" w:space="0"/>
-          <w:right w:val="none" w:color="000000" w:sz="4" w:space="0"/>
-        </w:pBdr>
-        <w:spacing w:after="0" w:before="0" w:line="331" w:lineRule="auto"/>
-        <w:ind w:right="0" w:firstLine="0" w:left="0"/>
-        <w:rPr/>
-      </w:pPr>
-      <w:r>
-        <w:rPr>
-          <w:rFonts w:ascii="Arial" w:hAnsi="Arial" w:eastAsia="Arial" w:cs="Arial"/>
-          <w:color w:val="000000"/>
-          <w:sz w:val="22"/>
-          <w:u w:val="none"/>
-        </w:rPr>
-        <w:t xml:space="preserve">                  "audio": 0,</w:t>
-      </w:r>
-      <w:r/>
-    </w:p>
-    <w:p>
-      <w:pPr>
-        <w:pBdr>
-          <w:top w:val="none" w:color="000000" w:sz="4" w:space="0"/>
-          <w:left w:val="none" w:color="000000" w:sz="4" w:space="0"/>
-          <w:bottom w:val="none" w:color="000000" w:sz="4" w:space="0"/>
-          <w:right w:val="none" w:color="000000" w:sz="4" w:space="0"/>
-        </w:pBdr>
-        <w:spacing w:after="0" w:before="0" w:line="331" w:lineRule="auto"/>
-        <w:ind w:right="0" w:firstLine="0" w:left="0"/>
-        <w:rPr/>
-      </w:pPr>
-      <w:r>
-        <w:rPr>
-          <w:rFonts w:ascii="Arial" w:hAnsi="Arial" w:eastAsia="Arial" w:cs="Arial"/>
-          <w:color w:val="000000"/>
-          <w:sz w:val="22"/>
-          <w:u w:val="none"/>
-        </w:rPr>
-        <w:t xml:space="preserve">                  "reasoning": 0</w:t>
-      </w:r>
-      <w:r/>
-    </w:p>
-    <w:p>
-      <w:pPr>
-        <w:pBdr>
-          <w:top w:val="none" w:color="000000" w:sz="4" w:space="0"/>
-          <w:left w:val="none" w:color="000000" w:sz="4" w:space="0"/>
-          <w:bottom w:val="none" w:color="000000" w:sz="4" w:space="0"/>
-          <w:right w:val="none" w:color="000000" w:sz="4" w:space="0"/>
-        </w:pBdr>
-        <w:spacing w:after="0" w:before="0" w:line="331" w:lineRule="auto"/>
-        <w:ind w:right="0" w:firstLine="0" w:left="0"/>
-        <w:rPr/>
-      </w:pPr>
-      <w:r>
-        <w:rPr>
-          <w:rFonts w:ascii="Arial" w:hAnsi="Arial" w:eastAsia="Arial" w:cs="Arial"/>
-          <w:color w:val="000000"/>
-          <w:sz w:val="22"/>
-          <w:u w:val="none"/>
-        </w:rPr>
-        <w:t xml:space="preserve">                },</w:t>
-      </w:r>
-      <w:r/>
-    </w:p>
-    <w:p>
-      <w:pPr>
-        <w:pBdr>
-          <w:top w:val="none" w:color="000000" w:sz="4" w:space="0"/>
-          <w:left w:val="none" w:color="000000" w:sz="4" w:space="0"/>
-          <w:bottom w:val="none" w:color="000000" w:sz="4" w:space="0"/>
-          <w:right w:val="none" w:color="000000" w:sz="4" w:space="0"/>
-        </w:pBdr>
-        <w:spacing w:after="0" w:before="0" w:line="331" w:lineRule="auto"/>
-        <w:ind w:right="0" w:firstLine="0" w:left="0"/>
-        <w:rPr/>
-      </w:pPr>
-      <w:r>
-        <w:rPr>
-          <w:rFonts w:ascii="Arial" w:hAnsi="Arial" w:eastAsia="Arial" w:cs="Arial"/>
-          <w:color w:val="000000"/>
-          <w:sz w:val="22"/>
-          <w:u w:val="none"/>
-        </w:rPr>
-        <w:t xml:space="preserve">                "output_tokens": 56,</w:t>
-      </w:r>
-      <w:r/>
-    </w:p>
-    <w:p>
-      <w:pPr>
-        <w:pBdr>
-          <w:top w:val="none" w:color="000000" w:sz="4" w:space="0"/>
-          <w:left w:val="none" w:color="000000" w:sz="4" w:space="0"/>
-          <w:bottom w:val="none" w:color="000000" w:sz="4" w:space="0"/>
-          <w:right w:val="none" w:color="000000" w:sz="4" w:space="0"/>
-        </w:pBdr>
-        <w:spacing w:after="0" w:before="0" w:line="331" w:lineRule="auto"/>
-        <w:ind w:right="0" w:firstLine="0" w:left="0"/>
-        <w:rPr/>
-      </w:pPr>
-      <w:r>
-        <w:rPr>
-          <w:rFonts w:ascii="Arial" w:hAnsi="Arial" w:eastAsia="Arial" w:cs="Arial"/>
-          <w:color w:val="000000"/>
-          <w:sz w:val="22"/>
-          <w:u w:val="none"/>
-        </w:rPr>
-        <w:t xml:space="preserve">                "total_tokens": 553</w:t>
-      </w:r>
-      <w:r/>
-    </w:p>
-    <w:p>
-      <w:pPr>
-        <w:pBdr>
-          <w:top w:val="none" w:color="000000" w:sz="4" w:space="0"/>
-          <w:left w:val="none" w:color="000000" w:sz="4" w:space="0"/>
-          <w:bottom w:val="none" w:color="000000" w:sz="4" w:space="0"/>
-          <w:right w:val="none" w:color="000000" w:sz="4" w:space="0"/>
-        </w:pBdr>
-        <w:spacing w:after="0" w:before="0" w:line="331" w:lineRule="auto"/>
-        <w:ind w:right="0" w:firstLine="0" w:left="0"/>
-        <w:rPr/>
-      </w:pPr>
-      <w:r>
-        <w:rPr>
-          <w:rFonts w:ascii="Arial" w:hAnsi="Arial" w:eastAsia="Arial" w:cs="Arial"/>
-          <w:color w:val="000000"/>
-          <w:sz w:val="22"/>
-          <w:u w:val="none"/>
-        </w:rPr>
-        <w:t xml:space="preserve">              }</w:t>
-      </w:r>
-      <w:r/>
-    </w:p>
-    <w:p>
-      <w:pPr>
-        <w:pBdr>
-          <w:top w:val="none" w:color="000000" w:sz="4" w:space="0"/>
-          <w:left w:val="none" w:color="000000" w:sz="4" w:space="0"/>
-          <w:bottom w:val="none" w:color="000000" w:sz="4" w:space="0"/>
-          <w:right w:val="none" w:color="000000" w:sz="4" w:space="0"/>
-        </w:pBdr>
-        <w:spacing w:after="0" w:before="0" w:line="331" w:lineRule="auto"/>
-        <w:ind w:right="0" w:firstLine="0" w:left="0"/>
-        <w:rPr/>
-      </w:pPr>
-      <w:r>
-        <w:rPr>
-          <w:rFonts w:ascii="Arial" w:hAnsi="Arial" w:eastAsia="Arial" w:cs="Arial"/>
-          <w:color w:val="000000"/>
-          <w:sz w:val="22"/>
-          <w:u w:val="none"/>
-        </w:rPr>
-        <w:t xml:space="preserve">            },</w:t>
-      </w:r>
-      <w:r/>
-    </w:p>
-    <w:p>
-      <w:pPr>
-        <w:pBdr>
-          <w:top w:val="none" w:color="000000" w:sz="4" w:space="0"/>
-          <w:left w:val="none" w:color="000000" w:sz="4" w:space="0"/>
-          <w:bottom w:val="none" w:color="000000" w:sz="4" w:space="0"/>
-          <w:right w:val="none" w:color="000000" w:sz="4" w:space="0"/>
-        </w:pBdr>
-        <w:spacing w:after="0" w:before="0" w:line="331" w:lineRule="auto"/>
-        <w:ind w:right="0" w:firstLine="0" w:left="0"/>
-        <w:rPr/>
-      </w:pPr>
-      <w:r>
-        <w:rPr>
-          <w:rFonts w:ascii="Arial" w:hAnsi="Arial" w:eastAsia="Arial" w:cs="Arial"/>
-          <w:color w:val="000000"/>
-          <w:sz w:val="22"/>
-          <w:u w:val="none"/>
-        </w:rPr>
-        <w:t xml:space="preserve">            "lc": 1,</w:t>
-      </w:r>
-      <w:r/>
-    </w:p>
-    <w:p>
-      <w:pPr>
-        <w:pBdr>
-          <w:top w:val="none" w:color="000000" w:sz="4" w:space="0"/>
-          <w:left w:val="none" w:color="000000" w:sz="4" w:space="0"/>
-          <w:bottom w:val="none" w:color="000000" w:sz="4" w:space="0"/>
-          <w:right w:val="none" w:color="000000" w:sz="4" w:space="0"/>
-        </w:pBdr>
-        <w:spacing w:after="0" w:before="0" w:line="331" w:lineRule="auto"/>
-        <w:ind w:right="0" w:firstLine="0" w:left="0"/>
-        <w:rPr/>
-      </w:pPr>
-      <w:r>
-        <w:rPr>
-          <w:rFonts w:ascii="Arial" w:hAnsi="Arial" w:eastAsia="Arial" w:cs="Arial"/>
-          <w:color w:val="000000"/>
-          <w:sz w:val="22"/>
-          <w:u w:val="none"/>
-        </w:rPr>
-        <w:t xml:space="preserve">            "type": "constructor"</w:t>
-      </w:r>
-      <w:r/>
-    </w:p>
-    <w:p>
-      <w:pPr>
-        <w:pBdr>
-          <w:top w:val="none" w:color="000000" w:sz="4" w:space="0"/>
-          <w:left w:val="none" w:color="000000" w:sz="4" w:space="0"/>
-          <w:bottom w:val="none" w:color="000000" w:sz="4" w:space="0"/>
-          <w:right w:val="none" w:color="000000" w:sz="4" w:space="0"/>
-        </w:pBdr>
-        <w:spacing w:after="0" w:before="0" w:line="331" w:lineRule="auto"/>
-        <w:ind w:right="0" w:firstLine="0" w:left="0"/>
-        <w:rPr/>
-      </w:pPr>
-      <w:r>
-        <w:rPr>
-          <w:rFonts w:ascii="Arial" w:hAnsi="Arial" w:eastAsia="Arial" w:cs="Arial"/>
-          <w:color w:val="000000"/>
-          <w:sz w:val="22"/>
-          <w:u w:val="none"/>
-        </w:rPr>
-        <w:t xml:space="preserve">          },</w:t>
-      </w:r>
-      <w:r/>
-    </w:p>
-    <w:p>
-      <w:pPr>
-        <w:pBdr>
-          <w:top w:val="none" w:color="000000" w:sz="4" w:space="0"/>
-          <w:left w:val="none" w:color="000000" w:sz="4" w:space="0"/>
-          <w:bottom w:val="none" w:color="000000" w:sz="4" w:space="0"/>
-          <w:right w:val="none" w:color="000000" w:sz="4" w:space="0"/>
-        </w:pBdr>
-        <w:spacing w:after="0" w:before="0" w:line="331" w:lineRule="auto"/>
-        <w:ind w:right="0" w:firstLine="0" w:left="0"/>
-        <w:rPr/>
-      </w:pPr>
-      <w:r>
-        <w:rPr>
-          <w:rFonts w:ascii="Arial" w:hAnsi="Arial" w:eastAsia="Arial" w:cs="Arial"/>
-          <w:color w:val="000000"/>
-          <w:sz w:val="22"/>
-          <w:u w:val="none"/>
-        </w:rPr>
-        <w:t xml:space="preserve">          "text": "{\"intent\":\"CLAIM_REGISTRATION\",\"category\":\"claims\",\"confidence\":0.85,\"answer_text\":\"Claim registered successfully for policy number P123456 with an amount of $5000.\",\"reasoning\":\"Claim registration is confirmed based on </w:t>
-      </w:r>
-      <w:r>
-        <w:rPr>
-          <w:rFonts w:ascii="Arial" w:hAnsi="Arial" w:eastAsia="Arial" w:cs="Arial"/>
-          <w:color w:val="000000"/>
-          <w:sz w:val="22"/>
-          <w:u w:val="none"/>
-        </w:rPr>
-        <w:t xml:space="preserve">the provided policy number and claim amount.\"}",</w:t>
-      </w:r>
-      <w:r/>
-    </w:p>
-    <w:p>
-      <w:pPr>
-        <w:pBdr>
-          <w:top w:val="none" w:color="000000" w:sz="4" w:space="0"/>
-          <w:left w:val="none" w:color="000000" w:sz="4" w:space="0"/>
-          <w:bottom w:val="none" w:color="000000" w:sz="4" w:space="0"/>
-          <w:right w:val="none" w:color="000000" w:sz="4" w:space="0"/>
-        </w:pBdr>
-        <w:spacing w:after="0" w:before="0" w:line="331" w:lineRule="auto"/>
-        <w:ind w:right="0" w:firstLine="0" w:left="0"/>
-        <w:rPr/>
-      </w:pPr>
-      <w:r>
-        <w:rPr>
-          <w:rFonts w:ascii="Arial" w:hAnsi="Arial" w:eastAsia="Arial" w:cs="Arial"/>
-          <w:color w:val="000000"/>
-          <w:sz w:val="22"/>
-          <w:u w:val="none"/>
-        </w:rPr>
-        <w:t xml:space="preserve">          "type": "ChatGeneration"</w:t>
-      </w:r>
-      <w:r/>
-    </w:p>
-    <w:p>
-      <w:pPr>
-        <w:pBdr>
-          <w:top w:val="none" w:color="000000" w:sz="4" w:space="0"/>
-          <w:left w:val="none" w:color="000000" w:sz="4" w:space="0"/>
-          <w:bottom w:val="none" w:color="000000" w:sz="4" w:space="0"/>
-          <w:right w:val="none" w:color="000000" w:sz="4" w:space="0"/>
-        </w:pBdr>
-        <w:spacing w:after="0" w:before="0" w:line="331" w:lineRule="auto"/>
-        <w:ind w:right="0" w:firstLine="0" w:left="0"/>
-        <w:rPr/>
-      </w:pPr>
-      <w:r>
-        <w:rPr>
-          <w:rFonts w:ascii="Arial" w:hAnsi="Arial" w:eastAsia="Arial" w:cs="Arial"/>
-          <w:color w:val="000000"/>
-          <w:sz w:val="22"/>
-          <w:u w:val="none"/>
-        </w:rPr>
-        <w:t xml:space="preserve">        }</w:t>
-      </w:r>
-      <w:r/>
-    </w:p>
-    <w:p>
-      <w:pPr>
-        <w:pBdr>
-          <w:top w:val="none" w:color="000000" w:sz="4" w:space="0"/>
-          <w:left w:val="none" w:color="000000" w:sz="4" w:space="0"/>
-          <w:bottom w:val="none" w:color="000000" w:sz="4" w:space="0"/>
-          <w:right w:val="none" w:color="000000" w:sz="4" w:space="0"/>
-        </w:pBdr>
-        <w:spacing w:after="0" w:before="0" w:line="331" w:lineRule="auto"/>
-        <w:ind w:right="0" w:firstLine="0" w:left="0"/>
-        <w:rPr/>
-      </w:pPr>
-      <w:r>
-        <w:rPr>
-          <w:rFonts w:ascii="Arial" w:hAnsi="Arial" w:eastAsia="Arial" w:cs="Arial"/>
-          <w:color w:val="000000"/>
-          <w:sz w:val="22"/>
-          <w:u w:val="none"/>
-        </w:rPr>
-        <w:t xml:space="preserve">      ]</w:t>
-      </w:r>
-      <w:r/>
-    </w:p>
-    <w:p>
-      <w:pPr>
-        <w:pBdr>
-          <w:top w:val="none" w:color="000000" w:sz="4" w:space="0"/>
-          <w:left w:val="none" w:color="000000" w:sz="4" w:space="0"/>
-          <w:bottom w:val="none" w:color="000000" w:sz="4" w:space="0"/>
-          <w:right w:val="none" w:color="000000" w:sz="4" w:space="0"/>
-        </w:pBdr>
-        <w:spacing w:after="0" w:before="0" w:line="331" w:lineRule="auto"/>
-        <w:ind w:right="0" w:firstLine="0" w:left="0"/>
-        <w:rPr/>
-      </w:pPr>
-      <w:r>
-        <w:rPr>
-          <w:rFonts w:ascii="Arial" w:hAnsi="Arial" w:eastAsia="Arial" w:cs="Arial"/>
-          <w:color w:val="000000"/>
-          <w:sz w:val="22"/>
-          <w:u w:val="none"/>
-        </w:rPr>
-        <w:t xml:space="preserve">    ],</w:t>
-      </w:r>
-      <w:r/>
-    </w:p>
-    <w:p>
-      <w:pPr>
-        <w:pBdr>
-          <w:top w:val="none" w:color="000000" w:sz="4" w:space="0"/>
-          <w:left w:val="none" w:color="000000" w:sz="4" w:space="0"/>
-          <w:bottom w:val="none" w:color="000000" w:sz="4" w:space="0"/>
-          <w:right w:val="none" w:color="000000" w:sz="4" w:space="0"/>
-        </w:pBdr>
-        <w:spacing w:after="0" w:before="0" w:line="331" w:lineRule="auto"/>
-        <w:ind w:right="0" w:firstLine="0" w:left="0"/>
-        <w:rPr/>
-      </w:pPr>
-      <w:r>
-        <w:rPr>
-          <w:rFonts w:ascii="Arial" w:hAnsi="Arial" w:eastAsia="Arial" w:cs="Arial"/>
-          <w:color w:val="000000"/>
-          <w:sz w:val="22"/>
-          <w:u w:val="none"/>
-        </w:rPr>
-        <w:t xml:space="preserve">    "llm_output": {</w:t>
-      </w:r>
-      <w:r/>
-    </w:p>
-    <w:p>
-      <w:pPr>
-        <w:pBdr>
-          <w:top w:val="none" w:color="000000" w:sz="4" w:space="0"/>
-          <w:left w:val="none" w:color="000000" w:sz="4" w:space="0"/>
-          <w:bottom w:val="none" w:color="000000" w:sz="4" w:space="0"/>
-          <w:right w:val="none" w:color="000000" w:sz="4" w:space="0"/>
-        </w:pBdr>
-        <w:spacing w:after="0" w:before="0" w:line="331" w:lineRule="auto"/>
-        <w:ind w:right="0" w:firstLine="0" w:left="0"/>
-        <w:rPr/>
-      </w:pPr>
-      <w:r>
-        <w:rPr>
-          <w:rFonts w:ascii="Arial" w:hAnsi="Arial" w:eastAsia="Arial" w:cs="Arial"/>
-          <w:color w:val="000000"/>
-          <w:sz w:val="22"/>
-          <w:u w:val="none"/>
-        </w:rPr>
-        <w:t xml:space="preserve">      "id": "chatcmpl-Dt8KnTB796EZIjGXTnSsZ85wdZqXo",</w:t>
-      </w:r>
-      <w:r/>
-    </w:p>
-    <w:p>
-      <w:pPr>
-        <w:pBdr>
-          <w:top w:val="none" w:color="000000" w:sz="4" w:space="0"/>
-          <w:left w:val="none" w:color="000000" w:sz="4" w:space="0"/>
-          <w:bottom w:val="none" w:color="000000" w:sz="4" w:space="0"/>
-          <w:right w:val="none" w:color="000000" w:sz="4" w:space="0"/>
-        </w:pBdr>
-        <w:spacing w:after="0" w:before="0" w:line="331" w:lineRule="auto"/>
-        <w:ind w:right="0" w:firstLine="0" w:left="0"/>
-        <w:rPr/>
-      </w:pPr>
-      <w:r>
-        <w:rPr>
-          <w:rFonts w:ascii="Arial" w:hAnsi="Arial" w:eastAsia="Arial" w:cs="Arial"/>
-          <w:color w:val="000000"/>
-          <w:sz w:val="22"/>
-          <w:u w:val="none"/>
-        </w:rPr>
-        <w:t xml:space="preserve">      "model_name": "gpt-4o-mini-2024-07-18",</w:t>
-      </w:r>
-      <w:r/>
-    </w:p>
-    <w:p>
-      <w:pPr>
-        <w:pBdr>
-          <w:top w:val="none" w:color="000000" w:sz="4" w:space="0"/>
-          <w:left w:val="none" w:color="000000" w:sz="4" w:space="0"/>
-          <w:bottom w:val="none" w:color="000000" w:sz="4" w:space="0"/>
-          <w:right w:val="none" w:color="000000" w:sz="4" w:space="0"/>
-        </w:pBdr>
-        <w:spacing w:after="0" w:before="0" w:line="331" w:lineRule="auto"/>
-        <w:ind w:right="0" w:firstLine="0" w:left="0"/>
-        <w:rPr/>
-      </w:pPr>
-      <w:r>
-        <w:rPr>
-          <w:rFonts w:ascii="Arial" w:hAnsi="Arial" w:eastAsia="Arial" w:cs="Arial"/>
-          <w:color w:val="000000"/>
-          <w:sz w:val="22"/>
-          <w:u w:val="none"/>
-        </w:rPr>
-        <w:t xml:space="preserve">      "service_tier": "default",</w:t>
-      </w:r>
-      <w:r/>
-    </w:p>
-    <w:p>
-      <w:pPr>
-        <w:pBdr>
-          <w:top w:val="none" w:color="000000" w:sz="4" w:space="0"/>
-          <w:left w:val="none" w:color="000000" w:sz="4" w:space="0"/>
-          <w:bottom w:val="none" w:color="000000" w:sz="4" w:space="0"/>
-          <w:right w:val="none" w:color="000000" w:sz="4" w:space="0"/>
-        </w:pBdr>
-        <w:spacing w:after="0" w:before="0" w:line="331" w:lineRule="auto"/>
-        <w:ind w:right="0" w:firstLine="0" w:left="0"/>
-        <w:rPr/>
-      </w:pPr>
-      <w:r>
-        <w:rPr>
-          <w:rFonts w:ascii="Arial" w:hAnsi="Arial" w:eastAsia="Arial" w:cs="Arial"/>
-          <w:color w:val="000000"/>
-          <w:sz w:val="22"/>
-          <w:u w:val="none"/>
-        </w:rPr>
-        <w:t xml:space="preserve">      "system_fingerprint": "fp_eee5e0b136",</w:t>
-      </w:r>
-      <w:r/>
-    </w:p>
-    <w:p>
-      <w:pPr>
-        <w:pBdr>
-          <w:top w:val="none" w:color="000000" w:sz="4" w:space="0"/>
-          <w:left w:val="none" w:color="000000" w:sz="4" w:space="0"/>
-          <w:bottom w:val="none" w:color="000000" w:sz="4" w:space="0"/>
-          <w:right w:val="none" w:color="000000" w:sz="4" w:space="0"/>
-        </w:pBdr>
-        <w:spacing w:after="0" w:before="0" w:line="331" w:lineRule="auto"/>
-        <w:ind w:right="0" w:firstLine="0" w:left="0"/>
-        <w:rPr/>
-      </w:pPr>
-      <w:r>
-        <w:rPr>
-          <w:rFonts w:ascii="Arial" w:hAnsi="Arial" w:eastAsia="Arial" w:cs="Arial"/>
-          <w:color w:val="000000"/>
-          <w:sz w:val="22"/>
-          <w:u w:val="none"/>
-        </w:rPr>
-        <w:t xml:space="preserve">      "token_usage": {</w:t>
-      </w:r>
-      <w:r/>
-    </w:p>
-    <w:p>
-      <w:pPr>
-        <w:pBdr>
-          <w:top w:val="none" w:color="000000" w:sz="4" w:space="0"/>
-          <w:left w:val="none" w:color="000000" w:sz="4" w:space="0"/>
-          <w:bottom w:val="none" w:color="000000" w:sz="4" w:space="0"/>
-          <w:right w:val="none" w:color="000000" w:sz="4" w:space="0"/>
-        </w:pBdr>
-        <w:spacing w:after="0" w:before="0" w:line="331" w:lineRule="auto"/>
-        <w:ind w:right="0" w:firstLine="0" w:left="0"/>
-        <w:rPr/>
-      </w:pPr>
-      <w:r>
-        <w:rPr>
-          <w:rFonts w:ascii="Arial" w:hAnsi="Arial" w:eastAsia="Arial" w:cs="Arial"/>
-          <w:color w:val="000000"/>
-          <w:sz w:val="22"/>
-          <w:u w:val="none"/>
-        </w:rPr>
-        <w:t xml:space="preserve">        "completion_tokens": 56,</w:t>
-      </w:r>
-      <w:r/>
-    </w:p>
-    <w:p>
-      <w:pPr>
-        <w:pBdr>
-          <w:top w:val="none" w:color="000000" w:sz="4" w:space="0"/>
-          <w:left w:val="none" w:color="000000" w:sz="4" w:space="0"/>
-          <w:bottom w:val="none" w:color="000000" w:sz="4" w:space="0"/>
-          <w:right w:val="none" w:color="000000" w:sz="4" w:space="0"/>
-        </w:pBdr>
-        <w:spacing w:after="0" w:before="0" w:line="331" w:lineRule="auto"/>
-        <w:ind w:right="0" w:firstLine="0" w:left="0"/>
-        <w:rPr/>
-      </w:pPr>
-      <w:r>
-        <w:rPr>
-          <w:rFonts w:ascii="Arial" w:hAnsi="Arial" w:eastAsia="Arial" w:cs="Arial"/>
-          <w:color w:val="000000"/>
-          <w:sz w:val="22"/>
-          <w:u w:val="none"/>
-        </w:rPr>
-        <w:t xml:space="preserve">        "completion_tokens_details": {</w:t>
-      </w:r>
-      <w:r/>
-    </w:p>
-    <w:p>
-      <w:pPr>
-        <w:pBdr>
-          <w:top w:val="none" w:color="000000" w:sz="4" w:space="0"/>
-          <w:left w:val="none" w:color="000000" w:sz="4" w:space="0"/>
-          <w:bottom w:val="none" w:color="000000" w:sz="4" w:space="0"/>
-          <w:right w:val="none" w:color="000000" w:sz="4" w:space="0"/>
-        </w:pBdr>
-        <w:spacing w:after="0" w:before="0" w:line="331" w:lineRule="auto"/>
-        <w:ind w:right="0" w:firstLine="0" w:left="0"/>
-        <w:rPr/>
-      </w:pPr>
-      <w:r>
-        <w:rPr>
-          <w:rFonts w:ascii="Arial" w:hAnsi="Arial" w:eastAsia="Arial" w:cs="Arial"/>
-          <w:color w:val="000000"/>
-          <w:sz w:val="22"/>
-          <w:u w:val="none"/>
-        </w:rPr>
-        <w:t xml:space="preserve">          "accepted_prediction_tokens": 0,</w:t>
-      </w:r>
-      <w:r/>
-    </w:p>
-    <w:p>
-      <w:pPr>
-        <w:pBdr>
-          <w:top w:val="none" w:color="000000" w:sz="4" w:space="0"/>
-          <w:left w:val="none" w:color="000000" w:sz="4" w:space="0"/>
-          <w:bottom w:val="none" w:color="000000" w:sz="4" w:space="0"/>
-          <w:right w:val="none" w:color="000000" w:sz="4" w:space="0"/>
-        </w:pBdr>
-        <w:spacing w:after="0" w:before="0" w:line="331" w:lineRule="auto"/>
-        <w:ind w:right="0" w:firstLine="0" w:left="0"/>
-        <w:rPr/>
-      </w:pPr>
-      <w:r>
-        <w:rPr>
-          <w:rFonts w:ascii="Arial" w:hAnsi="Arial" w:eastAsia="Arial" w:cs="Arial"/>
-          <w:color w:val="000000"/>
-          <w:sz w:val="22"/>
-          <w:u w:val="none"/>
-        </w:rPr>
-        <w:t xml:space="preserve">          "audio_tokens": 0,</w:t>
-      </w:r>
-      <w:r/>
-    </w:p>
-    <w:p>
-      <w:pPr>
-        <w:pBdr>
-          <w:top w:val="none" w:color="000000" w:sz="4" w:space="0"/>
-          <w:left w:val="none" w:color="000000" w:sz="4" w:space="0"/>
-          <w:bottom w:val="none" w:color="000000" w:sz="4" w:space="0"/>
-          <w:right w:val="none" w:color="000000" w:sz="4" w:space="0"/>
-        </w:pBdr>
-        <w:spacing w:after="0" w:before="0" w:line="331" w:lineRule="auto"/>
-        <w:ind w:right="0" w:firstLine="0" w:left="0"/>
-        <w:rPr/>
-      </w:pPr>
-      <w:r>
-        <w:rPr>
-          <w:rFonts w:ascii="Arial" w:hAnsi="Arial" w:eastAsia="Arial" w:cs="Arial"/>
-          <w:color w:val="000000"/>
-          <w:sz w:val="22"/>
-          <w:u w:val="none"/>
-        </w:rPr>
-        <w:t xml:space="preserve">          "reasoning_tokens": 0,</w:t>
-      </w:r>
-      <w:r/>
-    </w:p>
-    <w:p>
-      <w:pPr>
-        <w:pBdr>
-          <w:top w:val="none" w:color="000000" w:sz="4" w:space="0"/>
-          <w:left w:val="none" w:color="000000" w:sz="4" w:space="0"/>
-          <w:bottom w:val="none" w:color="000000" w:sz="4" w:space="0"/>
-          <w:right w:val="none" w:color="000000" w:sz="4" w:space="0"/>
-        </w:pBdr>
-        <w:spacing w:after="0" w:before="0" w:line="331" w:lineRule="auto"/>
-        <w:ind w:right="0" w:firstLine="0" w:left="0"/>
-        <w:rPr/>
-      </w:pPr>
-      <w:r>
-        <w:rPr>
-          <w:rFonts w:ascii="Arial" w:hAnsi="Arial" w:eastAsia="Arial" w:cs="Arial"/>
-          <w:color w:val="000000"/>
-          <w:sz w:val="22"/>
-          <w:u w:val="none"/>
-        </w:rPr>
-        <w:t xml:space="preserve">          "rejected_prediction_tokens": 0</w:t>
-      </w:r>
-      <w:r/>
-    </w:p>
-    <w:p>
-      <w:pPr>
-        <w:pBdr>
-          <w:top w:val="none" w:color="000000" w:sz="4" w:space="0"/>
-          <w:left w:val="none" w:color="000000" w:sz="4" w:space="0"/>
-          <w:bottom w:val="none" w:color="000000" w:sz="4" w:space="0"/>
-          <w:right w:val="none" w:color="000000" w:sz="4" w:space="0"/>
-        </w:pBdr>
-        <w:spacing w:after="0" w:before="0" w:line="331" w:lineRule="auto"/>
-        <w:ind w:right="0" w:firstLine="0" w:left="0"/>
-        <w:rPr/>
-      </w:pPr>
-      <w:r>
-        <w:rPr>
-          <w:rFonts w:ascii="Arial" w:hAnsi="Arial" w:eastAsia="Arial" w:cs="Arial"/>
-          <w:color w:val="000000"/>
-          <w:sz w:val="22"/>
-          <w:u w:val="none"/>
-        </w:rPr>
-        <w:t xml:space="preserve">        },</w:t>
-      </w:r>
-      <w:r/>
-    </w:p>
-    <w:p>
-      <w:pPr>
-        <w:pBdr>
-          <w:top w:val="none" w:color="000000" w:sz="4" w:space="0"/>
-          <w:left w:val="none" w:color="000000" w:sz="4" w:space="0"/>
-          <w:bottom w:val="none" w:color="000000" w:sz="4" w:space="0"/>
-          <w:right w:val="none" w:color="000000" w:sz="4" w:space="0"/>
-        </w:pBdr>
-        <w:spacing w:after="0" w:before="0" w:line="331" w:lineRule="auto"/>
-        <w:ind w:right="0" w:firstLine="0" w:left="0"/>
-        <w:rPr/>
-      </w:pPr>
-      <w:r>
-        <w:rPr>
-          <w:rFonts w:ascii="Arial" w:hAnsi="Arial" w:eastAsia="Arial" w:cs="Arial"/>
-          <w:color w:val="000000"/>
-          <w:sz w:val="22"/>
-          <w:u w:val="none"/>
-        </w:rPr>
-        <w:t xml:space="preserve">        "prompt_tokens": 497,</w:t>
-      </w:r>
-      <w:r/>
-    </w:p>
-    <w:p>
-      <w:pPr>
-        <w:pBdr>
-          <w:top w:val="none" w:color="000000" w:sz="4" w:space="0"/>
-          <w:left w:val="none" w:color="000000" w:sz="4" w:space="0"/>
-          <w:bottom w:val="none" w:color="000000" w:sz="4" w:space="0"/>
-          <w:right w:val="none" w:color="000000" w:sz="4" w:space="0"/>
-        </w:pBdr>
-        <w:spacing w:after="0" w:before="0" w:line="331" w:lineRule="auto"/>
-        <w:ind w:right="0" w:firstLine="0" w:left="0"/>
-        <w:rPr/>
-      </w:pPr>
-      <w:r>
-        <w:rPr>
-          <w:rFonts w:ascii="Arial" w:hAnsi="Arial" w:eastAsia="Arial" w:cs="Arial"/>
-          <w:color w:val="000000"/>
-          <w:sz w:val="22"/>
-          <w:u w:val="none"/>
-        </w:rPr>
-        <w:t xml:space="preserve">        "prompt_tokens_details": {</w:t>
-      </w:r>
-      <w:r/>
-    </w:p>
-    <w:p>
-      <w:pPr>
-        <w:pBdr>
-          <w:top w:val="none" w:color="000000" w:sz="4" w:space="0"/>
-          <w:left w:val="none" w:color="000000" w:sz="4" w:space="0"/>
-          <w:bottom w:val="none" w:color="000000" w:sz="4" w:space="0"/>
-          <w:right w:val="none" w:color="000000" w:sz="4" w:space="0"/>
-        </w:pBdr>
-        <w:spacing w:after="0" w:before="0" w:line="331" w:lineRule="auto"/>
-        <w:ind w:right="0" w:firstLine="0" w:left="0"/>
-        <w:rPr/>
-      </w:pPr>
-      <w:r>
-        <w:rPr>
-          <w:rFonts w:ascii="Arial" w:hAnsi="Arial" w:eastAsia="Arial" w:cs="Arial"/>
-          <w:color w:val="000000"/>
-          <w:sz w:val="22"/>
-          <w:u w:val="none"/>
-        </w:rPr>
-        <w:t xml:space="preserve">          "audio_tokens": 0,</w:t>
-      </w:r>
-      <w:r/>
-    </w:p>
-    <w:p>
-      <w:pPr>
-        <w:pBdr>
-          <w:top w:val="none" w:color="000000" w:sz="4" w:space="0"/>
-          <w:left w:val="none" w:color="000000" w:sz="4" w:space="0"/>
-          <w:bottom w:val="none" w:color="000000" w:sz="4" w:space="0"/>
-          <w:right w:val="none" w:color="000000" w:sz="4" w:space="0"/>
-        </w:pBdr>
-        <w:spacing w:after="0" w:before="0" w:line="331" w:lineRule="auto"/>
-        <w:ind w:right="0" w:firstLine="0" w:left="0"/>
-        <w:rPr/>
-      </w:pPr>
-      <w:r>
-        <w:rPr>
-          <w:rFonts w:ascii="Arial" w:hAnsi="Arial" w:eastAsia="Arial" w:cs="Arial"/>
-          <w:color w:val="000000"/>
-          <w:sz w:val="22"/>
-          <w:u w:val="none"/>
-        </w:rPr>
-        <w:t xml:space="preserve">          "cached_tokens": 0</w:t>
-      </w:r>
-      <w:r/>
-    </w:p>
-    <w:p>
-      <w:pPr>
-        <w:pBdr>
-          <w:top w:val="none" w:color="000000" w:sz="4" w:space="0"/>
-          <w:left w:val="none" w:color="000000" w:sz="4" w:space="0"/>
-          <w:bottom w:val="none" w:color="000000" w:sz="4" w:space="0"/>
-          <w:right w:val="none" w:color="000000" w:sz="4" w:space="0"/>
-        </w:pBdr>
-        <w:spacing w:after="0" w:before="0" w:line="331" w:lineRule="auto"/>
-        <w:ind w:right="0" w:firstLine="0" w:left="0"/>
-        <w:rPr/>
-      </w:pPr>
-      <w:r>
-        <w:rPr>
-          <w:rFonts w:ascii="Arial" w:hAnsi="Arial" w:eastAsia="Arial" w:cs="Arial"/>
-          <w:color w:val="000000"/>
-          <w:sz w:val="22"/>
-          <w:u w:val="none"/>
-        </w:rPr>
-        <w:t xml:space="preserve">        },</w:t>
-      </w:r>
-      <w:r/>
-    </w:p>
-    <w:p>
-      <w:pPr>
-        <w:pBdr>
-          <w:top w:val="none" w:color="000000" w:sz="4" w:space="0"/>
-          <w:left w:val="none" w:color="000000" w:sz="4" w:space="0"/>
-          <w:bottom w:val="none" w:color="000000" w:sz="4" w:space="0"/>
-          <w:right w:val="none" w:color="000000" w:sz="4" w:space="0"/>
-        </w:pBdr>
-        <w:spacing w:after="0" w:before="0" w:line="331" w:lineRule="auto"/>
-        <w:ind w:right="0" w:firstLine="0" w:left="0"/>
-        <w:rPr/>
-      </w:pPr>
-      <w:r>
-        <w:rPr>
-          <w:rFonts w:ascii="Arial" w:hAnsi="Arial" w:eastAsia="Arial" w:cs="Arial"/>
-          <w:color w:val="000000"/>
-          <w:sz w:val="22"/>
-          <w:u w:val="none"/>
-        </w:rPr>
-        <w:t xml:space="preserve">        "total_tokens": 553</w:t>
-      </w:r>
-      <w:r/>
-    </w:p>
-    <w:p>
-      <w:pPr>
-        <w:pBdr>
-          <w:top w:val="none" w:color="000000" w:sz="4" w:space="0"/>
-          <w:left w:val="none" w:color="000000" w:sz="4" w:space="0"/>
-          <w:bottom w:val="none" w:color="000000" w:sz="4" w:space="0"/>
-          <w:right w:val="none" w:color="000000" w:sz="4" w:space="0"/>
-        </w:pBdr>
-        <w:spacing w:after="0" w:before="0" w:line="331" w:lineRule="auto"/>
-        <w:ind w:right="0" w:firstLine="0" w:left="0"/>
-        <w:rPr/>
-      </w:pPr>
-      <w:r>
-        <w:rPr>
-          <w:rFonts w:ascii="Arial" w:hAnsi="Arial" w:eastAsia="Arial" w:cs="Arial"/>
-          <w:color w:val="000000"/>
-          <w:sz w:val="22"/>
-          <w:u w:val="none"/>
-        </w:rPr>
-        <w:t xml:space="preserve">      }</w:t>
-      </w:r>
-      <w:r/>
-    </w:p>
-    <w:p>
-      <w:pPr>
-        <w:pBdr>
-          <w:top w:val="none" w:color="000000" w:sz="4" w:space="0"/>
-          <w:left w:val="none" w:color="000000" w:sz="4" w:space="0"/>
-          <w:bottom w:val="none" w:color="000000" w:sz="4" w:space="0"/>
-          <w:right w:val="none" w:color="000000" w:sz="4" w:space="0"/>
-        </w:pBdr>
-        <w:spacing w:after="0" w:before="0" w:line="331" w:lineRule="auto"/>
-        <w:ind w:right="0" w:firstLine="0" w:left="0"/>
-        <w:rPr/>
-      </w:pPr>
-      <w:r>
-        <w:rPr>
-          <w:rFonts w:ascii="Arial" w:hAnsi="Arial" w:eastAsia="Arial" w:cs="Arial"/>
-          <w:color w:val="000000"/>
-          <w:sz w:val="22"/>
-          <w:u w:val="none"/>
-        </w:rPr>
-        <w:t xml:space="preserve">    },</w:t>
-      </w:r>
-      <w:r/>
-    </w:p>
-    <w:p>
-      <w:pPr>
-        <w:pBdr>
-          <w:top w:val="none" w:color="000000" w:sz="4" w:space="0"/>
-          <w:left w:val="none" w:color="000000" w:sz="4" w:space="0"/>
-          <w:bottom w:val="none" w:color="000000" w:sz="4" w:space="0"/>
-          <w:right w:val="none" w:color="000000" w:sz="4" w:space="0"/>
-        </w:pBdr>
-        <w:spacing w:after="0" w:before="0" w:line="331" w:lineRule="auto"/>
-        <w:ind w:right="0" w:firstLine="0" w:left="0"/>
-        <w:rPr/>
-      </w:pPr>
-      <w:r>
-        <w:rPr>
-          <w:rFonts w:ascii="Arial" w:hAnsi="Arial" w:eastAsia="Arial" w:cs="Arial"/>
-          <w:color w:val="000000"/>
-          <w:sz w:val="22"/>
-          <w:u w:val="none"/>
-        </w:rPr>
-        <w:t xml:space="preserve">    "run": null,</w:t>
-      </w:r>
-      <w:r/>
-    </w:p>
-    <w:p>
-      <w:pPr>
-        <w:pBdr>
-          <w:top w:val="none" w:color="000000" w:sz="4" w:space="0"/>
-          <w:left w:val="none" w:color="000000" w:sz="4" w:space="0"/>
-          <w:bottom w:val="none" w:color="000000" w:sz="4" w:space="0"/>
-          <w:right w:val="none" w:color="000000" w:sz="4" w:space="0"/>
-        </w:pBdr>
-        <w:spacing w:after="0" w:before="0" w:line="331" w:lineRule="auto"/>
-        <w:ind w:right="0" w:firstLine="0" w:left="0"/>
-        <w:rPr/>
-      </w:pPr>
-      <w:r>
-        <w:rPr>
-          <w:rFonts w:ascii="Arial" w:hAnsi="Arial" w:eastAsia="Arial" w:cs="Arial"/>
-          <w:color w:val="000000"/>
-          <w:sz w:val="22"/>
-          <w:u w:val="none"/>
-        </w:rPr>
-        <w:t xml:space="preserve">    "type": "LLMResult"</w:t>
-      </w:r>
-      <w:r/>
-    </w:p>
-    <w:p>
-      <w:pPr>
-        <w:pBdr>
-          <w:top w:val="none" w:color="000000" w:sz="4" w:space="0"/>
-          <w:left w:val="none" w:color="000000" w:sz="4" w:space="0"/>
-          <w:bottom w:val="none" w:color="000000" w:sz="4" w:space="0"/>
-          <w:right w:val="none" w:color="000000" w:sz="4" w:space="0"/>
-        </w:pBdr>
-        <w:spacing w:after="0" w:before="0" w:line="331" w:lineRule="auto"/>
-        <w:ind w:right="0" w:firstLine="0" w:left="0"/>
-        <w:rPr/>
-      </w:pPr>
-      <w:r>
-        <w:rPr>
-          <w:rFonts w:ascii="Arial" w:hAnsi="Arial" w:eastAsia="Arial" w:cs="Arial"/>
-          <w:color w:val="000000"/>
-          <w:sz w:val="22"/>
-          <w:u w:val="none"/>
-        </w:rPr>
-        <w:t xml:space="preserve">  },</w:t>
-      </w:r>
-      <w:r/>
-    </w:p>
-    <w:p>
-      <w:pPr>
-        <w:pBdr>
-          <w:top w:val="none" w:color="000000" w:sz="4" w:space="0"/>
-          <w:left w:val="none" w:color="000000" w:sz="4" w:space="0"/>
-          <w:bottom w:val="none" w:color="000000" w:sz="4" w:space="0"/>
-          <w:right w:val="none" w:color="000000" w:sz="4" w:space="0"/>
-        </w:pBdr>
-        <w:spacing w:after="0" w:before="0" w:line="331" w:lineRule="auto"/>
-        <w:ind w:right="0" w:firstLine="0" w:left="0"/>
-        <w:rPr/>
-      </w:pPr>
-      <w:r>
-        <w:rPr>
-          <w:rFonts w:ascii="Arial" w:hAnsi="Arial" w:eastAsia="Arial" w:cs="Arial"/>
-          <w:color w:val="000000"/>
-          <w:sz w:val="22"/>
-          <w:u w:val="none"/>
-        </w:rPr>
-        <w:t xml:space="preserve">  "metadata": {</w:t>
-      </w:r>
-      <w:r/>
-    </w:p>
-    <w:p>
-      <w:pPr>
-        <w:pBdr>
-          <w:top w:val="none" w:color="000000" w:sz="4" w:space="0"/>
-          <w:left w:val="none" w:color="000000" w:sz="4" w:space="0"/>
-          <w:bottom w:val="none" w:color="000000" w:sz="4" w:space="0"/>
-          <w:right w:val="none" w:color="000000" w:sz="4" w:space="0"/>
-        </w:pBdr>
-        <w:spacing w:after="0" w:before="0" w:line="331" w:lineRule="auto"/>
-        <w:ind w:right="0" w:firstLine="0" w:left="0"/>
-        <w:rPr/>
-      </w:pPr>
-      <w:r>
-        <w:rPr>
-          <w:rFonts w:ascii="Arial" w:hAnsi="Arial" w:eastAsia="Arial" w:cs="Arial"/>
-          <w:color w:val="000000"/>
-          <w:sz w:val="22"/>
-          <w:u w:val="none"/>
-        </w:rPr>
-        <w:t xml:space="preserve">    "LANGSMITH_PROJECT_NAME": "claimprocessing",</w:t>
-      </w:r>
-      <w:r/>
-    </w:p>
-    <w:p>
-      <w:pPr>
-        <w:pBdr>
-          <w:top w:val="none" w:color="000000" w:sz="4" w:space="0"/>
-          <w:left w:val="none" w:color="000000" w:sz="4" w:space="0"/>
-          <w:bottom w:val="none" w:color="000000" w:sz="4" w:space="0"/>
-          <w:right w:val="none" w:color="000000" w:sz="4" w:space="0"/>
-        </w:pBdr>
-        <w:spacing w:after="0" w:before="0" w:line="331" w:lineRule="auto"/>
-        <w:ind w:right="0" w:firstLine="0" w:left="0"/>
-        <w:rPr/>
-      </w:pPr>
-      <w:r>
-        <w:rPr>
-          <w:rFonts w:ascii="Arial" w:hAnsi="Arial" w:eastAsia="Arial" w:cs="Arial"/>
-          <w:color w:val="000000"/>
-          <w:sz w:val="22"/>
-          <w:u w:val="none"/>
-        </w:rPr>
-        <w:t xml:space="preserve">    "LANGSMITH_TRACING": "true",</w:t>
-      </w:r>
-      <w:r/>
-    </w:p>
-    <w:p>
-      <w:pPr>
-        <w:pBdr>
-          <w:top w:val="none" w:color="000000" w:sz="4" w:space="0"/>
-          <w:left w:val="none" w:color="000000" w:sz="4" w:space="0"/>
-          <w:bottom w:val="none" w:color="000000" w:sz="4" w:space="0"/>
-          <w:right w:val="none" w:color="000000" w:sz="4" w:space="0"/>
-        </w:pBdr>
-        <w:spacing w:after="0" w:before="0" w:line="331" w:lineRule="auto"/>
-        <w:ind w:right="0" w:firstLine="0" w:left="0"/>
-        <w:rPr/>
-      </w:pPr>
-      <w:r>
-        <w:rPr>
-          <w:rFonts w:ascii="Arial" w:hAnsi="Arial" w:eastAsia="Arial" w:cs="Arial"/>
-          <w:color w:val="000000"/>
-          <w:sz w:val="22"/>
-          <w:u w:val="none"/>
-        </w:rPr>
-        <w:t xml:space="preserve">    "ls_model_name": "gpt-4o-mini",</w:t>
-      </w:r>
-      <w:r/>
-    </w:p>
-    <w:p>
-      <w:pPr>
-        <w:pBdr>
-          <w:top w:val="none" w:color="000000" w:sz="4" w:space="0"/>
-          <w:left w:val="none" w:color="000000" w:sz="4" w:space="0"/>
-          <w:bottom w:val="none" w:color="000000" w:sz="4" w:space="0"/>
-          <w:right w:val="none" w:color="000000" w:sz="4" w:space="0"/>
-        </w:pBdr>
-        <w:spacing w:after="0" w:before="0" w:line="331" w:lineRule="auto"/>
-        <w:ind w:right="0" w:firstLine="0" w:left="0"/>
-        <w:rPr/>
-      </w:pPr>
-      <w:r>
-        <w:rPr>
-          <w:rFonts w:ascii="Arial" w:hAnsi="Arial" w:eastAsia="Arial" w:cs="Arial"/>
-          <w:color w:val="000000"/>
-          <w:sz w:val="22"/>
-          <w:u w:val="none"/>
-        </w:rPr>
-        <w:t xml:space="preserve">    "ls_model_type": "chat",</w:t>
-      </w:r>
-      <w:r/>
-    </w:p>
-    <w:p>
-      <w:pPr>
-        <w:pBdr>
-          <w:top w:val="none" w:color="000000" w:sz="4" w:space="0"/>
-          <w:left w:val="none" w:color="000000" w:sz="4" w:space="0"/>
-          <w:bottom w:val="none" w:color="000000" w:sz="4" w:space="0"/>
-          <w:right w:val="none" w:color="000000" w:sz="4" w:space="0"/>
-        </w:pBdr>
-        <w:spacing w:after="0" w:before="0" w:line="331" w:lineRule="auto"/>
-        <w:ind w:right="0" w:firstLine="0" w:left="0"/>
-        <w:rPr/>
-      </w:pPr>
-      <w:r>
-        <w:rPr>
-          <w:rFonts w:ascii="Arial" w:hAnsi="Arial" w:eastAsia="Arial" w:cs="Arial"/>
-          <w:color w:val="000000"/>
-          <w:sz w:val="22"/>
-          <w:u w:val="none"/>
-        </w:rPr>
-        <w:t xml:space="preserve">    "ls_provider": "openai",</w:t>
-      </w:r>
-      <w:r/>
-    </w:p>
-    <w:p>
-      <w:pPr>
-        <w:pBdr>
-          <w:top w:val="none" w:color="000000" w:sz="4" w:space="0"/>
-          <w:left w:val="none" w:color="000000" w:sz="4" w:space="0"/>
-          <w:bottom w:val="none" w:color="000000" w:sz="4" w:space="0"/>
-          <w:right w:val="none" w:color="000000" w:sz="4" w:space="0"/>
-        </w:pBdr>
-        <w:spacing w:after="0" w:before="0" w:line="331" w:lineRule="auto"/>
-        <w:ind w:right="0" w:firstLine="0" w:left="0"/>
-        <w:rPr/>
-      </w:pPr>
-      <w:r>
-        <w:rPr>
-          <w:rFonts w:ascii="Arial" w:hAnsi="Arial" w:eastAsia="Arial" w:cs="Arial"/>
-          <w:color w:val="000000"/>
-          <w:sz w:val="22"/>
-          <w:u w:val="none"/>
-        </w:rPr>
-        <w:t xml:space="preserve">    "ls_run_depth": 0,</w:t>
-      </w:r>
-      <w:r/>
-    </w:p>
-    <w:p>
-      <w:pPr>
-        <w:pBdr>
-          <w:top w:val="none" w:color="000000" w:sz="4" w:space="0"/>
-          <w:left w:val="none" w:color="000000" w:sz="4" w:space="0"/>
-          <w:bottom w:val="none" w:color="000000" w:sz="4" w:space="0"/>
-          <w:right w:val="none" w:color="000000" w:sz="4" w:space="0"/>
-        </w:pBdr>
-        <w:spacing w:after="0" w:before="0" w:line="331" w:lineRule="auto"/>
-        <w:ind w:right="0" w:firstLine="0" w:left="0"/>
-        <w:rPr/>
-      </w:pPr>
-      <w:r>
-        <w:rPr>
-          <w:rFonts w:ascii="Arial" w:hAnsi="Arial" w:eastAsia="Arial" w:cs="Arial"/>
-          <w:color w:val="000000"/>
-          <w:sz w:val="22"/>
-          <w:u w:val="none"/>
-        </w:rPr>
-        <w:t xml:space="preserve">    "ls_temperature": 0.2</w:t>
-      </w:r>
-      <w:r/>
-    </w:p>
-    <w:p>
-      <w:pPr>
-        <w:pBdr>
-          <w:top w:val="none" w:color="000000" w:sz="4" w:space="0"/>
-          <w:left w:val="none" w:color="000000" w:sz="4" w:space="0"/>
-          <w:bottom w:val="none" w:color="000000" w:sz="4" w:space="0"/>
-          <w:right w:val="none" w:color="000000" w:sz="4" w:space="0"/>
-        </w:pBdr>
-        <w:spacing w:after="0" w:before="0" w:line="331" w:lineRule="auto"/>
-        <w:ind w:right="0" w:firstLine="0" w:left="0"/>
-        <w:rPr/>
-      </w:pPr>
-      <w:r>
-        <w:rPr>
-          <w:rFonts w:ascii="Arial" w:hAnsi="Arial" w:eastAsia="Arial" w:cs="Arial"/>
-          <w:color w:val="000000"/>
-          <w:sz w:val="22"/>
-          <w:u w:val="none"/>
-        </w:rPr>
-        <w:t xml:space="preserve">  },</w:t>
-      </w:r>
-      <w:r/>
-    </w:p>
-    <w:p>
-      <w:pPr>
-        <w:pBdr>
-          <w:top w:val="none" w:color="000000" w:sz="4" w:space="0"/>
-          <w:left w:val="none" w:color="000000" w:sz="4" w:space="0"/>
-          <w:bottom w:val="none" w:color="000000" w:sz="4" w:space="0"/>
-          <w:right w:val="none" w:color="000000" w:sz="4" w:space="0"/>
-        </w:pBdr>
-        <w:spacing w:after="0" w:before="0" w:line="331" w:lineRule="auto"/>
-        <w:ind w:right="0" w:firstLine="0" w:left="0"/>
-        <w:rPr/>
-      </w:pPr>
-      <w:r>
-        <w:rPr>
-          <w:rFonts w:ascii="Arial" w:hAnsi="Arial" w:eastAsia="Arial" w:cs="Arial"/>
-          <w:color w:val="000000"/>
-          <w:sz w:val="22"/>
-          <w:u w:val="none"/>
-        </w:rPr>
-        <w:t xml:space="preserve">  "langsmith": {</w:t>
-      </w:r>
-      <w:r/>
-    </w:p>
-    <w:p>
-      <w:pPr>
-        <w:pBdr>
-          <w:top w:val="none" w:color="000000" w:sz="4" w:space="0"/>
-          <w:left w:val="none" w:color="000000" w:sz="4" w:space="0"/>
-          <w:bottom w:val="none" w:color="000000" w:sz="4" w:space="0"/>
-          <w:right w:val="none" w:color="000000" w:sz="4" w:space="0"/>
-        </w:pBdr>
-        <w:spacing w:after="0" w:before="0" w:line="331" w:lineRule="auto"/>
-        <w:ind w:right="0" w:firstLine="0" w:left="0"/>
-        <w:rPr/>
-      </w:pPr>
-      <w:r>
-        <w:rPr>
-          <w:rFonts w:ascii="Arial" w:hAnsi="Arial" w:eastAsia="Arial" w:cs="Arial"/>
-          <w:color w:val="000000"/>
-          <w:sz w:val="22"/>
-          <w:u w:val="none"/>
-        </w:rPr>
-        <w:t xml:space="preserve">    "organization": {</w:t>
-      </w:r>
-      <w:r/>
-    </w:p>
-    <w:p>
-      <w:pPr>
-        <w:pBdr>
-          <w:top w:val="none" w:color="000000" w:sz="4" w:space="0"/>
-          <w:left w:val="none" w:color="000000" w:sz="4" w:space="0"/>
-          <w:bottom w:val="none" w:color="000000" w:sz="4" w:space="0"/>
-          <w:right w:val="none" w:color="000000" w:sz="4" w:space="0"/>
-        </w:pBdr>
-        <w:spacing w:after="0" w:before="0" w:line="331" w:lineRule="auto"/>
-        <w:ind w:right="0" w:firstLine="0" w:left="0"/>
-        <w:rPr/>
-      </w:pPr>
-      <w:r>
-        <w:rPr>
-          <w:rFonts w:ascii="Arial" w:hAnsi="Arial" w:eastAsia="Arial" w:cs="Arial"/>
-          <w:color w:val="000000"/>
-          <w:sz w:val="22"/>
-          <w:u w:val="none"/>
-        </w:rPr>
-        <w:t xml:space="preserve">      "name": "Personal",</w:t>
-      </w:r>
-      <w:r/>
-    </w:p>
-    <w:p>
-      <w:pPr>
-        <w:pBdr>
-          <w:top w:val="none" w:color="000000" w:sz="4" w:space="0"/>
-          <w:left w:val="none" w:color="000000" w:sz="4" w:space="0"/>
-          <w:bottom w:val="none" w:color="000000" w:sz="4" w:space="0"/>
-          <w:right w:val="none" w:color="000000" w:sz="4" w:space="0"/>
-        </w:pBdr>
-        <w:spacing w:after="0" w:before="0" w:line="331" w:lineRule="auto"/>
-        <w:ind w:right="0" w:firstLine="0" w:left="0"/>
-        <w:rPr/>
-      </w:pPr>
-      <w:r>
-        <w:rPr>
-          <w:rFonts w:ascii="Arial" w:hAnsi="Arial" w:eastAsia="Arial" w:cs="Arial"/>
-          <w:color w:val="000000"/>
-          <w:sz w:val="22"/>
-          <w:u w:val="none"/>
-        </w:rPr>
-        <w:t xml:space="preserve">      "id": "ff5e054f-ae89-42cd-8d90-803d3075020a"</w:t>
-      </w:r>
-      <w:r/>
-    </w:p>
-    <w:p>
-      <w:pPr>
-        <w:pBdr>
-          <w:top w:val="none" w:color="000000" w:sz="4" w:space="0"/>
-          <w:left w:val="none" w:color="000000" w:sz="4" w:space="0"/>
-          <w:bottom w:val="none" w:color="000000" w:sz="4" w:space="0"/>
-          <w:right w:val="none" w:color="000000" w:sz="4" w:space="0"/>
-        </w:pBdr>
-        <w:spacing w:after="0" w:before="0" w:line="331" w:lineRule="auto"/>
-        <w:ind w:right="0" w:firstLine="0" w:left="0"/>
-        <w:rPr/>
-      </w:pPr>
-      <w:r>
-        <w:rPr>
-          <w:rFonts w:ascii="Arial" w:hAnsi="Arial" w:eastAsia="Arial" w:cs="Arial"/>
-          <w:color w:val="000000"/>
-          <w:sz w:val="22"/>
-          <w:u w:val="none"/>
-        </w:rPr>
-        <w:t xml:space="preserve">    },</w:t>
-      </w:r>
-      <w:r/>
-    </w:p>
-    <w:p>
-      <w:pPr>
-        <w:pBdr>
-          <w:top w:val="none" w:color="000000" w:sz="4" w:space="0"/>
-          <w:left w:val="none" w:color="000000" w:sz="4" w:space="0"/>
-          <w:bottom w:val="none" w:color="000000" w:sz="4" w:space="0"/>
-          <w:right w:val="none" w:color="000000" w:sz="4" w:space="0"/>
-        </w:pBdr>
-        <w:spacing w:after="0" w:before="0" w:line="331" w:lineRule="auto"/>
-        <w:ind w:right="0" w:firstLine="0" w:left="0"/>
-        <w:rPr/>
-      </w:pPr>
-      <w:r>
-        <w:rPr>
-          <w:rFonts w:ascii="Arial" w:hAnsi="Arial" w:eastAsia="Arial" w:cs="Arial"/>
-          <w:color w:val="000000"/>
-          <w:sz w:val="22"/>
-          <w:u w:val="none"/>
-        </w:rPr>
-        <w:t xml:space="preserve">    "workspace": {</w:t>
-      </w:r>
-      <w:r/>
-    </w:p>
-    <w:p>
-      <w:pPr>
-        <w:pBdr>
-          <w:top w:val="none" w:color="000000" w:sz="4" w:space="0"/>
-          <w:left w:val="none" w:color="000000" w:sz="4" w:space="0"/>
-          <w:bottom w:val="none" w:color="000000" w:sz="4" w:space="0"/>
-          <w:right w:val="none" w:color="000000" w:sz="4" w:space="0"/>
-        </w:pBdr>
-        <w:spacing w:after="0" w:before="0" w:line="331" w:lineRule="auto"/>
-        <w:ind w:right="0" w:firstLine="0" w:left="0"/>
-        <w:rPr/>
-      </w:pPr>
-      <w:r>
-        <w:rPr>
-          <w:rFonts w:ascii="Arial" w:hAnsi="Arial" w:eastAsia="Arial" w:cs="Arial"/>
-          <w:color w:val="000000"/>
-          <w:sz w:val="22"/>
-          <w:u w:val="none"/>
-        </w:rPr>
-        <w:t xml:space="preserve">      "name": "Workspace 1",</w:t>
-      </w:r>
-      <w:r/>
-    </w:p>
-    <w:p>
-      <w:pPr>
-        <w:pBdr>
-          <w:top w:val="none" w:color="000000" w:sz="4" w:space="0"/>
-          <w:left w:val="none" w:color="000000" w:sz="4" w:space="0"/>
-          <w:bottom w:val="none" w:color="000000" w:sz="4" w:space="0"/>
-          <w:right w:val="none" w:color="000000" w:sz="4" w:space="0"/>
-        </w:pBdr>
-        <w:spacing w:after="0" w:before="0" w:line="331" w:lineRule="auto"/>
-        <w:ind w:right="0" w:firstLine="0" w:left="0"/>
-        <w:rPr/>
-      </w:pPr>
-      <w:r>
-        <w:rPr>
-          <w:rFonts w:ascii="Arial" w:hAnsi="Arial" w:eastAsia="Arial" w:cs="Arial"/>
-          <w:color w:val="000000"/>
-          <w:sz w:val="22"/>
-          <w:u w:val="none"/>
-        </w:rPr>
-        <w:t xml:space="preserve">      "id": "9ee6788c-0b9e-4b59-96eb-5ef7e24d2f54"</w:t>
-      </w:r>
-      <w:r/>
-    </w:p>
-    <w:p>
-      <w:pPr>
-        <w:pBdr>
-          <w:top w:val="none" w:color="000000" w:sz="4" w:space="0"/>
-          <w:left w:val="none" w:color="000000" w:sz="4" w:space="0"/>
-          <w:bottom w:val="none" w:color="000000" w:sz="4" w:space="0"/>
-          <w:right w:val="none" w:color="000000" w:sz="4" w:space="0"/>
-        </w:pBdr>
-        <w:spacing w:after="0" w:before="0" w:line="331" w:lineRule="auto"/>
-        <w:ind w:right="0" w:firstLine="0" w:left="0"/>
-        <w:rPr/>
-      </w:pPr>
-      <w:r>
-        <w:rPr>
-          <w:rFonts w:ascii="Arial" w:hAnsi="Arial" w:eastAsia="Arial" w:cs="Arial"/>
-          <w:color w:val="000000"/>
-          <w:sz w:val="22"/>
-          <w:u w:val="none"/>
-        </w:rPr>
-        <w:t xml:space="preserve">    },</w:t>
-      </w:r>
-      <w:r/>
-    </w:p>
-    <w:p>
-      <w:pPr>
-        <w:pBdr>
-          <w:top w:val="none" w:color="000000" w:sz="4" w:space="0"/>
-          <w:left w:val="none" w:color="000000" w:sz="4" w:space="0"/>
-          <w:bottom w:val="none" w:color="000000" w:sz="4" w:space="0"/>
-          <w:right w:val="none" w:color="000000" w:sz="4" w:space="0"/>
-        </w:pBdr>
-        <w:spacing w:after="0" w:before="0" w:line="331" w:lineRule="auto"/>
-        <w:ind w:right="0" w:firstLine="0" w:left="0"/>
-        <w:rPr/>
-      </w:pPr>
-      <w:r>
-        <w:rPr>
-          <w:rFonts w:ascii="Arial" w:hAnsi="Arial" w:eastAsia="Arial" w:cs="Arial"/>
-          <w:color w:val="000000"/>
-          <w:sz w:val="22"/>
-          <w:u w:val="none"/>
-        </w:rPr>
-        <w:t xml:space="preserve">    "tracing_project": {</w:t>
-      </w:r>
-      <w:r/>
-    </w:p>
-    <w:p>
-      <w:pPr>
-        <w:pBdr>
-          <w:top w:val="none" w:color="000000" w:sz="4" w:space="0"/>
-          <w:left w:val="none" w:color="000000" w:sz="4" w:space="0"/>
-          <w:bottom w:val="none" w:color="000000" w:sz="4" w:space="0"/>
-          <w:right w:val="none" w:color="000000" w:sz="4" w:space="0"/>
-        </w:pBdr>
-        <w:spacing w:after="0" w:before="0" w:line="331" w:lineRule="auto"/>
-        <w:ind w:right="0" w:firstLine="0" w:left="0"/>
-        <w:rPr/>
-      </w:pPr>
-      <w:r>
-        <w:rPr>
-          <w:rFonts w:ascii="Arial" w:hAnsi="Arial" w:eastAsia="Arial" w:cs="Arial"/>
-          <w:color w:val="000000"/>
-          <w:sz w:val="22"/>
-          <w:u w:val="none"/>
-        </w:rPr>
-        <w:t xml:space="preserve">      "id": "5f38923b-191f-4391-a03d-96227706e07c",</w:t>
-      </w:r>
-      <w:r/>
-    </w:p>
-    <w:p>
-      <w:pPr>
-        <w:pBdr>
-          <w:top w:val="none" w:color="000000" w:sz="4" w:space="0"/>
-          <w:left w:val="none" w:color="000000" w:sz="4" w:space="0"/>
-          <w:bottom w:val="none" w:color="000000" w:sz="4" w:space="0"/>
-          <w:right w:val="none" w:color="000000" w:sz="4" w:space="0"/>
-        </w:pBdr>
-        <w:spacing w:after="0" w:before="0" w:line="331" w:lineRule="auto"/>
-        <w:ind w:right="0" w:firstLine="0" w:left="0"/>
-        <w:rPr/>
-      </w:pPr>
-      <w:r>
-        <w:rPr>
-          <w:rFonts w:ascii="Arial" w:hAnsi="Arial" w:eastAsia="Arial" w:cs="Arial"/>
-          <w:color w:val="000000"/>
-          <w:sz w:val="22"/>
-          <w:u w:val="none"/>
-        </w:rPr>
-        <w:t xml:space="preserve">      "name": "default"</w:t>
-      </w:r>
-      <w:r/>
-    </w:p>
-    <w:p>
-      <w:pPr>
-        <w:pBdr>
-          <w:top w:val="none" w:color="000000" w:sz="4" w:space="0"/>
-          <w:left w:val="none" w:color="000000" w:sz="4" w:space="0"/>
-          <w:bottom w:val="none" w:color="000000" w:sz="4" w:space="0"/>
-          <w:right w:val="none" w:color="000000" w:sz="4" w:space="0"/>
-        </w:pBdr>
-        <w:spacing w:after="0" w:before="0" w:line="331" w:lineRule="auto"/>
-        <w:ind w:right="0" w:firstLine="0" w:left="0"/>
-        <w:rPr/>
-      </w:pPr>
-      <w:r>
-        <w:rPr>
-          <w:rFonts w:ascii="Arial" w:hAnsi="Arial" w:eastAsia="Arial" w:cs="Arial"/>
-          <w:color w:val="000000"/>
-          <w:sz w:val="22"/>
-          <w:u w:val="none"/>
-        </w:rPr>
-        <w:t xml:space="preserve">    }</w:t>
-      </w:r>
-      <w:r/>
-    </w:p>
-    <w:p>
-      <w:pPr>
-        <w:pBdr>
-          <w:top w:val="none" w:color="000000" w:sz="4" w:space="0"/>
-          <w:left w:val="none" w:color="000000" w:sz="4" w:space="0"/>
-          <w:bottom w:val="none" w:color="000000" w:sz="4" w:space="0"/>
-          <w:right w:val="none" w:color="000000" w:sz="4" w:space="0"/>
-        </w:pBdr>
-        <w:spacing w:after="0" w:before="0" w:line="331" w:lineRule="auto"/>
-        <w:ind w:right="0" w:firstLine="0" w:left="0"/>
-        <w:rPr/>
-      </w:pPr>
-      <w:r>
-        <w:rPr>
-          <w:rFonts w:ascii="Arial" w:hAnsi="Arial" w:eastAsia="Arial" w:cs="Arial"/>
-          <w:color w:val="000000"/>
-          <w:sz w:val="22"/>
-          <w:u w:val="none"/>
-        </w:rPr>
-        <w:t xml:space="preserve">  }</w:t>
-      </w:r>
-      <w:r/>
-    </w:p>
-    <w:p>
-      <w:pPr>
-        <w:pBdr>
-          <w:top w:val="none" w:color="000000" w:sz="4" w:space="0"/>
-          <w:left w:val="none" w:color="000000" w:sz="4" w:space="0"/>
-          <w:bottom w:val="none" w:color="000000" w:sz="4" w:space="0"/>
-          <w:right w:val="none" w:color="000000" w:sz="4" w:space="0"/>
-        </w:pBdr>
-        <w:spacing w:after="0" w:before="0" w:line="331" w:lineRule="auto"/>
-        <w:ind w:right="0" w:firstLine="0" w:left="0"/>
-        <w:rPr/>
-      </w:pPr>
-      <w:r>
-        <w:rPr>
-          <w:rFonts w:ascii="Arial" w:hAnsi="Arial" w:eastAsia="Arial" w:cs="Arial"/>
-          <w:color w:val="000000"/>
-          <w:sz w:val="22"/>
-          <w:u w:val="none"/>
-        </w:rPr>
-        <w:t xml:space="preserve">}</w:t>
-      </w:r>
-      <w:r/>
-    </w:p>
-    <w:p>
-      <w:pPr>
-        <w:pBdr>
-          <w:top w:val="none" w:color="000000" w:sz="4" w:space="0"/>
-          <w:left w:val="none" w:color="000000" w:sz="4" w:space="0"/>
-          <w:bottom w:val="none" w:color="000000" w:sz="4" w:space="0"/>
-          <w:right w:val="none" w:color="000000" w:sz="4" w:space="0"/>
-        </w:pBdr>
-        <w:spacing/>
-        <w:ind w:right="0" w:firstLine="0" w:left="0"/>
-        <w:rPr/>
-      </w:pPr>
-      <w:r>
-        <w:br/>
-      </w:r>
-      <w:r/>
-    </w:p>
-    <w:p>
-      <w:pPr>
-        <w:pBdr>
-          <w:top w:val="none" w:color="000000" w:sz="4" w:space="0"/>
-          <w:left w:val="none" w:color="000000" w:sz="4" w:space="0"/>
-          <w:bottom w:val="none" w:color="000000" w:sz="4" w:space="0"/>
-          <w:right w:val="none" w:color="000000" w:sz="4" w:space="0"/>
-        </w:pBdr>
-        <w:spacing w:after="0" w:before="0" w:line="331" w:lineRule="auto"/>
-        <w:ind w:right="0" w:firstLine="0" w:left="0"/>
-        <w:rPr/>
-      </w:pPr>
-      <w:r>
-        <w:rPr>
-          <w:rFonts w:ascii="Arial" w:hAnsi="Arial" w:eastAsia="Arial" w:cs="Arial"/>
-          <w:color w:val="000000"/>
-          <w:sz w:val="22"/>
-          <w:u w:val="none"/>
-        </w:rPr>
-        <w:t xml:space="preserve">Sample request for tracing: </w:t>
-        <mc:AlternateContent>
-          <mc:Choice Requires="wpg">
-            <w:drawing>
-              <wp:inline xmlns:wp="http://schemas.openxmlformats.org/drawingml/2006/wordprocessingDrawing" distT="0" distB="0" distL="0" distR="0">
-                <wp:extent cx="5734050" cy="2095500"/>
-                <wp:effectExtent l="0" t="0" r="0" b="0"/>
-                <wp:docPr id="8" name=""/>
-                <wp:cNvGraphicFramePr>
-                  <a:graphicFrameLocks xmlns:a="http://schemas.openxmlformats.org/drawingml/2006/main" noChangeAspect="1"/>
-                </wp:cNvGraphicFramePr>
-                <a:graphic xmlns:a="http://schemas.openxmlformats.org/drawingml/2006/main">
-                  <a:graphicData uri="http://schemas.openxmlformats.org/drawingml/2006/picture">
-                    <pic:pic xmlns:pic="http://schemas.openxmlformats.org/drawingml/2006/picture">
-                      <pic:nvPicPr>
-                        <pic:cNvPr id="1322225322" name=""/>
-                        <pic:cNvPicPr>
-                          <a:picLocks noChangeAspect="1"/>
-                        </pic:cNvPicPr>
-                        <pic:nvPr/>
-                      </pic:nvPicPr>
-                      <pic:blipFill>
-                        <a:blip r:embed="rId15"/>
-                        <a:stretch/>
-                      </pic:blipFill>
-                      <pic:spPr bwMode="auto">
-                        <a:xfrm>
-                          <a:off x="0" y="0"/>
-                          <a:ext cx="5734049" cy="2095499"/>
-                        </a:xfrm>
-                        <a:prstGeom prst="rect">
-                          <a:avLst/>
-                        </a:prstGeom>
-                      </pic:spPr>
-                    </pic:pic>
-                  </a:graphicData>
-                </a:graphic>
-              </wp:inline>
-            </w:drawing>
-          </mc:Choice>
-          <mc:Fallback>
-            <w:pict>
-              <v:shapetype id="_x0000_t75" coordsize="21600,21600" o:spt="75" o:preferrelative="t" path="m@4@5l@4@11@9@11@9@5xe" filled="f" stroked="f">
-                <v:stroke joinstyle="miter"/>
-                <v:formulas>
-                  <v:f eqn="if lineDrawn pixelLineWidth 0"/>
-                  <v:f eqn="sum @0 1 0"/>
-                  <v:f eqn="sum 0 0 @1"/>
-                  <v:f eqn="prod @2 1 2"/>
-                  <v:f eqn="prod @3 21600 pixelWidth"/>
-                  <v:f eqn="prod @3 21600 pixelHeight"/>
-                  <v:f eqn="sum @0 0 1"/>
-                  <v:f eqn="prod @6 1 2"/>
-                  <v:f eqn="prod @7 21600 pixelWidth"/>
-                  <v:f eqn="sum @8 21600 0"/>
-                  <v:f eqn="prod @7 21600 pixelHeight"/>
-                  <v:f eqn="sum @10 21600 0"/>
-                </v:formulas>
-                <v:path o:extrusionok="f" gradientshapeok="t" o:connecttype="rect"/>
-                <o:lock v:ext="edit" aspectratio="t"/>
-              </v:shapetype>
-              <v:shape id="_x0000_i7" o:spid="_x0000_s7" type="#_x0000_t75" style="width:451.50pt;height:165.00pt;mso-wrap-distance-left:0.00pt;mso-wrap-distance-top:0.00pt;mso-wrap-distance-right:0.00pt;mso-wrap-distance-bottom:0.00pt;z-index:1;" stroked="false">
-                <v:imagedata r:id="rId15" o:title=""/>
-                <o:lock v:ext="edit" rotation="t"/>
-              </v:shape>
-            </w:pict>
-          </mc:Fallback>
-        </mc:AlternateContent>
-      </w:r>
-      <w:r/>
-    </w:p>
-    <w:p>
-      <w:pPr>
-        <w:pBdr/>
-        <w:spacing/>
-        <w:ind/>
-        <w:rPr/>
-      </w:pPr>
-      <w:r>
-        <w:br/>
-      </w:r>
-      <w:r/>
-      <w:r/>
-      <w:r/>
     </w:p>
     <w:sectPr>
       <w:footnotePr/>
@@ -4580,7 +261,6 @@
         <w:ind/>
         <w:rPr/>
       </w:pPr>
-      <w:r/>
       <w:r>
         <w:separator/>
       </w:r>
@@ -4595,7 +275,6 @@
         <w:ind/>
         <w:rPr/>
       </w:pPr>
-      <w:r/>
       <w:r>
         <w:continuationSeparator/>
       </w:r>
@@ -4615,7 +294,6 @@
         <w:ind/>
         <w:rPr/>
       </w:pPr>
-      <w:r/>
       <w:r>
         <w:separator/>
       </w:r>
@@ -4630,7 +308,6 @@
         <w:ind/>
         <w:rPr/>
       </w:pPr>
-      <w:r/>
       <w:r>
         <w:continuationSeparator/>
       </w:r>
@@ -4798,9 +475,9 @@
     <w:lsdException w:name="Bibliography" w:uiPriority="37"/>
     <w:lsdException w:name="TOC Heading" w:uiPriority="39" w:qFormat="1"/>
   </w:latentStyles>
-  <w:style w:type="table" w:styleId="11">
+  <w:style w:type="table" w:styleId="701">
     <w:name w:val="Table Grid"/>
-    <w:basedOn w:val="665"/>
+    <w:basedOn w:val="887"/>
     <w:uiPriority w:val="59"/>
     <w:pPr>
       <w:pBdr/>
@@ -4997,9 +674,9 @@
       </w:tcPr>
     </w:tblStylePr>
   </w:style>
-  <w:style w:type="table" w:styleId="12">
+  <w:style w:type="table" w:styleId="702">
     <w:name w:val="Table Grid Light"/>
-    <w:basedOn w:val="665"/>
+    <w:basedOn w:val="887"/>
     <w:uiPriority w:val="59"/>
     <w:pPr>
       <w:pBdr/>
@@ -5196,9 +873,9 @@
       </w:tcPr>
     </w:tblStylePr>
   </w:style>
-  <w:style w:type="table" w:styleId="13">
+  <w:style w:type="table" w:styleId="703">
     <w:name w:val="Plain Table 1"/>
-    <w:basedOn w:val="665"/>
+    <w:basedOn w:val="887"/>
     <w:uiPriority w:val="59"/>
     <w:pPr>
       <w:pBdr/>
@@ -5421,9 +1098,9 @@
       </w:tcPr>
     </w:tblStylePr>
   </w:style>
-  <w:style w:type="table" w:styleId="14">
+  <w:style w:type="table" w:styleId="704">
     <w:name w:val="Plain Table 2"/>
-    <w:basedOn w:val="665"/>
+    <w:basedOn w:val="887"/>
     <w:uiPriority w:val="59"/>
     <w:pPr>
       <w:pBdr/>
@@ -5654,9 +1331,9 @@
       </w:tcPr>
     </w:tblStylePr>
   </w:style>
-  <w:style w:type="table" w:styleId="15">
+  <w:style w:type="table" w:styleId="705">
     <w:name w:val="Plain Table 3"/>
-    <w:basedOn w:val="665"/>
+    <w:basedOn w:val="887"/>
     <w:uiPriority w:val="99"/>
     <w:pPr>
       <w:pBdr/>
@@ -5884,9 +1561,9 @@
       </w:tcPr>
     </w:tblStylePr>
   </w:style>
-  <w:style w:type="table" w:styleId="16">
+  <w:style w:type="table" w:styleId="706">
     <w:name w:val="Plain Table 4"/>
-    <w:basedOn w:val="665"/>
+    <w:basedOn w:val="887"/>
     <w:uiPriority w:val="99"/>
     <w:pPr>
       <w:pBdr/>
@@ -6100,9 +1777,9 @@
       </w:tcPr>
     </w:tblStylePr>
   </w:style>
-  <w:style w:type="table" w:styleId="17">
+  <w:style w:type="table" w:styleId="707">
     <w:name w:val="Plain Table 5"/>
-    <w:basedOn w:val="665"/>
+    <w:basedOn w:val="887"/>
     <w:uiPriority w:val="99"/>
     <w:pPr>
       <w:pBdr/>
@@ -6333,9 +2010,9 @@
       </w:tcPr>
     </w:tblStylePr>
   </w:style>
-  <w:style w:type="table" w:styleId="18">
+  <w:style w:type="table" w:styleId="708">
     <w:name w:val="Grid Table 1 Light"/>
-    <w:basedOn w:val="665"/>
+    <w:basedOn w:val="887"/>
     <w:uiPriority w:val="99"/>
     <w:pPr>
       <w:pBdr/>
@@ -6556,9 +2233,9 @@
       </w:tcPr>
     </w:tblStylePr>
   </w:style>
-  <w:style w:type="table" w:styleId="19">
+  <w:style w:type="table" w:styleId="709">
     <w:name w:val="Grid Table 1 Light - Accent 1"/>
-    <w:basedOn w:val="665"/>
+    <w:basedOn w:val="887"/>
     <w:uiPriority w:val="99"/>
     <w:pPr>
       <w:pBdr/>
@@ -6779,9 +2456,9 @@
       </w:tcPr>
     </w:tblStylePr>
   </w:style>
-  <w:style w:type="table" w:styleId="20">
+  <w:style w:type="table" w:styleId="710">
     <w:name w:val="Grid Table 1 Light - Accent 2"/>
-    <w:basedOn w:val="665"/>
+    <w:basedOn w:val="887"/>
     <w:uiPriority w:val="99"/>
     <w:pPr>
       <w:pBdr/>
@@ -7002,9 +2679,9 @@
       </w:tcPr>
     </w:tblStylePr>
   </w:style>
-  <w:style w:type="table" w:styleId="21">
+  <w:style w:type="table" w:styleId="711">
     <w:name w:val="Grid Table 1 Light - Accent 3"/>
-    <w:basedOn w:val="665"/>
+    <w:basedOn w:val="887"/>
     <w:uiPriority w:val="99"/>
     <w:pPr>
       <w:pBdr/>
@@ -7225,9 +2902,9 @@
       </w:tcPr>
     </w:tblStylePr>
   </w:style>
-  <w:style w:type="table" w:styleId="22">
+  <w:style w:type="table" w:styleId="712">
     <w:name w:val="Grid Table 1 Light - Accent 4"/>
-    <w:basedOn w:val="665"/>
+    <w:basedOn w:val="887"/>
     <w:uiPriority w:val="99"/>
     <w:pPr>
       <w:pBdr/>
@@ -7448,9 +3125,9 @@
       </w:tcPr>
     </w:tblStylePr>
   </w:style>
-  <w:style w:type="table" w:styleId="23">
+  <w:style w:type="table" w:styleId="713">
     <w:name w:val="Grid Table 1 Light - Accent 5"/>
-    <w:basedOn w:val="665"/>
+    <w:basedOn w:val="887"/>
     <w:uiPriority w:val="99"/>
     <w:pPr>
       <w:pBdr/>
@@ -7671,9 +3348,9 @@
       </w:tcPr>
     </w:tblStylePr>
   </w:style>
-  <w:style w:type="table" w:styleId="24">
+  <w:style w:type="table" w:styleId="714">
     <w:name w:val="Grid Table 1 Light - Accent 6"/>
-    <w:basedOn w:val="665"/>
+    <w:basedOn w:val="887"/>
     <w:uiPriority w:val="99"/>
     <w:pPr>
       <w:pBdr/>
@@ -7894,9 +3571,9 @@
       </w:tcPr>
     </w:tblStylePr>
   </w:style>
-  <w:style w:type="table" w:styleId="25">
+  <w:style w:type="table" w:styleId="715">
     <w:name w:val="Grid Table 2"/>
-    <w:basedOn w:val="665"/>
+    <w:basedOn w:val="887"/>
     <w:uiPriority w:val="99"/>
     <w:pPr>
       <w:pBdr/>
@@ -8126,9 +3803,9 @@
       </w:tcPr>
     </w:tblStylePr>
   </w:style>
-  <w:style w:type="table" w:styleId="26">
+  <w:style w:type="table" w:styleId="716">
     <w:name w:val="Grid Table 2 - Accent 1"/>
-    <w:basedOn w:val="665"/>
+    <w:basedOn w:val="887"/>
     <w:uiPriority w:val="99"/>
     <w:pPr>
       <w:pBdr/>
@@ -8358,9 +4035,9 @@
       </w:tcPr>
     </w:tblStylePr>
   </w:style>
-  <w:style w:type="table" w:styleId="27">
+  <w:style w:type="table" w:styleId="717">
     <w:name w:val="Grid Table 2 - Accent 2"/>
-    <w:basedOn w:val="665"/>
+    <w:basedOn w:val="887"/>
     <w:uiPriority w:val="99"/>
     <w:pPr>
       <w:pBdr/>
@@ -8590,9 +4267,9 @@
       </w:tcPr>
     </w:tblStylePr>
   </w:style>
-  <w:style w:type="table" w:styleId="28">
+  <w:style w:type="table" w:styleId="718">
     <w:name w:val="Grid Table 2 - Accent 3"/>
-    <w:basedOn w:val="665"/>
+    <w:basedOn w:val="887"/>
     <w:uiPriority w:val="99"/>
     <w:pPr>
       <w:pBdr/>
@@ -8822,9 +4499,9 @@
       </w:tcPr>
     </w:tblStylePr>
   </w:style>
-  <w:style w:type="table" w:styleId="29">
+  <w:style w:type="table" w:styleId="719">
     <w:name w:val="Grid Table 2 - Accent 4"/>
-    <w:basedOn w:val="665"/>
+    <w:basedOn w:val="887"/>
     <w:uiPriority w:val="99"/>
     <w:pPr>
       <w:pBdr/>
@@ -9054,9 +4731,9 @@
       </w:tcPr>
     </w:tblStylePr>
   </w:style>
-  <w:style w:type="table" w:styleId="30">
+  <w:style w:type="table" w:styleId="720">
     <w:name w:val="Grid Table 2 - Accent 5"/>
-    <w:basedOn w:val="665"/>
+    <w:basedOn w:val="887"/>
     <w:uiPriority w:val="99"/>
     <w:pPr>
       <w:pBdr/>
@@ -9286,9 +4963,9 @@
       </w:tcPr>
     </w:tblStylePr>
   </w:style>
-  <w:style w:type="table" w:styleId="31">
+  <w:style w:type="table" w:styleId="721">
     <w:name w:val="Grid Table 2 - Accent 6"/>
-    <w:basedOn w:val="665"/>
+    <w:basedOn w:val="887"/>
     <w:uiPriority w:val="99"/>
     <w:pPr>
       <w:pBdr/>
@@ -9518,9 +5195,9 @@
       </w:tcPr>
     </w:tblStylePr>
   </w:style>
-  <w:style w:type="table" w:styleId="32">
+  <w:style w:type="table" w:styleId="722">
     <w:name w:val="Grid Table 3"/>
-    <w:basedOn w:val="665"/>
+    <w:basedOn w:val="887"/>
     <w:uiPriority w:val="99"/>
     <w:pPr>
       <w:pBdr/>
@@ -9619,29 +5296,6 @@
         <w:tblBorders/>
       </w:tblPr>
       <w:tcPr>
-        <w:shd w:color="ffffff"/>
-        <w:tcBorders>
-          <w:top w:val="none" w:color="000000" w:sz="4" w:space="0"/>
-          <w:left w:val="none" w:color="000000" w:sz="4" w:space="0"/>
-          <w:bottom w:val="none" w:color="000000" w:sz="4" w:space="0"/>
-          <w:right w:val="none" w:color="000000" w:sz="4" w:space="0"/>
-        </w:tcBorders>
-      </w:tcPr>
-    </w:tblStylePr>
-    <w:tblStylePr w:type="firstRow">
-      <w:rPr>
-        <w:b/>
-        <w:color w:val="404040"/>
-      </w:rPr>
-      <w:pPr>
-        <w:pBdr/>
-        <w:spacing/>
-        <w:ind/>
-      </w:pPr>
-      <w:tblPr>
-        <w:tblBorders/>
-      </w:tblPr>
-      <w:tcPr>
         <w:shd w:val="clear" w:color="ffffff"/>
         <w:tcBorders>
           <w:top w:val="none" w:color="000000" w:sz="4" w:space="0"/>
@@ -9651,30 +5305,7 @@
         </w:tcBorders>
       </w:tcPr>
     </w:tblStylePr>
-    <w:tblStylePr w:type="lastCol">
-      <w:rPr>
-        <w:i/>
-        <w:color w:val="404040"/>
-      </w:rPr>
-      <w:pPr>
-        <w:pBdr/>
-        <w:spacing/>
-        <w:ind/>
-      </w:pPr>
-      <w:tblPr>
-        <w:tblBorders/>
-      </w:tblPr>
-      <w:tcPr>
-        <w:shd w:color="ffffff"/>
-        <w:tcBorders>
-          <w:top w:val="none" w:color="000000" w:sz="4" w:space="0"/>
-          <w:left w:val="none" w:color="000000" w:sz="4" w:space="0"/>
-          <w:bottom w:val="none" w:color="000000" w:sz="4" w:space="0"/>
-          <w:right w:val="none" w:color="000000" w:sz="4" w:space="0"/>
-        </w:tcBorders>
-      </w:tcPr>
-    </w:tblStylePr>
-    <w:tblStylePr w:type="lastRow">
+    <w:tblStylePr w:type="firstRow">
       <w:rPr>
         <w:b/>
         <w:color w:val="404040"/>
@@ -9697,6 +5328,52 @@
         </w:tcBorders>
       </w:tcPr>
     </w:tblStylePr>
+    <w:tblStylePr w:type="lastCol">
+      <w:rPr>
+        <w:i/>
+        <w:color w:val="404040"/>
+      </w:rPr>
+      <w:pPr>
+        <w:pBdr/>
+        <w:spacing/>
+        <w:ind/>
+      </w:pPr>
+      <w:tblPr>
+        <w:tblBorders/>
+      </w:tblPr>
+      <w:tcPr>
+        <w:shd w:val="clear" w:color="ffffff"/>
+        <w:tcBorders>
+          <w:top w:val="none" w:color="000000" w:sz="4" w:space="0"/>
+          <w:left w:val="none" w:color="000000" w:sz="4" w:space="0"/>
+          <w:bottom w:val="none" w:color="000000" w:sz="4" w:space="0"/>
+          <w:right w:val="none" w:color="000000" w:sz="4" w:space="0"/>
+        </w:tcBorders>
+      </w:tcPr>
+    </w:tblStylePr>
+    <w:tblStylePr w:type="lastRow">
+      <w:rPr>
+        <w:b/>
+        <w:color w:val="404040"/>
+      </w:rPr>
+      <w:pPr>
+        <w:pBdr/>
+        <w:spacing/>
+        <w:ind/>
+      </w:pPr>
+      <w:tblPr>
+        <w:tblBorders/>
+      </w:tblPr>
+      <w:tcPr>
+        <w:shd w:val="clear" w:color="ffffff"/>
+        <w:tcBorders>
+          <w:top w:val="none" w:color="000000" w:sz="4" w:space="0"/>
+          <w:left w:val="none" w:color="000000" w:sz="4" w:space="0"/>
+          <w:bottom w:val="none" w:color="000000" w:sz="4" w:space="0"/>
+          <w:right w:val="none" w:color="000000" w:sz="4" w:space="0"/>
+        </w:tcBorders>
+      </w:tcPr>
+    </w:tblStylePr>
     <w:tblStylePr w:type="nwCell">
       <w:pPr>
         <w:pBdr/>
@@ -9763,9 +5440,9 @@
       </w:tcPr>
     </w:tblStylePr>
   </w:style>
-  <w:style w:type="table" w:styleId="33">
+  <w:style w:type="table" w:styleId="723">
     <w:name w:val="Grid Table 3 - Accent 1"/>
-    <w:basedOn w:val="665"/>
+    <w:basedOn w:val="887"/>
     <w:uiPriority w:val="99"/>
     <w:pPr>
       <w:pBdr/>
@@ -9864,29 +5541,6 @@
         <w:tblBorders/>
       </w:tblPr>
       <w:tcPr>
-        <w:shd w:color="ffffff"/>
-        <w:tcBorders>
-          <w:top w:val="none" w:color="000000" w:sz="4" w:space="0"/>
-          <w:left w:val="none" w:color="000000" w:sz="4" w:space="0"/>
-          <w:bottom w:val="none" w:color="000000" w:sz="4" w:space="0"/>
-          <w:right w:val="none" w:color="000000" w:sz="4" w:space="0"/>
-        </w:tcBorders>
-      </w:tcPr>
-    </w:tblStylePr>
-    <w:tblStylePr w:type="firstRow">
-      <w:rPr>
-        <w:b/>
-        <w:color w:val="404040"/>
-      </w:rPr>
-      <w:pPr>
-        <w:pBdr/>
-        <w:spacing/>
-        <w:ind/>
-      </w:pPr>
-      <w:tblPr>
-        <w:tblBorders/>
-      </w:tblPr>
-      <w:tcPr>
         <w:shd w:val="clear" w:color="ffffff"/>
         <w:tcBorders>
           <w:top w:val="none" w:color="000000" w:sz="4" w:space="0"/>
@@ -9896,30 +5550,7 @@
         </w:tcBorders>
       </w:tcPr>
     </w:tblStylePr>
-    <w:tblStylePr w:type="lastCol">
-      <w:rPr>
-        <w:i/>
-        <w:color w:val="404040"/>
-      </w:rPr>
-      <w:pPr>
-        <w:pBdr/>
-        <w:spacing/>
-        <w:ind/>
-      </w:pPr>
-      <w:tblPr>
-        <w:tblBorders/>
-      </w:tblPr>
-      <w:tcPr>
-        <w:shd w:color="ffffff"/>
-        <w:tcBorders>
-          <w:top w:val="none" w:color="000000" w:sz="4" w:space="0"/>
-          <w:left w:val="none" w:color="000000" w:sz="4" w:space="0"/>
-          <w:bottom w:val="none" w:color="000000" w:sz="4" w:space="0"/>
-          <w:right w:val="none" w:color="000000" w:sz="4" w:space="0"/>
-        </w:tcBorders>
-      </w:tcPr>
-    </w:tblStylePr>
-    <w:tblStylePr w:type="lastRow">
+    <w:tblStylePr w:type="firstRow">
       <w:rPr>
         <w:b/>
         <w:color w:val="404040"/>
@@ -9942,6 +5573,52 @@
         </w:tcBorders>
       </w:tcPr>
     </w:tblStylePr>
+    <w:tblStylePr w:type="lastCol">
+      <w:rPr>
+        <w:i/>
+        <w:color w:val="404040"/>
+      </w:rPr>
+      <w:pPr>
+        <w:pBdr/>
+        <w:spacing/>
+        <w:ind/>
+      </w:pPr>
+      <w:tblPr>
+        <w:tblBorders/>
+      </w:tblPr>
+      <w:tcPr>
+        <w:shd w:val="clear" w:color="ffffff"/>
+        <w:tcBorders>
+          <w:top w:val="none" w:color="000000" w:sz="4" w:space="0"/>
+          <w:left w:val="none" w:color="000000" w:sz="4" w:space="0"/>
+          <w:bottom w:val="none" w:color="000000" w:sz="4" w:space="0"/>
+          <w:right w:val="none" w:color="000000" w:sz="4" w:space="0"/>
+        </w:tcBorders>
+      </w:tcPr>
+    </w:tblStylePr>
+    <w:tblStylePr w:type="lastRow">
+      <w:rPr>
+        <w:b/>
+        <w:color w:val="404040"/>
+      </w:rPr>
+      <w:pPr>
+        <w:pBdr/>
+        <w:spacing/>
+        <w:ind/>
+      </w:pPr>
+      <w:tblPr>
+        <w:tblBorders/>
+      </w:tblPr>
+      <w:tcPr>
+        <w:shd w:val="clear" w:color="ffffff"/>
+        <w:tcBorders>
+          <w:top w:val="none" w:color="000000" w:sz="4" w:space="0"/>
+          <w:left w:val="none" w:color="000000" w:sz="4" w:space="0"/>
+          <w:bottom w:val="none" w:color="000000" w:sz="4" w:space="0"/>
+          <w:right w:val="none" w:color="000000" w:sz="4" w:space="0"/>
+        </w:tcBorders>
+      </w:tcPr>
+    </w:tblStylePr>
     <w:tblStylePr w:type="nwCell">
       <w:pPr>
         <w:pBdr/>
@@ -10008,9 +5685,9 @@
       </w:tcPr>
     </w:tblStylePr>
   </w:style>
-  <w:style w:type="table" w:styleId="34">
+  <w:style w:type="table" w:styleId="724">
     <w:name w:val="Grid Table 3 - Accent 2"/>
-    <w:basedOn w:val="665"/>
+    <w:basedOn w:val="887"/>
     <w:uiPriority w:val="99"/>
     <w:pPr>
       <w:pBdr/>
@@ -10109,29 +5786,6 @@
         <w:tblBorders/>
       </w:tblPr>
       <w:tcPr>
-        <w:shd w:color="ffffff"/>
-        <w:tcBorders>
-          <w:top w:val="none" w:color="000000" w:sz="4" w:space="0"/>
-          <w:left w:val="none" w:color="000000" w:sz="4" w:space="0"/>
-          <w:bottom w:val="none" w:color="000000" w:sz="4" w:space="0"/>
-          <w:right w:val="none" w:color="000000" w:sz="4" w:space="0"/>
-        </w:tcBorders>
-      </w:tcPr>
-    </w:tblStylePr>
-    <w:tblStylePr w:type="firstRow">
-      <w:rPr>
-        <w:b/>
-        <w:color w:val="404040"/>
-      </w:rPr>
-      <w:pPr>
-        <w:pBdr/>
-        <w:spacing/>
-        <w:ind/>
-      </w:pPr>
-      <w:tblPr>
-        <w:tblBorders/>
-      </w:tblPr>
-      <w:tcPr>
         <w:shd w:val="clear" w:color="ffffff"/>
         <w:tcBorders>
           <w:top w:val="none" w:color="000000" w:sz="4" w:space="0"/>
@@ -10141,30 +5795,7 @@
         </w:tcBorders>
       </w:tcPr>
     </w:tblStylePr>
-    <w:tblStylePr w:type="lastCol">
-      <w:rPr>
-        <w:i/>
-        <w:color w:val="404040"/>
-      </w:rPr>
-      <w:pPr>
-        <w:pBdr/>
-        <w:spacing/>
-        <w:ind/>
-      </w:pPr>
-      <w:tblPr>
-        <w:tblBorders/>
-      </w:tblPr>
-      <w:tcPr>
-        <w:shd w:color="ffffff"/>
-        <w:tcBorders>
-          <w:top w:val="none" w:color="000000" w:sz="4" w:space="0"/>
-          <w:left w:val="none" w:color="000000" w:sz="4" w:space="0"/>
-          <w:bottom w:val="none" w:color="000000" w:sz="4" w:space="0"/>
-          <w:right w:val="none" w:color="000000" w:sz="4" w:space="0"/>
-        </w:tcBorders>
-      </w:tcPr>
-    </w:tblStylePr>
-    <w:tblStylePr w:type="lastRow">
+    <w:tblStylePr w:type="firstRow">
       <w:rPr>
         <w:b/>
         <w:color w:val="404040"/>
@@ -10187,6 +5818,52 @@
         </w:tcBorders>
       </w:tcPr>
     </w:tblStylePr>
+    <w:tblStylePr w:type="lastCol">
+      <w:rPr>
+        <w:i/>
+        <w:color w:val="404040"/>
+      </w:rPr>
+      <w:pPr>
+        <w:pBdr/>
+        <w:spacing/>
+        <w:ind/>
+      </w:pPr>
+      <w:tblPr>
+        <w:tblBorders/>
+      </w:tblPr>
+      <w:tcPr>
+        <w:shd w:val="clear" w:color="ffffff"/>
+        <w:tcBorders>
+          <w:top w:val="none" w:color="000000" w:sz="4" w:space="0"/>
+          <w:left w:val="none" w:color="000000" w:sz="4" w:space="0"/>
+          <w:bottom w:val="none" w:color="000000" w:sz="4" w:space="0"/>
+          <w:right w:val="none" w:color="000000" w:sz="4" w:space="0"/>
+        </w:tcBorders>
+      </w:tcPr>
+    </w:tblStylePr>
+    <w:tblStylePr w:type="lastRow">
+      <w:rPr>
+        <w:b/>
+        <w:color w:val="404040"/>
+      </w:rPr>
+      <w:pPr>
+        <w:pBdr/>
+        <w:spacing/>
+        <w:ind/>
+      </w:pPr>
+      <w:tblPr>
+        <w:tblBorders/>
+      </w:tblPr>
+      <w:tcPr>
+        <w:shd w:val="clear" w:color="ffffff"/>
+        <w:tcBorders>
+          <w:top w:val="none" w:color="000000" w:sz="4" w:space="0"/>
+          <w:left w:val="none" w:color="000000" w:sz="4" w:space="0"/>
+          <w:bottom w:val="none" w:color="000000" w:sz="4" w:space="0"/>
+          <w:right w:val="none" w:color="000000" w:sz="4" w:space="0"/>
+        </w:tcBorders>
+      </w:tcPr>
+    </w:tblStylePr>
     <w:tblStylePr w:type="nwCell">
       <w:pPr>
         <w:pBdr/>
@@ -10253,9 +5930,9 @@
       </w:tcPr>
     </w:tblStylePr>
   </w:style>
-  <w:style w:type="table" w:styleId="35">
+  <w:style w:type="table" w:styleId="725">
     <w:name w:val="Grid Table 3 - Accent 3"/>
-    <w:basedOn w:val="665"/>
+    <w:basedOn w:val="887"/>
     <w:uiPriority w:val="99"/>
     <w:pPr>
       <w:pBdr/>
@@ -10354,29 +6031,6 @@
         <w:tblBorders/>
       </w:tblPr>
       <w:tcPr>
-        <w:shd w:color="ffffff"/>
-        <w:tcBorders>
-          <w:top w:val="none" w:color="000000" w:sz="4" w:space="0"/>
-          <w:left w:val="none" w:color="000000" w:sz="4" w:space="0"/>
-          <w:bottom w:val="none" w:color="000000" w:sz="4" w:space="0"/>
-          <w:right w:val="none" w:color="000000" w:sz="4" w:space="0"/>
-        </w:tcBorders>
-      </w:tcPr>
-    </w:tblStylePr>
-    <w:tblStylePr w:type="firstRow">
-      <w:rPr>
-        <w:b/>
-        <w:color w:val="404040"/>
-      </w:rPr>
-      <w:pPr>
-        <w:pBdr/>
-        <w:spacing/>
-        <w:ind/>
-      </w:pPr>
-      <w:tblPr>
-        <w:tblBorders/>
-      </w:tblPr>
-      <w:tcPr>
         <w:shd w:val="clear" w:color="ffffff"/>
         <w:tcBorders>
           <w:top w:val="none" w:color="000000" w:sz="4" w:space="0"/>
@@ -10386,30 +6040,7 @@
         </w:tcBorders>
       </w:tcPr>
     </w:tblStylePr>
-    <w:tblStylePr w:type="lastCol">
-      <w:rPr>
-        <w:i/>
-        <w:color w:val="404040"/>
-      </w:rPr>
-      <w:pPr>
-        <w:pBdr/>
-        <w:spacing/>
-        <w:ind/>
-      </w:pPr>
-      <w:tblPr>
-        <w:tblBorders/>
-      </w:tblPr>
-      <w:tcPr>
-        <w:shd w:color="ffffff"/>
-        <w:tcBorders>
-          <w:top w:val="none" w:color="000000" w:sz="4" w:space="0"/>
-          <w:left w:val="none" w:color="000000" w:sz="4" w:space="0"/>
-          <w:bottom w:val="none" w:color="000000" w:sz="4" w:space="0"/>
-          <w:right w:val="none" w:color="000000" w:sz="4" w:space="0"/>
-        </w:tcBorders>
-      </w:tcPr>
-    </w:tblStylePr>
-    <w:tblStylePr w:type="lastRow">
+    <w:tblStylePr w:type="firstRow">
       <w:rPr>
         <w:b/>
         <w:color w:val="404040"/>
@@ -10432,6 +6063,52 @@
         </w:tcBorders>
       </w:tcPr>
     </w:tblStylePr>
+    <w:tblStylePr w:type="lastCol">
+      <w:rPr>
+        <w:i/>
+        <w:color w:val="404040"/>
+      </w:rPr>
+      <w:pPr>
+        <w:pBdr/>
+        <w:spacing/>
+        <w:ind/>
+      </w:pPr>
+      <w:tblPr>
+        <w:tblBorders/>
+      </w:tblPr>
+      <w:tcPr>
+        <w:shd w:val="clear" w:color="ffffff"/>
+        <w:tcBorders>
+          <w:top w:val="none" w:color="000000" w:sz="4" w:space="0"/>
+          <w:left w:val="none" w:color="000000" w:sz="4" w:space="0"/>
+          <w:bottom w:val="none" w:color="000000" w:sz="4" w:space="0"/>
+          <w:right w:val="none" w:color="000000" w:sz="4" w:space="0"/>
+        </w:tcBorders>
+      </w:tcPr>
+    </w:tblStylePr>
+    <w:tblStylePr w:type="lastRow">
+      <w:rPr>
+        <w:b/>
+        <w:color w:val="404040"/>
+      </w:rPr>
+      <w:pPr>
+        <w:pBdr/>
+        <w:spacing/>
+        <w:ind/>
+      </w:pPr>
+      <w:tblPr>
+        <w:tblBorders/>
+      </w:tblPr>
+      <w:tcPr>
+        <w:shd w:val="clear" w:color="ffffff"/>
+        <w:tcBorders>
+          <w:top w:val="none" w:color="000000" w:sz="4" w:space="0"/>
+          <w:left w:val="none" w:color="000000" w:sz="4" w:space="0"/>
+          <w:bottom w:val="none" w:color="000000" w:sz="4" w:space="0"/>
+          <w:right w:val="none" w:color="000000" w:sz="4" w:space="0"/>
+        </w:tcBorders>
+      </w:tcPr>
+    </w:tblStylePr>
     <w:tblStylePr w:type="nwCell">
       <w:pPr>
         <w:pBdr/>
@@ -10498,9 +6175,9 @@
       </w:tcPr>
     </w:tblStylePr>
   </w:style>
-  <w:style w:type="table" w:styleId="36">
+  <w:style w:type="table" w:styleId="726">
     <w:name w:val="Grid Table 3 - Accent 4"/>
-    <w:basedOn w:val="665"/>
+    <w:basedOn w:val="887"/>
     <w:uiPriority w:val="99"/>
     <w:pPr>
       <w:pBdr/>
@@ -10599,29 +6276,6 @@
         <w:tblBorders/>
       </w:tblPr>
       <w:tcPr>
-        <w:shd w:color="ffffff"/>
-        <w:tcBorders>
-          <w:top w:val="none" w:color="000000" w:sz="4" w:space="0"/>
-          <w:left w:val="none" w:color="000000" w:sz="4" w:space="0"/>
-          <w:bottom w:val="none" w:color="000000" w:sz="4" w:space="0"/>
-          <w:right w:val="none" w:color="000000" w:sz="4" w:space="0"/>
-        </w:tcBorders>
-      </w:tcPr>
-    </w:tblStylePr>
-    <w:tblStylePr w:type="firstRow">
-      <w:rPr>
-        <w:b/>
-        <w:color w:val="404040"/>
-      </w:rPr>
-      <w:pPr>
-        <w:pBdr/>
-        <w:spacing/>
-        <w:ind/>
-      </w:pPr>
-      <w:tblPr>
-        <w:tblBorders/>
-      </w:tblPr>
-      <w:tcPr>
         <w:shd w:val="clear" w:color="ffffff"/>
         <w:tcBorders>
           <w:top w:val="none" w:color="000000" w:sz="4" w:space="0"/>
@@ -10631,30 +6285,7 @@
         </w:tcBorders>
       </w:tcPr>
     </w:tblStylePr>
-    <w:tblStylePr w:type="lastCol">
-      <w:rPr>
-        <w:i/>
-        <w:color w:val="404040"/>
-      </w:rPr>
-      <w:pPr>
-        <w:pBdr/>
-        <w:spacing/>
-        <w:ind/>
-      </w:pPr>
-      <w:tblPr>
-        <w:tblBorders/>
-      </w:tblPr>
-      <w:tcPr>
-        <w:shd w:color="ffffff"/>
-        <w:tcBorders>
-          <w:top w:val="none" w:color="000000" w:sz="4" w:space="0"/>
-          <w:left w:val="none" w:color="000000" w:sz="4" w:space="0"/>
-          <w:bottom w:val="none" w:color="000000" w:sz="4" w:space="0"/>
-          <w:right w:val="none" w:color="000000" w:sz="4" w:space="0"/>
-        </w:tcBorders>
-      </w:tcPr>
-    </w:tblStylePr>
-    <w:tblStylePr w:type="lastRow">
+    <w:tblStylePr w:type="firstRow">
       <w:rPr>
         <w:b/>
         <w:color w:val="404040"/>
@@ -10677,6 +6308,52 @@
         </w:tcBorders>
       </w:tcPr>
     </w:tblStylePr>
+    <w:tblStylePr w:type="lastCol">
+      <w:rPr>
+        <w:i/>
+        <w:color w:val="404040"/>
+      </w:rPr>
+      <w:pPr>
+        <w:pBdr/>
+        <w:spacing/>
+        <w:ind/>
+      </w:pPr>
+      <w:tblPr>
+        <w:tblBorders/>
+      </w:tblPr>
+      <w:tcPr>
+        <w:shd w:val="clear" w:color="ffffff"/>
+        <w:tcBorders>
+          <w:top w:val="none" w:color="000000" w:sz="4" w:space="0"/>
+          <w:left w:val="none" w:color="000000" w:sz="4" w:space="0"/>
+          <w:bottom w:val="none" w:color="000000" w:sz="4" w:space="0"/>
+          <w:right w:val="none" w:color="000000" w:sz="4" w:space="0"/>
+        </w:tcBorders>
+      </w:tcPr>
+    </w:tblStylePr>
+    <w:tblStylePr w:type="lastRow">
+      <w:rPr>
+        <w:b/>
+        <w:color w:val="404040"/>
+      </w:rPr>
+      <w:pPr>
+        <w:pBdr/>
+        <w:spacing/>
+        <w:ind/>
+      </w:pPr>
+      <w:tblPr>
+        <w:tblBorders/>
+      </w:tblPr>
+      <w:tcPr>
+        <w:shd w:val="clear" w:color="ffffff"/>
+        <w:tcBorders>
+          <w:top w:val="none" w:color="000000" w:sz="4" w:space="0"/>
+          <w:left w:val="none" w:color="000000" w:sz="4" w:space="0"/>
+          <w:bottom w:val="none" w:color="000000" w:sz="4" w:space="0"/>
+          <w:right w:val="none" w:color="000000" w:sz="4" w:space="0"/>
+        </w:tcBorders>
+      </w:tcPr>
+    </w:tblStylePr>
     <w:tblStylePr w:type="nwCell">
       <w:pPr>
         <w:pBdr/>
@@ -10743,9 +6420,9 @@
       </w:tcPr>
     </w:tblStylePr>
   </w:style>
-  <w:style w:type="table" w:styleId="37">
+  <w:style w:type="table" w:styleId="727">
     <w:name w:val="Grid Table 3 - Accent 5"/>
-    <w:basedOn w:val="665"/>
+    <w:basedOn w:val="887"/>
     <w:uiPriority w:val="99"/>
     <w:pPr>
       <w:pBdr/>
@@ -10844,29 +6521,6 @@
         <w:tblBorders/>
       </w:tblPr>
       <w:tcPr>
-        <w:shd w:color="ffffff"/>
-        <w:tcBorders>
-          <w:top w:val="none" w:color="000000" w:sz="4" w:space="0"/>
-          <w:left w:val="none" w:color="000000" w:sz="4" w:space="0"/>
-          <w:bottom w:val="none" w:color="000000" w:sz="4" w:space="0"/>
-          <w:right w:val="none" w:color="000000" w:sz="4" w:space="0"/>
-        </w:tcBorders>
-      </w:tcPr>
-    </w:tblStylePr>
-    <w:tblStylePr w:type="firstRow">
-      <w:rPr>
-        <w:b/>
-        <w:color w:val="404040"/>
-      </w:rPr>
-      <w:pPr>
-        <w:pBdr/>
-        <w:spacing/>
-        <w:ind/>
-      </w:pPr>
-      <w:tblPr>
-        <w:tblBorders/>
-      </w:tblPr>
-      <w:tcPr>
         <w:shd w:val="clear" w:color="ffffff"/>
         <w:tcBorders>
           <w:top w:val="none" w:color="000000" w:sz="4" w:space="0"/>
@@ -10876,30 +6530,7 @@
         </w:tcBorders>
       </w:tcPr>
     </w:tblStylePr>
-    <w:tblStylePr w:type="lastCol">
-      <w:rPr>
-        <w:i/>
-        <w:color w:val="404040"/>
-      </w:rPr>
-      <w:pPr>
-        <w:pBdr/>
-        <w:spacing/>
-        <w:ind/>
-      </w:pPr>
-      <w:tblPr>
-        <w:tblBorders/>
-      </w:tblPr>
-      <w:tcPr>
-        <w:shd w:color="ffffff"/>
-        <w:tcBorders>
-          <w:top w:val="none" w:color="000000" w:sz="4" w:space="0"/>
-          <w:left w:val="none" w:color="000000" w:sz="4" w:space="0"/>
-          <w:bottom w:val="none" w:color="000000" w:sz="4" w:space="0"/>
-          <w:right w:val="none" w:color="000000" w:sz="4" w:space="0"/>
-        </w:tcBorders>
-      </w:tcPr>
-    </w:tblStylePr>
-    <w:tblStylePr w:type="lastRow">
+    <w:tblStylePr w:type="firstRow">
       <w:rPr>
         <w:b/>
         <w:color w:val="404040"/>
@@ -10922,6 +6553,52 @@
         </w:tcBorders>
       </w:tcPr>
     </w:tblStylePr>
+    <w:tblStylePr w:type="lastCol">
+      <w:rPr>
+        <w:i/>
+        <w:color w:val="404040"/>
+      </w:rPr>
+      <w:pPr>
+        <w:pBdr/>
+        <w:spacing/>
+        <w:ind/>
+      </w:pPr>
+      <w:tblPr>
+        <w:tblBorders/>
+      </w:tblPr>
+      <w:tcPr>
+        <w:shd w:val="clear" w:color="ffffff"/>
+        <w:tcBorders>
+          <w:top w:val="none" w:color="000000" w:sz="4" w:space="0"/>
+          <w:left w:val="none" w:color="000000" w:sz="4" w:space="0"/>
+          <w:bottom w:val="none" w:color="000000" w:sz="4" w:space="0"/>
+          <w:right w:val="none" w:color="000000" w:sz="4" w:space="0"/>
+        </w:tcBorders>
+      </w:tcPr>
+    </w:tblStylePr>
+    <w:tblStylePr w:type="lastRow">
+      <w:rPr>
+        <w:b/>
+        <w:color w:val="404040"/>
+      </w:rPr>
+      <w:pPr>
+        <w:pBdr/>
+        <w:spacing/>
+        <w:ind/>
+      </w:pPr>
+      <w:tblPr>
+        <w:tblBorders/>
+      </w:tblPr>
+      <w:tcPr>
+        <w:shd w:val="clear" w:color="ffffff"/>
+        <w:tcBorders>
+          <w:top w:val="none" w:color="000000" w:sz="4" w:space="0"/>
+          <w:left w:val="none" w:color="000000" w:sz="4" w:space="0"/>
+          <w:bottom w:val="none" w:color="000000" w:sz="4" w:space="0"/>
+          <w:right w:val="none" w:color="000000" w:sz="4" w:space="0"/>
+        </w:tcBorders>
+      </w:tcPr>
+    </w:tblStylePr>
     <w:tblStylePr w:type="nwCell">
       <w:pPr>
         <w:pBdr/>
@@ -10988,9 +6665,9 @@
       </w:tcPr>
     </w:tblStylePr>
   </w:style>
-  <w:style w:type="table" w:styleId="38">
+  <w:style w:type="table" w:styleId="728">
     <w:name w:val="Grid Table 3 - Accent 6"/>
-    <w:basedOn w:val="665"/>
+    <w:basedOn w:val="887"/>
     <w:uiPriority w:val="99"/>
     <w:pPr>
       <w:pBdr/>
@@ -11089,29 +6766,6 @@
         <w:tblBorders/>
       </w:tblPr>
       <w:tcPr>
-        <w:shd w:color="ffffff"/>
-        <w:tcBorders>
-          <w:top w:val="none" w:color="000000" w:sz="4" w:space="0"/>
-          <w:left w:val="none" w:color="000000" w:sz="4" w:space="0"/>
-          <w:bottom w:val="none" w:color="000000" w:sz="4" w:space="0"/>
-          <w:right w:val="none" w:color="000000" w:sz="4" w:space="0"/>
-        </w:tcBorders>
-      </w:tcPr>
-    </w:tblStylePr>
-    <w:tblStylePr w:type="firstRow">
-      <w:rPr>
-        <w:b/>
-        <w:color w:val="404040"/>
-      </w:rPr>
-      <w:pPr>
-        <w:pBdr/>
-        <w:spacing/>
-        <w:ind/>
-      </w:pPr>
-      <w:tblPr>
-        <w:tblBorders/>
-      </w:tblPr>
-      <w:tcPr>
         <w:shd w:val="clear" w:color="ffffff"/>
         <w:tcBorders>
           <w:top w:val="none" w:color="000000" w:sz="4" w:space="0"/>
@@ -11121,30 +6775,7 @@
         </w:tcBorders>
       </w:tcPr>
     </w:tblStylePr>
-    <w:tblStylePr w:type="lastCol">
-      <w:rPr>
-        <w:i/>
-        <w:color w:val="404040"/>
-      </w:rPr>
-      <w:pPr>
-        <w:pBdr/>
-        <w:spacing/>
-        <w:ind/>
-      </w:pPr>
-      <w:tblPr>
-        <w:tblBorders/>
-      </w:tblPr>
-      <w:tcPr>
-        <w:shd w:color="ffffff"/>
-        <w:tcBorders>
-          <w:top w:val="none" w:color="000000" w:sz="4" w:space="0"/>
-          <w:left w:val="none" w:color="000000" w:sz="4" w:space="0"/>
-          <w:bottom w:val="none" w:color="000000" w:sz="4" w:space="0"/>
-          <w:right w:val="none" w:color="000000" w:sz="4" w:space="0"/>
-        </w:tcBorders>
-      </w:tcPr>
-    </w:tblStylePr>
-    <w:tblStylePr w:type="lastRow">
+    <w:tblStylePr w:type="firstRow">
       <w:rPr>
         <w:b/>
         <w:color w:val="404040"/>
@@ -11167,6 +6798,52 @@
         </w:tcBorders>
       </w:tcPr>
     </w:tblStylePr>
+    <w:tblStylePr w:type="lastCol">
+      <w:rPr>
+        <w:i/>
+        <w:color w:val="404040"/>
+      </w:rPr>
+      <w:pPr>
+        <w:pBdr/>
+        <w:spacing/>
+        <w:ind/>
+      </w:pPr>
+      <w:tblPr>
+        <w:tblBorders/>
+      </w:tblPr>
+      <w:tcPr>
+        <w:shd w:val="clear" w:color="ffffff"/>
+        <w:tcBorders>
+          <w:top w:val="none" w:color="000000" w:sz="4" w:space="0"/>
+          <w:left w:val="none" w:color="000000" w:sz="4" w:space="0"/>
+          <w:bottom w:val="none" w:color="000000" w:sz="4" w:space="0"/>
+          <w:right w:val="none" w:color="000000" w:sz="4" w:space="0"/>
+        </w:tcBorders>
+      </w:tcPr>
+    </w:tblStylePr>
+    <w:tblStylePr w:type="lastRow">
+      <w:rPr>
+        <w:b/>
+        <w:color w:val="404040"/>
+      </w:rPr>
+      <w:pPr>
+        <w:pBdr/>
+        <w:spacing/>
+        <w:ind/>
+      </w:pPr>
+      <w:tblPr>
+        <w:tblBorders/>
+      </w:tblPr>
+      <w:tcPr>
+        <w:shd w:val="clear" w:color="ffffff"/>
+        <w:tcBorders>
+          <w:top w:val="none" w:color="000000" w:sz="4" w:space="0"/>
+          <w:left w:val="none" w:color="000000" w:sz="4" w:space="0"/>
+          <w:bottom w:val="none" w:color="000000" w:sz="4" w:space="0"/>
+          <w:right w:val="none" w:color="000000" w:sz="4" w:space="0"/>
+        </w:tcBorders>
+      </w:tcPr>
+    </w:tblStylePr>
     <w:tblStylePr w:type="nwCell">
       <w:pPr>
         <w:pBdr/>
@@ -11233,9 +6910,9 @@
       </w:tcPr>
     </w:tblStylePr>
   </w:style>
-  <w:style w:type="table" w:styleId="39">
+  <w:style w:type="table" w:styleId="729">
     <w:name w:val="Grid Table 4"/>
-    <w:basedOn w:val="665"/>
+    <w:basedOn w:val="887"/>
     <w:uiPriority w:val="59"/>
     <w:pPr>
       <w:pBdr/>
@@ -11466,9 +7143,9 @@
       </w:tcPr>
     </w:tblStylePr>
   </w:style>
-  <w:style w:type="table" w:styleId="40">
+  <w:style w:type="table" w:styleId="730">
     <w:name w:val="Grid Table 4 - Accent 1"/>
-    <w:basedOn w:val="665"/>
+    <w:basedOn w:val="887"/>
     <w:uiPriority w:val="59"/>
     <w:pPr>
       <w:pBdr/>
@@ -11699,9 +7376,9 @@
       </w:tcPr>
     </w:tblStylePr>
   </w:style>
-  <w:style w:type="table" w:styleId="41">
+  <w:style w:type="table" w:styleId="731">
     <w:name w:val="Grid Table 4 - Accent 2"/>
-    <w:basedOn w:val="665"/>
+    <w:basedOn w:val="887"/>
     <w:uiPriority w:val="59"/>
     <w:pPr>
       <w:pBdr/>
@@ -11932,9 +7609,9 @@
       </w:tcPr>
     </w:tblStylePr>
   </w:style>
-  <w:style w:type="table" w:styleId="42">
+  <w:style w:type="table" w:styleId="732">
     <w:name w:val="Grid Table 4 - Accent 3"/>
-    <w:basedOn w:val="665"/>
+    <w:basedOn w:val="887"/>
     <w:uiPriority w:val="59"/>
     <w:pPr>
       <w:pBdr/>
@@ -12165,9 +7842,9 @@
       </w:tcPr>
     </w:tblStylePr>
   </w:style>
-  <w:style w:type="table" w:styleId="43">
+  <w:style w:type="table" w:styleId="733">
     <w:name w:val="Grid Table 4 - Accent 4"/>
-    <w:basedOn w:val="665"/>
+    <w:basedOn w:val="887"/>
     <w:uiPriority w:val="59"/>
     <w:pPr>
       <w:pBdr/>
@@ -12398,9 +8075,9 @@
       </w:tcPr>
     </w:tblStylePr>
   </w:style>
-  <w:style w:type="table" w:styleId="44">
+  <w:style w:type="table" w:styleId="734">
     <w:name w:val="Grid Table 4 - Accent 5"/>
-    <w:basedOn w:val="665"/>
+    <w:basedOn w:val="887"/>
     <w:uiPriority w:val="59"/>
     <w:pPr>
       <w:pBdr/>
@@ -12631,9 +8308,9 @@
       </w:tcPr>
     </w:tblStylePr>
   </w:style>
-  <w:style w:type="table" w:styleId="45">
+  <w:style w:type="table" w:styleId="735">
     <w:name w:val="Grid Table 4 - Accent 6"/>
-    <w:basedOn w:val="665"/>
+    <w:basedOn w:val="887"/>
     <w:uiPriority w:val="59"/>
     <w:pPr>
       <w:pBdr/>
@@ -12864,9 +8541,9 @@
       </w:tcPr>
     </w:tblStylePr>
   </w:style>
-  <w:style w:type="table" w:styleId="46">
+  <w:style w:type="table" w:styleId="736">
     <w:name w:val="Grid Table 5 Dark"/>
-    <w:basedOn w:val="665"/>
+    <w:basedOn w:val="887"/>
     <w:uiPriority w:val="99"/>
     <w:pPr>
       <w:pBdr/>
@@ -13092,9 +8769,9 @@
       </w:tcPr>
     </w:tblStylePr>
   </w:style>
-  <w:style w:type="table" w:styleId="47">
+  <w:style w:type="table" w:styleId="737">
     <w:name w:val="Grid Table 5 Dark- Accent 1"/>
-    <w:basedOn w:val="665"/>
+    <w:basedOn w:val="887"/>
     <w:uiPriority w:val="99"/>
     <w:pPr>
       <w:pBdr/>
@@ -13320,9 +8997,9 @@
       </w:tcPr>
     </w:tblStylePr>
   </w:style>
-  <w:style w:type="table" w:styleId="48">
+  <w:style w:type="table" w:styleId="738">
     <w:name w:val="Grid Table 5 Dark - Accent 2"/>
-    <w:basedOn w:val="665"/>
+    <w:basedOn w:val="887"/>
     <w:uiPriority w:val="99"/>
     <w:pPr>
       <w:pBdr/>
@@ -13548,9 +9225,9 @@
       </w:tcPr>
     </w:tblStylePr>
   </w:style>
-  <w:style w:type="table" w:styleId="49">
+  <w:style w:type="table" w:styleId="739">
     <w:name w:val="Grid Table 5 Dark - Accent 3"/>
-    <w:basedOn w:val="665"/>
+    <w:basedOn w:val="887"/>
     <w:uiPriority w:val="99"/>
     <w:pPr>
       <w:pBdr/>
@@ -13776,9 +9453,9 @@
       </w:tcPr>
     </w:tblStylePr>
   </w:style>
-  <w:style w:type="table" w:styleId="50">
+  <w:style w:type="table" w:styleId="740">
     <w:name w:val="Grid Table 5 Dark- Accent 4"/>
-    <w:basedOn w:val="665"/>
+    <w:basedOn w:val="887"/>
     <w:uiPriority w:val="99"/>
     <w:pPr>
       <w:pBdr/>
@@ -14004,9 +9681,9 @@
       </w:tcPr>
     </w:tblStylePr>
   </w:style>
-  <w:style w:type="table" w:styleId="51">
+  <w:style w:type="table" w:styleId="741">
     <w:name w:val="Grid Table 5 Dark - Accent 5"/>
-    <w:basedOn w:val="665"/>
+    <w:basedOn w:val="887"/>
     <w:uiPriority w:val="99"/>
     <w:pPr>
       <w:pBdr/>
@@ -14232,9 +9909,9 @@
       </w:tcPr>
     </w:tblStylePr>
   </w:style>
-  <w:style w:type="table" w:styleId="52">
+  <w:style w:type="table" w:styleId="742">
     <w:name w:val="Grid Table 5 Dark - Accent 6"/>
-    <w:basedOn w:val="665"/>
+    <w:basedOn w:val="887"/>
     <w:uiPriority w:val="99"/>
     <w:pPr>
       <w:pBdr/>
@@ -14460,9 +10137,9 @@
       </w:tcPr>
     </w:tblStylePr>
   </w:style>
-  <w:style w:type="table" w:styleId="53">
+  <w:style w:type="table" w:styleId="743">
     <w:name w:val="Grid Table 6 Colorful"/>
-    <w:basedOn w:val="665"/>
+    <w:basedOn w:val="887"/>
     <w:uiPriority w:val="99"/>
     <w:pPr>
       <w:pBdr/>
@@ -14690,9 +10367,9 @@
       </w:tcPr>
     </w:tblStylePr>
   </w:style>
-  <w:style w:type="table" w:styleId="54">
+  <w:style w:type="table" w:styleId="744">
     <w:name w:val="Grid Table 6 Colorful - Accent 1"/>
-    <w:basedOn w:val="665"/>
+    <w:basedOn w:val="887"/>
     <w:uiPriority w:val="99"/>
     <w:pPr>
       <w:pBdr/>
@@ -14920,9 +10597,9 @@
       </w:tcPr>
     </w:tblStylePr>
   </w:style>
-  <w:style w:type="table" w:styleId="55">
+  <w:style w:type="table" w:styleId="745">
     <w:name w:val="Grid Table 6 Colorful - Accent 2"/>
-    <w:basedOn w:val="665"/>
+    <w:basedOn w:val="887"/>
     <w:uiPriority w:val="99"/>
     <w:pPr>
       <w:pBdr/>
@@ -15150,9 +10827,9 @@
       </w:tcPr>
     </w:tblStylePr>
   </w:style>
-  <w:style w:type="table" w:styleId="56">
+  <w:style w:type="table" w:styleId="746">
     <w:name w:val="Grid Table 6 Colorful - Accent 3"/>
-    <w:basedOn w:val="665"/>
+    <w:basedOn w:val="887"/>
     <w:uiPriority w:val="99"/>
     <w:pPr>
       <w:pBdr/>
@@ -15380,9 +11057,9 @@
       </w:tcPr>
     </w:tblStylePr>
   </w:style>
-  <w:style w:type="table" w:styleId="57">
+  <w:style w:type="table" w:styleId="747">
     <w:name w:val="Grid Table 6 Colorful - Accent 4"/>
-    <w:basedOn w:val="665"/>
+    <w:basedOn w:val="887"/>
     <w:uiPriority w:val="99"/>
     <w:pPr>
       <w:pBdr/>
@@ -15610,9 +11287,9 @@
       </w:tcPr>
     </w:tblStylePr>
   </w:style>
-  <w:style w:type="table" w:styleId="58">
+  <w:style w:type="table" w:styleId="748">
     <w:name w:val="Grid Table 6 Colorful - Accent 5"/>
-    <w:basedOn w:val="665"/>
+    <w:basedOn w:val="887"/>
     <w:uiPriority w:val="99"/>
     <w:pPr>
       <w:pBdr/>
@@ -15840,9 +11517,9 @@
       </w:tcPr>
     </w:tblStylePr>
   </w:style>
-  <w:style w:type="table" w:styleId="59">
+  <w:style w:type="table" w:styleId="749">
     <w:name w:val="Grid Table 6 Colorful - Accent 6"/>
-    <w:basedOn w:val="665"/>
+    <w:basedOn w:val="887"/>
     <w:uiPriority w:val="99"/>
     <w:pPr>
       <w:pBdr/>
@@ -16070,9 +11747,9 @@
       </w:tcPr>
     </w:tblStylePr>
   </w:style>
-  <w:style w:type="table" w:styleId="60">
+  <w:style w:type="table" w:styleId="750">
     <w:name w:val="Grid Table 7 Colorful"/>
-    <w:basedOn w:val="665"/>
+    <w:basedOn w:val="887"/>
     <w:uiPriority w:val="99"/>
     <w:pPr>
       <w:pBdr/>
@@ -16174,11 +11851,11 @@
         <w:tblBorders/>
       </w:tblPr>
       <w:tcPr>
-        <w:shd w:color="ffffff"/>
+        <w:shd w:val="clear" w:color="ffffff"/>
         <w:tcBorders>
-          <w:top w:val="none"/>
-          <w:left w:val="none"/>
-          <w:bottom w:val="none"/>
+          <w:top w:val="none" w:color="000000" w:sz="4" w:space="0"/>
+          <w:left w:val="none" w:color="000000" w:sz="4" w:space="0"/>
+          <w:bottom w:val="none" w:color="000000" w:sz="4" w:space="0"/>
           <w:right w:val="single" w:color="000000" w:themeColor="text1" w:themeTint="80" w:sz="4" w:space="0"/>
         </w:tcBorders>
       </w:tcPr>
@@ -16201,10 +11878,10 @@
       <w:tcPr>
         <w:shd w:val="clear" w:color="ffffff" w:themeColor="light1" w:fill="ffffff" w:themeFill="light1"/>
         <w:tcBorders>
-          <w:top w:val="none"/>
-          <w:left w:val="none"/>
+          <w:top w:val="none" w:color="000000" w:sz="4" w:space="0"/>
+          <w:left w:val="none" w:color="000000" w:sz="4" w:space="0"/>
           <w:bottom w:val="single" w:color="000000" w:themeColor="text1" w:themeTint="80" w:sz="4" w:space="0"/>
-          <w:right w:val="none"/>
+          <w:right w:val="none" w:color="000000" w:sz="4" w:space="0"/>
         </w:tcBorders>
       </w:tcPr>
     </w:tblStylePr>
@@ -16224,12 +11901,12 @@
         <w:tblBorders/>
       </w:tblPr>
       <w:tcPr>
-        <w:shd w:color="ffffff"/>
+        <w:shd w:val="clear" w:color="ffffff"/>
         <w:tcBorders>
-          <w:top w:val="none"/>
+          <w:top w:val="none" w:color="000000" w:sz="4" w:space="0"/>
           <w:left w:val="single" w:color="000000" w:themeColor="text1" w:themeTint="80" w:sz="4" w:space="0"/>
-          <w:bottom w:val="none"/>
-          <w:right w:val="none"/>
+          <w:bottom w:val="none" w:color="000000" w:sz="4" w:space="0"/>
+          <w:right w:val="none" w:color="000000" w:sz="4" w:space="0"/>
         </w:tcBorders>
       </w:tcPr>
     </w:tblStylePr>
@@ -16252,9 +11929,9 @@
         <w:shd w:val="clear" w:color="ffffff" w:themeColor="light1" w:fill="ffffff" w:themeFill="light1"/>
         <w:tcBorders>
           <w:top w:val="single" w:color="000000" w:themeColor="text1" w:themeTint="80" w:sz="4" w:space="0"/>
-          <w:left w:val="none"/>
-          <w:bottom w:val="none"/>
-          <w:right w:val="none"/>
+          <w:left w:val="none" w:color="000000" w:sz="4" w:space="0"/>
+          <w:bottom w:val="none" w:color="000000" w:sz="4" w:space="0"/>
+          <w:right w:val="none" w:color="000000" w:sz="4" w:space="0"/>
         </w:tcBorders>
       </w:tcPr>
     </w:tblStylePr>
@@ -16324,9 +12001,9 @@
       </w:tcPr>
     </w:tblStylePr>
   </w:style>
-  <w:style w:type="table" w:styleId="61">
+  <w:style w:type="table" w:styleId="751">
     <w:name w:val="Grid Table 7 Colorful - Accent 1"/>
-    <w:basedOn w:val="665"/>
+    <w:basedOn w:val="887"/>
     <w:uiPriority w:val="99"/>
     <w:pPr>
       <w:pBdr/>
@@ -16428,11 +12105,11 @@
         <w:tblBorders/>
       </w:tblPr>
       <w:tcPr>
-        <w:shd w:color="ffffff"/>
+        <w:shd w:val="clear" w:color="ffffff"/>
         <w:tcBorders>
-          <w:top w:val="none"/>
-          <w:left w:val="none"/>
-          <w:bottom w:val="none"/>
+          <w:top w:val="none" w:color="000000" w:sz="4" w:space="0"/>
+          <w:left w:val="none" w:color="000000" w:sz="4" w:space="0"/>
+          <w:bottom w:val="none" w:color="000000" w:sz="4" w:space="0"/>
           <w:right w:val="single" w:color="000000" w:themeColor="accent1" w:themeTint="80" w:sz="4" w:space="0"/>
         </w:tcBorders>
       </w:tcPr>
@@ -16455,10 +12132,10 @@
       <w:tcPr>
         <w:shd w:val="clear" w:color="ffffff" w:themeColor="light1" w:fill="ffffff" w:themeFill="light1"/>
         <w:tcBorders>
-          <w:top w:val="none"/>
-          <w:left w:val="none"/>
+          <w:top w:val="none" w:color="000000" w:sz="4" w:space="0"/>
+          <w:left w:val="none" w:color="000000" w:sz="4" w:space="0"/>
           <w:bottom w:val="single" w:color="000000" w:themeColor="accent1" w:themeTint="80" w:sz="4" w:space="0"/>
-          <w:right w:val="none"/>
+          <w:right w:val="none" w:color="000000" w:sz="4" w:space="0"/>
         </w:tcBorders>
       </w:tcPr>
     </w:tblStylePr>
@@ -16478,12 +12155,12 @@
         <w:tblBorders/>
       </w:tblPr>
       <w:tcPr>
-        <w:shd w:color="ffffff"/>
+        <w:shd w:val="clear" w:color="ffffff"/>
         <w:tcBorders>
-          <w:top w:val="none"/>
+          <w:top w:val="none" w:color="000000" w:sz="4" w:space="0"/>
           <w:left w:val="single" w:color="000000" w:themeColor="accent1" w:themeTint="80" w:sz="4" w:space="0"/>
-          <w:bottom w:val="none"/>
-          <w:right w:val="none"/>
+          <w:bottom w:val="none" w:color="000000" w:sz="4" w:space="0"/>
+          <w:right w:val="none" w:color="000000" w:sz="4" w:space="0"/>
         </w:tcBorders>
       </w:tcPr>
     </w:tblStylePr>
@@ -16506,9 +12183,9 @@
         <w:shd w:val="clear" w:color="ffffff" w:themeColor="light1" w:fill="ffffff" w:themeFill="light1"/>
         <w:tcBorders>
           <w:top w:val="single" w:color="000000" w:themeColor="accent1" w:themeTint="80" w:sz="4" w:space="0"/>
-          <w:left w:val="none"/>
-          <w:bottom w:val="none"/>
-          <w:right w:val="none"/>
+          <w:left w:val="none" w:color="000000" w:sz="4" w:space="0"/>
+          <w:bottom w:val="none" w:color="000000" w:sz="4" w:space="0"/>
+          <w:right w:val="none" w:color="000000" w:sz="4" w:space="0"/>
         </w:tcBorders>
       </w:tcPr>
     </w:tblStylePr>
@@ -16578,9 +12255,9 @@
       </w:tcPr>
     </w:tblStylePr>
   </w:style>
-  <w:style w:type="table" w:styleId="62">
+  <w:style w:type="table" w:styleId="752">
     <w:name w:val="Grid Table 7 Colorful - Accent 2"/>
-    <w:basedOn w:val="665"/>
+    <w:basedOn w:val="887"/>
     <w:uiPriority w:val="99"/>
     <w:pPr>
       <w:pBdr/>
@@ -16682,11 +12359,11 @@
         <w:tblBorders/>
       </w:tblPr>
       <w:tcPr>
-        <w:shd w:color="ffffff"/>
+        <w:shd w:val="clear" w:color="ffffff"/>
         <w:tcBorders>
-          <w:top w:val="none"/>
-          <w:left w:val="none"/>
-          <w:bottom w:val="none"/>
+          <w:top w:val="none" w:color="000000" w:sz="4" w:space="0"/>
+          <w:left w:val="none" w:color="000000" w:sz="4" w:space="0"/>
+          <w:bottom w:val="none" w:color="000000" w:sz="4" w:space="0"/>
           <w:right w:val="single" w:color="000000" w:themeColor="accent2" w:themeTint="97" w:sz="4" w:space="0"/>
         </w:tcBorders>
       </w:tcPr>
@@ -16709,10 +12386,10 @@
       <w:tcPr>
         <w:shd w:val="clear" w:color="ffffff" w:themeColor="light1" w:fill="ffffff" w:themeFill="light1"/>
         <w:tcBorders>
-          <w:top w:val="none"/>
-          <w:left w:val="none"/>
+          <w:top w:val="none" w:color="000000" w:sz="4" w:space="0"/>
+          <w:left w:val="none" w:color="000000" w:sz="4" w:space="0"/>
           <w:bottom w:val="single" w:color="000000" w:themeColor="accent2" w:themeTint="97" w:sz="4" w:space="0"/>
-          <w:right w:val="none"/>
+          <w:right w:val="none" w:color="000000" w:sz="4" w:space="0"/>
         </w:tcBorders>
       </w:tcPr>
     </w:tblStylePr>
@@ -16732,12 +12409,12 @@
         <w:tblBorders/>
       </w:tblPr>
       <w:tcPr>
-        <w:shd w:color="ffffff"/>
+        <w:shd w:val="clear" w:color="ffffff"/>
         <w:tcBorders>
-          <w:top w:val="none"/>
+          <w:top w:val="none" w:color="000000" w:sz="4" w:space="0"/>
           <w:left w:val="single" w:color="000000" w:themeColor="accent2" w:themeTint="97" w:sz="4" w:space="0"/>
-          <w:bottom w:val="none"/>
-          <w:right w:val="none"/>
+          <w:bottom w:val="none" w:color="000000" w:sz="4" w:space="0"/>
+          <w:right w:val="none" w:color="000000" w:sz="4" w:space="0"/>
         </w:tcBorders>
       </w:tcPr>
     </w:tblStylePr>
@@ -16760,9 +12437,9 @@
         <w:shd w:val="clear" w:color="ffffff" w:themeColor="light1" w:fill="ffffff" w:themeFill="light1"/>
         <w:tcBorders>
           <w:top w:val="single" w:color="000000" w:themeColor="accent2" w:themeTint="97" w:sz="4" w:space="0"/>
-          <w:left w:val="none"/>
-          <w:bottom w:val="none"/>
-          <w:right w:val="none"/>
+          <w:left w:val="none" w:color="000000" w:sz="4" w:space="0"/>
+          <w:bottom w:val="none" w:color="000000" w:sz="4" w:space="0"/>
+          <w:right w:val="none" w:color="000000" w:sz="4" w:space="0"/>
         </w:tcBorders>
       </w:tcPr>
     </w:tblStylePr>
@@ -16832,9 +12509,9 @@
       </w:tcPr>
     </w:tblStylePr>
   </w:style>
-  <w:style w:type="table" w:styleId="63">
+  <w:style w:type="table" w:styleId="753">
     <w:name w:val="Grid Table 7 Colorful - Accent 3"/>
-    <w:basedOn w:val="665"/>
+    <w:basedOn w:val="887"/>
     <w:uiPriority w:val="99"/>
     <w:pPr>
       <w:pBdr/>
@@ -16936,11 +12613,11 @@
         <w:tblBorders/>
       </w:tblPr>
       <w:tcPr>
-        <w:shd w:color="ffffff"/>
+        <w:shd w:val="clear" w:color="ffffff"/>
         <w:tcBorders>
-          <w:top w:val="none"/>
-          <w:left w:val="none"/>
-          <w:bottom w:val="none"/>
+          <w:top w:val="none" w:color="000000" w:sz="4" w:space="0"/>
+          <w:left w:val="none" w:color="000000" w:sz="4" w:space="0"/>
+          <w:bottom w:val="none" w:color="000000" w:sz="4" w:space="0"/>
           <w:right w:val="single" w:color="000000" w:themeColor="accent3" w:themeTint="FE" w:sz="4" w:space="0"/>
         </w:tcBorders>
       </w:tcPr>
@@ -16963,10 +12640,10 @@
       <w:tcPr>
         <w:shd w:val="clear" w:color="ffffff" w:themeColor="light1" w:fill="ffffff" w:themeFill="light1"/>
         <w:tcBorders>
-          <w:top w:val="none"/>
-          <w:left w:val="none"/>
+          <w:top w:val="none" w:color="000000" w:sz="4" w:space="0"/>
+          <w:left w:val="none" w:color="000000" w:sz="4" w:space="0"/>
           <w:bottom w:val="single" w:color="000000" w:themeColor="accent3" w:themeTint="FE" w:sz="4" w:space="0"/>
-          <w:right w:val="none"/>
+          <w:right w:val="none" w:color="000000" w:sz="4" w:space="0"/>
         </w:tcBorders>
       </w:tcPr>
     </w:tblStylePr>
@@ -16986,12 +12663,12 @@
         <w:tblBorders/>
       </w:tblPr>
       <w:tcPr>
-        <w:shd w:color="ffffff"/>
+        <w:shd w:val="clear" w:color="ffffff"/>
         <w:tcBorders>
-          <w:top w:val="none"/>
+          <w:top w:val="none" w:color="000000" w:sz="4" w:space="0"/>
           <w:left w:val="single" w:color="000000" w:themeColor="accent3" w:themeTint="FE" w:sz="4" w:space="0"/>
-          <w:bottom w:val="none"/>
-          <w:right w:val="none"/>
+          <w:bottom w:val="none" w:color="000000" w:sz="4" w:space="0"/>
+          <w:right w:val="none" w:color="000000" w:sz="4" w:space="0"/>
         </w:tcBorders>
       </w:tcPr>
     </w:tblStylePr>
@@ -17014,9 +12691,9 @@
         <w:shd w:val="clear" w:color="ffffff" w:themeColor="light1" w:fill="ffffff" w:themeFill="light1"/>
         <w:tcBorders>
           <w:top w:val="single" w:color="000000" w:themeColor="accent3" w:themeTint="FE" w:sz="4" w:space="0"/>
-          <w:left w:val="none"/>
-          <w:bottom w:val="none"/>
-          <w:right w:val="none"/>
+          <w:left w:val="none" w:color="000000" w:sz="4" w:space="0"/>
+          <w:bottom w:val="none" w:color="000000" w:sz="4" w:space="0"/>
+          <w:right w:val="none" w:color="000000" w:sz="4" w:space="0"/>
         </w:tcBorders>
       </w:tcPr>
     </w:tblStylePr>
@@ -17086,9 +12763,9 @@
       </w:tcPr>
     </w:tblStylePr>
   </w:style>
-  <w:style w:type="table" w:styleId="64">
+  <w:style w:type="table" w:styleId="754">
     <w:name w:val="Grid Table 7 Colorful - Accent 4"/>
-    <w:basedOn w:val="665"/>
+    <w:basedOn w:val="887"/>
     <w:uiPriority w:val="99"/>
     <w:pPr>
       <w:pBdr/>
@@ -17190,11 +12867,11 @@
         <w:tblBorders/>
       </w:tblPr>
       <w:tcPr>
-        <w:shd w:color="ffffff"/>
+        <w:shd w:val="clear" w:color="ffffff"/>
         <w:tcBorders>
-          <w:top w:val="none"/>
-          <w:left w:val="none"/>
-          <w:bottom w:val="none"/>
+          <w:top w:val="none" w:color="000000" w:sz="4" w:space="0"/>
+          <w:left w:val="none" w:color="000000" w:sz="4" w:space="0"/>
+          <w:bottom w:val="none" w:color="000000" w:sz="4" w:space="0"/>
           <w:right w:val="single" w:color="000000" w:themeColor="accent4" w:themeTint="9A" w:sz="4" w:space="0"/>
         </w:tcBorders>
       </w:tcPr>
@@ -17217,10 +12894,10 @@
       <w:tcPr>
         <w:shd w:val="clear" w:color="ffffff" w:themeColor="light1" w:fill="ffffff" w:themeFill="light1"/>
         <w:tcBorders>
-          <w:top w:val="none"/>
-          <w:left w:val="none"/>
+          <w:top w:val="none" w:color="000000" w:sz="4" w:space="0"/>
+          <w:left w:val="none" w:color="000000" w:sz="4" w:space="0"/>
           <w:bottom w:val="single" w:color="000000" w:themeColor="accent4" w:themeTint="9A" w:sz="4" w:space="0"/>
-          <w:right w:val="none"/>
+          <w:right w:val="none" w:color="000000" w:sz="4" w:space="0"/>
         </w:tcBorders>
       </w:tcPr>
     </w:tblStylePr>
@@ -17240,12 +12917,12 @@
         <w:tblBorders/>
       </w:tblPr>
       <w:tcPr>
-        <w:shd w:color="ffffff"/>
+        <w:shd w:val="clear" w:color="ffffff"/>
         <w:tcBorders>
-          <w:top w:val="none"/>
+          <w:top w:val="none" w:color="000000" w:sz="4" w:space="0"/>
           <w:left w:val="single" w:color="000000" w:themeColor="accent4" w:themeTint="9A" w:sz="4" w:space="0"/>
-          <w:bottom w:val="none"/>
-          <w:right w:val="none"/>
+          <w:bottom w:val="none" w:color="000000" w:sz="4" w:space="0"/>
+          <w:right w:val="none" w:color="000000" w:sz="4" w:space="0"/>
         </w:tcBorders>
       </w:tcPr>
     </w:tblStylePr>
@@ -17268,9 +12945,9 @@
         <w:shd w:val="clear" w:color="ffffff" w:themeColor="light1" w:fill="ffffff" w:themeFill="light1"/>
         <w:tcBorders>
           <w:top w:val="single" w:color="000000" w:themeColor="accent4" w:themeTint="9A" w:sz="4" w:space="0"/>
-          <w:left w:val="none"/>
-          <w:bottom w:val="none"/>
-          <w:right w:val="none"/>
+          <w:left w:val="none" w:color="000000" w:sz="4" w:space="0"/>
+          <w:bottom w:val="none" w:color="000000" w:sz="4" w:space="0"/>
+          <w:right w:val="none" w:color="000000" w:sz="4" w:space="0"/>
         </w:tcBorders>
       </w:tcPr>
     </w:tblStylePr>
@@ -17340,9 +13017,9 @@
       </w:tcPr>
     </w:tblStylePr>
   </w:style>
-  <w:style w:type="table" w:styleId="65">
+  <w:style w:type="table" w:styleId="755">
     <w:name w:val="Grid Table 7 Colorful - Accent 5"/>
-    <w:basedOn w:val="665"/>
+    <w:basedOn w:val="887"/>
     <w:uiPriority w:val="99"/>
     <w:pPr>
       <w:pBdr/>
@@ -17444,11 +13121,11 @@
         <w:tblBorders/>
       </w:tblPr>
       <w:tcPr>
-        <w:shd w:color="ffffff"/>
+        <w:shd w:val="clear" w:color="ffffff"/>
         <w:tcBorders>
-          <w:top w:val="none"/>
-          <w:left w:val="none"/>
-          <w:bottom w:val="none"/>
+          <w:top w:val="none" w:color="000000" w:sz="4" w:space="0"/>
+          <w:left w:val="none" w:color="000000" w:sz="4" w:space="0"/>
+          <w:bottom w:val="none" w:color="000000" w:sz="4" w:space="0"/>
           <w:right w:val="single" w:color="000000" w:themeColor="accent5" w:themeTint="90" w:sz="4" w:space="0"/>
         </w:tcBorders>
       </w:tcPr>
@@ -17471,10 +13148,10 @@
       <w:tcPr>
         <w:shd w:val="clear" w:color="ffffff" w:themeColor="light1" w:fill="ffffff" w:themeFill="light1"/>
         <w:tcBorders>
-          <w:top w:val="none"/>
-          <w:left w:val="none"/>
+          <w:top w:val="none" w:color="000000" w:sz="4" w:space="0"/>
+          <w:left w:val="none" w:color="000000" w:sz="4" w:space="0"/>
           <w:bottom w:val="single" w:color="000000" w:themeColor="accent5" w:themeTint="90" w:sz="4" w:space="0"/>
-          <w:right w:val="none"/>
+          <w:right w:val="none" w:color="000000" w:sz="4" w:space="0"/>
         </w:tcBorders>
       </w:tcPr>
     </w:tblStylePr>
@@ -17494,12 +13171,12 @@
         <w:tblBorders/>
       </w:tblPr>
       <w:tcPr>
-        <w:shd w:color="ffffff"/>
+        <w:shd w:val="clear" w:color="ffffff"/>
         <w:tcBorders>
-          <w:top w:val="none"/>
+          <w:top w:val="none" w:color="000000" w:sz="4" w:space="0"/>
           <w:left w:val="single" w:color="000000" w:themeColor="accent5" w:themeTint="90" w:sz="4" w:space="0"/>
-          <w:bottom w:val="none"/>
-          <w:right w:val="none"/>
+          <w:bottom w:val="none" w:color="000000" w:sz="4" w:space="0"/>
+          <w:right w:val="none" w:color="000000" w:sz="4" w:space="0"/>
         </w:tcBorders>
       </w:tcPr>
     </w:tblStylePr>
@@ -17522,9 +13199,9 @@
         <w:shd w:val="clear" w:color="ffffff" w:themeColor="light1" w:fill="ffffff" w:themeFill="light1"/>
         <w:tcBorders>
           <w:top w:val="single" w:color="000000" w:themeColor="accent5" w:themeTint="90" w:sz="4" w:space="0"/>
-          <w:left w:val="none"/>
-          <w:bottom w:val="none"/>
-          <w:right w:val="none"/>
+          <w:left w:val="none" w:color="000000" w:sz="4" w:space="0"/>
+          <w:bottom w:val="none" w:color="000000" w:sz="4" w:space="0"/>
+          <w:right w:val="none" w:color="000000" w:sz="4" w:space="0"/>
         </w:tcBorders>
       </w:tcPr>
     </w:tblStylePr>
@@ -17594,9 +13271,9 @@
       </w:tcPr>
     </w:tblStylePr>
   </w:style>
-  <w:style w:type="table" w:styleId="66">
+  <w:style w:type="table" w:styleId="756">
     <w:name w:val="Grid Table 7 Colorful - Accent 6"/>
-    <w:basedOn w:val="665"/>
+    <w:basedOn w:val="887"/>
     <w:uiPriority w:val="99"/>
     <w:pPr>
       <w:pBdr/>
@@ -17698,11 +13375,11 @@
         <w:tblBorders/>
       </w:tblPr>
       <w:tcPr>
-        <w:shd w:color="ffffff"/>
+        <w:shd w:val="clear" w:color="ffffff"/>
         <w:tcBorders>
-          <w:top w:val="none"/>
-          <w:left w:val="none"/>
-          <w:bottom w:val="none"/>
+          <w:top w:val="none" w:color="000000" w:sz="4" w:space="0"/>
+          <w:left w:val="none" w:color="000000" w:sz="4" w:space="0"/>
+          <w:bottom w:val="none" w:color="000000" w:sz="4" w:space="0"/>
           <w:right w:val="single" w:color="000000" w:themeColor="accent6" w:themeTint="90" w:sz="4" w:space="0"/>
         </w:tcBorders>
       </w:tcPr>
@@ -17725,10 +13402,10 @@
       <w:tcPr>
         <w:shd w:val="clear" w:color="ffffff" w:themeColor="light1" w:fill="ffffff" w:themeFill="light1"/>
         <w:tcBorders>
-          <w:top w:val="none"/>
-          <w:left w:val="none"/>
+          <w:top w:val="none" w:color="000000" w:sz="4" w:space="0"/>
+          <w:left w:val="none" w:color="000000" w:sz="4" w:space="0"/>
           <w:bottom w:val="single" w:color="000000" w:themeColor="accent6" w:themeTint="90" w:sz="4" w:space="0"/>
-          <w:right w:val="none"/>
+          <w:right w:val="none" w:color="000000" w:sz="4" w:space="0"/>
         </w:tcBorders>
       </w:tcPr>
     </w:tblStylePr>
@@ -17748,12 +13425,12 @@
         <w:tblBorders/>
       </w:tblPr>
       <w:tcPr>
-        <w:shd w:color="ffffff"/>
+        <w:shd w:val="clear" w:color="ffffff"/>
         <w:tcBorders>
-          <w:top w:val="none"/>
+          <w:top w:val="none" w:color="000000" w:sz="4" w:space="0"/>
           <w:left w:val="single" w:color="000000" w:themeColor="accent6" w:themeTint="90" w:sz="4" w:space="0"/>
-          <w:bottom w:val="none"/>
-          <w:right w:val="none"/>
+          <w:bottom w:val="none" w:color="000000" w:sz="4" w:space="0"/>
+          <w:right w:val="none" w:color="000000" w:sz="4" w:space="0"/>
         </w:tcBorders>
       </w:tcPr>
     </w:tblStylePr>
@@ -17776,9 +13453,9 @@
         <w:shd w:val="clear" w:color="ffffff" w:themeColor="light1" w:fill="ffffff" w:themeFill="light1"/>
         <w:tcBorders>
           <w:top w:val="single" w:color="000000" w:themeColor="accent6" w:themeTint="90" w:sz="4" w:space="0"/>
-          <w:left w:val="none"/>
-          <w:bottom w:val="none"/>
-          <w:right w:val="none"/>
+          <w:left w:val="none" w:color="000000" w:sz="4" w:space="0"/>
+          <w:bottom w:val="none" w:color="000000" w:sz="4" w:space="0"/>
+          <w:right w:val="none" w:color="000000" w:sz="4" w:space="0"/>
         </w:tcBorders>
       </w:tcPr>
     </w:tblStylePr>
@@ -17848,9 +13525,9 @@
       </w:tcPr>
     </w:tblStylePr>
   </w:style>
-  <w:style w:type="table" w:styleId="67">
+  <w:style w:type="table" w:styleId="757">
     <w:name w:val="List Table 1 Light"/>
-    <w:basedOn w:val="665"/>
+    <w:basedOn w:val="887"/>
     <w:uiPriority w:val="99"/>
     <w:pPr>
       <w:pBdr/>
@@ -18064,9 +13741,9 @@
       </w:tcPr>
     </w:tblStylePr>
   </w:style>
-  <w:style w:type="table" w:styleId="68">
+  <w:style w:type="table" w:styleId="758">
     <w:name w:val="List Table 1 Light - Accent 1"/>
-    <w:basedOn w:val="665"/>
+    <w:basedOn w:val="887"/>
     <w:uiPriority w:val="99"/>
     <w:pPr>
       <w:pBdr/>
@@ -18280,9 +13957,9 @@
       </w:tcPr>
     </w:tblStylePr>
   </w:style>
-  <w:style w:type="table" w:styleId="69">
+  <w:style w:type="table" w:styleId="759">
     <w:name w:val="List Table 1 Light - Accent 2"/>
-    <w:basedOn w:val="665"/>
+    <w:basedOn w:val="887"/>
     <w:uiPriority w:val="99"/>
     <w:pPr>
       <w:pBdr/>
@@ -18496,9 +14173,9 @@
       </w:tcPr>
     </w:tblStylePr>
   </w:style>
-  <w:style w:type="table" w:styleId="70">
+  <w:style w:type="table" w:styleId="760">
     <w:name w:val="List Table 1 Light - Accent 3"/>
-    <w:basedOn w:val="665"/>
+    <w:basedOn w:val="887"/>
     <w:uiPriority w:val="99"/>
     <w:pPr>
       <w:pBdr/>
@@ -18712,9 +14389,9 @@
       </w:tcPr>
     </w:tblStylePr>
   </w:style>
-  <w:style w:type="table" w:styleId="71">
+  <w:style w:type="table" w:styleId="761">
     <w:name w:val="List Table 1 Light - Accent 4"/>
-    <w:basedOn w:val="665"/>
+    <w:basedOn w:val="887"/>
     <w:uiPriority w:val="99"/>
     <w:pPr>
       <w:pBdr/>
@@ -18928,9 +14605,9 @@
       </w:tcPr>
     </w:tblStylePr>
   </w:style>
-  <w:style w:type="table" w:styleId="72">
+  <w:style w:type="table" w:styleId="762">
     <w:name w:val="List Table 1 Light - Accent 5"/>
-    <w:basedOn w:val="665"/>
+    <w:basedOn w:val="887"/>
     <w:uiPriority w:val="99"/>
     <w:pPr>
       <w:pBdr/>
@@ -19144,9 +14821,9 @@
       </w:tcPr>
     </w:tblStylePr>
   </w:style>
-  <w:style w:type="table" w:styleId="73">
+  <w:style w:type="table" w:styleId="763">
     <w:name w:val="List Table 1 Light - Accent 6"/>
-    <w:basedOn w:val="665"/>
+    <w:basedOn w:val="887"/>
     <w:uiPriority w:val="99"/>
     <w:pPr>
       <w:pBdr/>
@@ -19360,9 +15037,9 @@
       </w:tcPr>
     </w:tblStylePr>
   </w:style>
-  <w:style w:type="table" w:styleId="74">
+  <w:style w:type="table" w:styleId="764">
     <w:name w:val="List Table 2"/>
-    <w:basedOn w:val="665"/>
+    <w:basedOn w:val="887"/>
     <w:uiPriority w:val="99"/>
     <w:pPr>
       <w:pBdr/>
@@ -19598,9 +15275,9 @@
       </w:tcPr>
     </w:tblStylePr>
   </w:style>
-  <w:style w:type="table" w:styleId="75">
+  <w:style w:type="table" w:styleId="765">
     <w:name w:val="List Table 2 - Accent 1"/>
-    <w:basedOn w:val="665"/>
+    <w:basedOn w:val="887"/>
     <w:uiPriority w:val="99"/>
     <w:pPr>
       <w:pBdr/>
@@ -19836,9 +15513,9 @@
       </w:tcPr>
     </w:tblStylePr>
   </w:style>
-  <w:style w:type="table" w:styleId="76">
+  <w:style w:type="table" w:styleId="766">
     <w:name w:val="List Table 2 - Accent 2"/>
-    <w:basedOn w:val="665"/>
+    <w:basedOn w:val="887"/>
     <w:uiPriority w:val="99"/>
     <w:pPr>
       <w:pBdr/>
@@ -20074,9 +15751,9 @@
       </w:tcPr>
     </w:tblStylePr>
   </w:style>
-  <w:style w:type="table" w:styleId="77">
+  <w:style w:type="table" w:styleId="767">
     <w:name w:val="List Table 2 - Accent 3"/>
-    <w:basedOn w:val="665"/>
+    <w:basedOn w:val="887"/>
     <w:uiPriority w:val="99"/>
     <w:pPr>
       <w:pBdr/>
@@ -20312,9 +15989,9 @@
       </w:tcPr>
     </w:tblStylePr>
   </w:style>
-  <w:style w:type="table" w:styleId="78">
+  <w:style w:type="table" w:styleId="768">
     <w:name w:val="List Table 2 - Accent 4"/>
-    <w:basedOn w:val="665"/>
+    <w:basedOn w:val="887"/>
     <w:uiPriority w:val="99"/>
     <w:pPr>
       <w:pBdr/>
@@ -20550,9 +16227,9 @@
       </w:tcPr>
     </w:tblStylePr>
   </w:style>
-  <w:style w:type="table" w:styleId="79">
+  <w:style w:type="table" w:styleId="769">
     <w:name w:val="List Table 2 - Accent 5"/>
-    <w:basedOn w:val="665"/>
+    <w:basedOn w:val="887"/>
     <w:uiPriority w:val="99"/>
     <w:pPr>
       <w:pBdr/>
@@ -20788,9 +16465,9 @@
       </w:tcPr>
     </w:tblStylePr>
   </w:style>
-  <w:style w:type="table" w:styleId="80">
+  <w:style w:type="table" w:styleId="770">
     <w:name w:val="List Table 2 - Accent 6"/>
-    <w:basedOn w:val="665"/>
+    <w:basedOn w:val="887"/>
     <w:uiPriority w:val="99"/>
     <w:pPr>
       <w:pBdr/>
@@ -21026,9 +16703,9 @@
       </w:tcPr>
     </w:tblStylePr>
   </w:style>
-  <w:style w:type="table" w:styleId="81">
+  <w:style w:type="table" w:styleId="771">
     <w:name w:val="List Table 3"/>
-    <w:basedOn w:val="665"/>
+    <w:basedOn w:val="887"/>
     <w:uiPriority w:val="99"/>
     <w:pPr>
       <w:pBdr/>
@@ -21254,9 +16931,9 @@
       </w:tcPr>
     </w:tblStylePr>
   </w:style>
-  <w:style w:type="table" w:styleId="82">
+  <w:style w:type="table" w:styleId="772">
     <w:name w:val="List Table 3 - Accent 1"/>
-    <w:basedOn w:val="665"/>
+    <w:basedOn w:val="887"/>
     <w:uiPriority w:val="99"/>
     <w:pPr>
       <w:pBdr/>
@@ -21482,9 +17159,9 @@
       </w:tcPr>
     </w:tblStylePr>
   </w:style>
-  <w:style w:type="table" w:styleId="83">
+  <w:style w:type="table" w:styleId="773">
     <w:name w:val="List Table 3 - Accent 2"/>
-    <w:basedOn w:val="665"/>
+    <w:basedOn w:val="887"/>
     <w:uiPriority w:val="99"/>
     <w:pPr>
       <w:pBdr/>
@@ -21710,9 +17387,9 @@
       </w:tcPr>
     </w:tblStylePr>
   </w:style>
-  <w:style w:type="table" w:styleId="84">
+  <w:style w:type="table" w:styleId="774">
     <w:name w:val="List Table 3 - Accent 3"/>
-    <w:basedOn w:val="665"/>
+    <w:basedOn w:val="887"/>
     <w:uiPriority w:val="99"/>
     <w:pPr>
       <w:pBdr/>
@@ -21938,9 +17615,9 @@
       </w:tcPr>
     </w:tblStylePr>
   </w:style>
-  <w:style w:type="table" w:styleId="85">
+  <w:style w:type="table" w:styleId="775">
     <w:name w:val="List Table 3 - Accent 4"/>
-    <w:basedOn w:val="665"/>
+    <w:basedOn w:val="887"/>
     <w:uiPriority w:val="99"/>
     <w:pPr>
       <w:pBdr/>
@@ -22166,9 +17843,9 @@
       </w:tcPr>
     </w:tblStylePr>
   </w:style>
-  <w:style w:type="table" w:styleId="86">
+  <w:style w:type="table" w:styleId="776">
     <w:name w:val="List Table 3 - Accent 5"/>
-    <w:basedOn w:val="665"/>
+    <w:basedOn w:val="887"/>
     <w:uiPriority w:val="99"/>
     <w:pPr>
       <w:pBdr/>
@@ -22394,9 +18071,9 @@
       </w:tcPr>
     </w:tblStylePr>
   </w:style>
-  <w:style w:type="table" w:styleId="87">
+  <w:style w:type="table" w:styleId="777">
     <w:name w:val="List Table 3 - Accent 6"/>
-    <w:basedOn w:val="665"/>
+    <w:basedOn w:val="887"/>
     <w:uiPriority w:val="99"/>
     <w:pPr>
       <w:pBdr/>
@@ -22622,9 +18299,9 @@
       </w:tcPr>
     </w:tblStylePr>
   </w:style>
-  <w:style w:type="table" w:styleId="88">
+  <w:style w:type="table" w:styleId="778">
     <w:name w:val="List Table 4"/>
-    <w:basedOn w:val="665"/>
+    <w:basedOn w:val="887"/>
     <w:uiPriority w:val="99"/>
     <w:pPr>
       <w:pBdr/>
@@ -22847,9 +18524,9 @@
       </w:tcPr>
     </w:tblStylePr>
   </w:style>
-  <w:style w:type="table" w:styleId="89">
+  <w:style w:type="table" w:styleId="779">
     <w:name w:val="List Table 4 - Accent 1"/>
-    <w:basedOn w:val="665"/>
+    <w:basedOn w:val="887"/>
     <w:uiPriority w:val="99"/>
     <w:pPr>
       <w:pBdr/>
@@ -23072,9 +18749,9 @@
       </w:tcPr>
     </w:tblStylePr>
   </w:style>
-  <w:style w:type="table" w:styleId="90">
+  <w:style w:type="table" w:styleId="780">
     <w:name w:val="List Table 4 - Accent 2"/>
-    <w:basedOn w:val="665"/>
+    <w:basedOn w:val="887"/>
     <w:uiPriority w:val="99"/>
     <w:pPr>
       <w:pBdr/>
@@ -23297,9 +18974,9 @@
       </w:tcPr>
     </w:tblStylePr>
   </w:style>
-  <w:style w:type="table" w:styleId="91">
+  <w:style w:type="table" w:styleId="781">
     <w:name w:val="List Table 4 - Accent 3"/>
-    <w:basedOn w:val="665"/>
+    <w:basedOn w:val="887"/>
     <w:uiPriority w:val="99"/>
     <w:pPr>
       <w:pBdr/>
@@ -23522,9 +19199,9 @@
       </w:tcPr>
     </w:tblStylePr>
   </w:style>
-  <w:style w:type="table" w:styleId="92">
+  <w:style w:type="table" w:styleId="782">
     <w:name w:val="List Table 4 - Accent 4"/>
-    <w:basedOn w:val="665"/>
+    <w:basedOn w:val="887"/>
     <w:uiPriority w:val="99"/>
     <w:pPr>
       <w:pBdr/>
@@ -23747,9 +19424,9 @@
       </w:tcPr>
     </w:tblStylePr>
   </w:style>
-  <w:style w:type="table" w:styleId="93">
+  <w:style w:type="table" w:styleId="783">
     <w:name w:val="List Table 4 - Accent 5"/>
-    <w:basedOn w:val="665"/>
+    <w:basedOn w:val="887"/>
     <w:uiPriority w:val="99"/>
     <w:pPr>
       <w:pBdr/>
@@ -23972,9 +19649,9 @@
       </w:tcPr>
     </w:tblStylePr>
   </w:style>
-  <w:style w:type="table" w:styleId="94">
+  <w:style w:type="table" w:styleId="784">
     <w:name w:val="List Table 4 - Accent 6"/>
-    <w:basedOn w:val="665"/>
+    <w:basedOn w:val="887"/>
     <w:uiPriority w:val="99"/>
     <w:pPr>
       <w:pBdr/>
@@ -24197,9 +19874,9 @@
       </w:tcPr>
     </w:tblStylePr>
   </w:style>
-  <w:style w:type="table" w:styleId="95">
+  <w:style w:type="table" w:styleId="785">
     <w:name w:val="List Table 5 Dark"/>
-    <w:basedOn w:val="665"/>
+    <w:basedOn w:val="887"/>
     <w:uiPriority w:val="99"/>
     <w:pPr>
       <w:pBdr/>
@@ -24439,9 +20116,9 @@
       </w:tcPr>
     </w:tblStylePr>
   </w:style>
-  <w:style w:type="table" w:styleId="96">
+  <w:style w:type="table" w:styleId="786">
     <w:name w:val="List Table 5 Dark - Accent 1"/>
-    <w:basedOn w:val="665"/>
+    <w:basedOn w:val="887"/>
     <w:uiPriority w:val="99"/>
     <w:pPr>
       <w:pBdr/>
@@ -24681,9 +20358,9 @@
       </w:tcPr>
     </w:tblStylePr>
   </w:style>
-  <w:style w:type="table" w:styleId="97">
+  <w:style w:type="table" w:styleId="787">
     <w:name w:val="List Table 5 Dark - Accent 2"/>
-    <w:basedOn w:val="665"/>
+    <w:basedOn w:val="887"/>
     <w:uiPriority w:val="99"/>
     <w:pPr>
       <w:pBdr/>
@@ -24923,9 +20600,9 @@
       </w:tcPr>
     </w:tblStylePr>
   </w:style>
-  <w:style w:type="table" w:styleId="98">
+  <w:style w:type="table" w:styleId="788">
     <w:name w:val="List Table 5 Dark - Accent 3"/>
-    <w:basedOn w:val="665"/>
+    <w:basedOn w:val="887"/>
     <w:uiPriority w:val="99"/>
     <w:pPr>
       <w:pBdr/>
@@ -25165,9 +20842,9 @@
       </w:tcPr>
     </w:tblStylePr>
   </w:style>
-  <w:style w:type="table" w:styleId="99">
+  <w:style w:type="table" w:styleId="789">
     <w:name w:val="List Table 5 Dark - Accent 4"/>
-    <w:basedOn w:val="665"/>
+    <w:basedOn w:val="887"/>
     <w:uiPriority w:val="99"/>
     <w:pPr>
       <w:pBdr/>
@@ -25407,9 +21084,9 @@
       </w:tcPr>
     </w:tblStylePr>
   </w:style>
-  <w:style w:type="table" w:styleId="100">
+  <w:style w:type="table" w:styleId="790">
     <w:name w:val="List Table 5 Dark - Accent 5"/>
-    <w:basedOn w:val="665"/>
+    <w:basedOn w:val="887"/>
     <w:uiPriority w:val="99"/>
     <w:pPr>
       <w:pBdr/>
@@ -25649,9 +21326,9 @@
       </w:tcPr>
     </w:tblStylePr>
   </w:style>
-  <w:style w:type="table" w:styleId="101">
+  <w:style w:type="table" w:styleId="791">
     <w:name w:val="List Table 5 Dark - Accent 6"/>
-    <w:basedOn w:val="665"/>
+    <w:basedOn w:val="887"/>
     <w:uiPriority w:val="99"/>
     <w:pPr>
       <w:pBdr/>
@@ -25891,9 +21568,9 @@
       </w:tcPr>
     </w:tblStylePr>
   </w:style>
-  <w:style w:type="table" w:styleId="102">
+  <w:style w:type="table" w:styleId="792">
     <w:name w:val="List Table 6 Colorful"/>
-    <w:basedOn w:val="665"/>
+    <w:basedOn w:val="887"/>
     <w:uiPriority w:val="99"/>
     <w:pPr>
       <w:pBdr/>
@@ -26114,9 +21791,9 @@
       </w:tcPr>
     </w:tblStylePr>
   </w:style>
-  <w:style w:type="table" w:styleId="103">
+  <w:style w:type="table" w:styleId="793">
     <w:name w:val="List Table 6 Colorful - Accent 1"/>
-    <w:basedOn w:val="665"/>
+    <w:basedOn w:val="887"/>
     <w:uiPriority w:val="99"/>
     <w:pPr>
       <w:pBdr/>
@@ -26337,9 +22014,9 @@
       </w:tcPr>
     </w:tblStylePr>
   </w:style>
-  <w:style w:type="table" w:styleId="104">
+  <w:style w:type="table" w:styleId="794">
     <w:name w:val="List Table 6 Colorful - Accent 2"/>
-    <w:basedOn w:val="665"/>
+    <w:basedOn w:val="887"/>
     <w:uiPriority w:val="99"/>
     <w:pPr>
       <w:pBdr/>
@@ -26560,9 +22237,9 @@
       </w:tcPr>
     </w:tblStylePr>
   </w:style>
-  <w:style w:type="table" w:styleId="105">
+  <w:style w:type="table" w:styleId="795">
     <w:name w:val="List Table 6 Colorful - Accent 3"/>
-    <w:basedOn w:val="665"/>
+    <w:basedOn w:val="887"/>
     <w:uiPriority w:val="99"/>
     <w:pPr>
       <w:pBdr/>
@@ -26783,9 +22460,9 @@
       </w:tcPr>
     </w:tblStylePr>
   </w:style>
-  <w:style w:type="table" w:styleId="106">
+  <w:style w:type="table" w:styleId="796">
     <w:name w:val="List Table 6 Colorful - Accent 4"/>
-    <w:basedOn w:val="665"/>
+    <w:basedOn w:val="887"/>
     <w:uiPriority w:val="99"/>
     <w:pPr>
       <w:pBdr/>
@@ -27006,9 +22683,9 @@
       </w:tcPr>
     </w:tblStylePr>
   </w:style>
-  <w:style w:type="table" w:styleId="107">
+  <w:style w:type="table" w:styleId="797">
     <w:name w:val="List Table 6 Colorful - Accent 5"/>
-    <w:basedOn w:val="665"/>
+    <w:basedOn w:val="887"/>
     <w:uiPriority w:val="99"/>
     <w:pPr>
       <w:pBdr/>
@@ -27229,9 +22906,9 @@
       </w:tcPr>
     </w:tblStylePr>
   </w:style>
-  <w:style w:type="table" w:styleId="108">
+  <w:style w:type="table" w:styleId="798">
     <w:name w:val="List Table 6 Colorful - Accent 6"/>
-    <w:basedOn w:val="665"/>
+    <w:basedOn w:val="887"/>
     <w:uiPriority w:val="99"/>
     <w:pPr>
       <w:pBdr/>
@@ -27452,9 +23129,9 @@
       </w:tcPr>
     </w:tblStylePr>
   </w:style>
-  <w:style w:type="table" w:styleId="109">
+  <w:style w:type="table" w:styleId="799">
     <w:name w:val="List Table 7 Colorful"/>
-    <w:basedOn w:val="665"/>
+    <w:basedOn w:val="887"/>
     <w:uiPriority w:val="99"/>
     <w:pPr>
       <w:pBdr/>
@@ -27553,11 +23230,11 @@
         <w:tblBorders/>
       </w:tblPr>
       <w:tcPr>
-        <w:shd w:color="ffffff"/>
+        <w:shd w:val="clear" w:color="ffffff"/>
         <w:tcBorders>
-          <w:top w:val="none"/>
-          <w:left w:val="none"/>
-          <w:bottom w:val="none"/>
+          <w:top w:val="none" w:color="000000" w:sz="4" w:space="0"/>
+          <w:left w:val="none" w:color="000000" w:sz="4" w:space="0"/>
+          <w:bottom w:val="none" w:color="000000" w:sz="4" w:space="0"/>
           <w:right w:val="single" w:color="000000" w:themeColor="text1" w:themeTint="80" w:sz="4" w:space="0"/>
         </w:tcBorders>
       </w:tcPr>
@@ -27580,10 +23257,10 @@
       <w:tcPr>
         <w:shd w:val="clear" w:color="ffffff" w:themeColor="light1" w:fill="ffffff" w:themeFill="light1"/>
         <w:tcBorders>
-          <w:top w:val="none"/>
-          <w:left w:val="none"/>
+          <w:top w:val="none" w:color="000000" w:sz="4" w:space="0"/>
+          <w:left w:val="none" w:color="000000" w:sz="4" w:space="0"/>
           <w:bottom w:val="single" w:color="000000" w:themeColor="text1" w:themeTint="80" w:sz="4" w:space="0"/>
-          <w:right w:val="none"/>
+          <w:right w:val="none" w:color="000000" w:sz="4" w:space="0"/>
         </w:tcBorders>
       </w:tcPr>
     </w:tblStylePr>
@@ -27603,12 +23280,12 @@
         <w:tblBorders/>
       </w:tblPr>
       <w:tcPr>
-        <w:shd w:color="ffffff"/>
+        <w:shd w:val="clear" w:color="ffffff"/>
         <w:tcBorders>
-          <w:top w:val="none"/>
+          <w:top w:val="none" w:color="000000" w:sz="4" w:space="0"/>
           <w:left w:val="single" w:color="000000" w:themeColor="text1" w:themeTint="80" w:sz="4" w:space="0"/>
-          <w:bottom w:val="none"/>
-          <w:right w:val="none"/>
+          <w:bottom w:val="none" w:color="000000" w:sz="4" w:space="0"/>
+          <w:right w:val="none" w:color="000000" w:sz="4" w:space="0"/>
         </w:tcBorders>
       </w:tcPr>
     </w:tblStylePr>
@@ -27631,9 +23308,9 @@
         <w:shd w:val="clear" w:color="ffffff" w:themeColor="light1" w:fill="ffffff" w:themeFill="light1"/>
         <w:tcBorders>
           <w:top w:val="single" w:color="000000" w:themeColor="text1" w:themeTint="80" w:sz="4" w:space="0"/>
-          <w:left w:val="none"/>
-          <w:bottom w:val="none"/>
-          <w:right w:val="none"/>
+          <w:left w:val="none" w:color="000000" w:sz="4" w:space="0"/>
+          <w:bottom w:val="none" w:color="000000" w:sz="4" w:space="0"/>
+          <w:right w:val="none" w:color="000000" w:sz="4" w:space="0"/>
         </w:tcBorders>
       </w:tcPr>
     </w:tblStylePr>
@@ -27708,9 +23385,9 @@
       </w:tcPr>
     </w:tblStylePr>
   </w:style>
-  <w:style w:type="table" w:styleId="110">
+  <w:style w:type="table" w:styleId="800">
     <w:name w:val="List Table 7 Colorful - Accent 1"/>
-    <w:basedOn w:val="665"/>
+    <w:basedOn w:val="887"/>
     <w:uiPriority w:val="99"/>
     <w:pPr>
       <w:pBdr/>
@@ -27809,11 +23486,11 @@
         <w:tblBorders/>
       </w:tblPr>
       <w:tcPr>
-        <w:shd w:color="ffffff"/>
+        <w:shd w:val="clear" w:color="ffffff"/>
         <w:tcBorders>
-          <w:top w:val="none"/>
-          <w:left w:val="none"/>
-          <w:bottom w:val="none"/>
+          <w:top w:val="none" w:color="000000" w:sz="4" w:space="0"/>
+          <w:left w:val="none" w:color="000000" w:sz="4" w:space="0"/>
+          <w:bottom w:val="none" w:color="000000" w:sz="4" w:space="0"/>
           <w:right w:val="single" w:color="000000" w:themeColor="accent1" w:sz="4" w:space="0"/>
         </w:tcBorders>
       </w:tcPr>
@@ -27836,10 +23513,10 @@
       <w:tcPr>
         <w:shd w:val="clear" w:color="ffffff" w:themeColor="light1" w:fill="ffffff" w:themeFill="light1"/>
         <w:tcBorders>
-          <w:top w:val="none"/>
-          <w:left w:val="none"/>
+          <w:top w:val="none" w:color="000000" w:sz="4" w:space="0"/>
+          <w:left w:val="none" w:color="000000" w:sz="4" w:space="0"/>
           <w:bottom w:val="single" w:color="000000" w:themeColor="accent1" w:sz="4" w:space="0"/>
-          <w:right w:val="none"/>
+          <w:right w:val="none" w:color="000000" w:sz="4" w:space="0"/>
         </w:tcBorders>
       </w:tcPr>
     </w:tblStylePr>
@@ -27859,12 +23536,12 @@
         <w:tblBorders/>
       </w:tblPr>
       <w:tcPr>
-        <w:shd w:color="ffffff"/>
+        <w:shd w:val="clear" w:color="ffffff"/>
         <w:tcBorders>
-          <w:top w:val="none"/>
+          <w:top w:val="none" w:color="000000" w:sz="4" w:space="0"/>
           <w:left w:val="single" w:color="000000" w:themeColor="accent1" w:sz="4" w:space="0"/>
-          <w:bottom w:val="none"/>
-          <w:right w:val="none"/>
+          <w:bottom w:val="none" w:color="000000" w:sz="4" w:space="0"/>
+          <w:right w:val="none" w:color="000000" w:sz="4" w:space="0"/>
         </w:tcBorders>
       </w:tcPr>
     </w:tblStylePr>
@@ -27887,9 +23564,9 @@
         <w:shd w:val="clear" w:color="ffffff" w:themeColor="light1" w:fill="ffffff" w:themeFill="light1"/>
         <w:tcBorders>
           <w:top w:val="single" w:color="000000" w:themeColor="accent1" w:sz="4" w:space="0"/>
-          <w:left w:val="none"/>
-          <w:bottom w:val="none"/>
-          <w:right w:val="none"/>
+          <w:left w:val="none" w:color="000000" w:sz="4" w:space="0"/>
+          <w:bottom w:val="none" w:color="000000" w:sz="4" w:space="0"/>
+          <w:right w:val="none" w:color="000000" w:sz="4" w:space="0"/>
         </w:tcBorders>
       </w:tcPr>
     </w:tblStylePr>
@@ -27964,9 +23641,9 @@
       </w:tcPr>
     </w:tblStylePr>
   </w:style>
-  <w:style w:type="table" w:styleId="111">
+  <w:style w:type="table" w:styleId="801">
     <w:name w:val="List Table 7 Colorful - Accent 2"/>
-    <w:basedOn w:val="665"/>
+    <w:basedOn w:val="887"/>
     <w:uiPriority w:val="99"/>
     <w:pPr>
       <w:pBdr/>
@@ -28065,11 +23742,11 @@
         <w:tblBorders/>
       </w:tblPr>
       <w:tcPr>
-        <w:shd w:color="ffffff"/>
+        <w:shd w:val="clear" w:color="ffffff"/>
         <w:tcBorders>
-          <w:top w:val="none"/>
-          <w:left w:val="none"/>
-          <w:bottom w:val="none"/>
+          <w:top w:val="none" w:color="000000" w:sz="4" w:space="0"/>
+          <w:left w:val="none" w:color="000000" w:sz="4" w:space="0"/>
+          <w:bottom w:val="none" w:color="000000" w:sz="4" w:space="0"/>
           <w:right w:val="single" w:color="000000" w:themeColor="accent2" w:themeTint="97" w:sz="4" w:space="0"/>
         </w:tcBorders>
       </w:tcPr>
@@ -28092,10 +23769,10 @@
       <w:tcPr>
         <w:shd w:val="clear" w:color="ffffff" w:themeColor="light1" w:fill="ffffff" w:themeFill="light1"/>
         <w:tcBorders>
-          <w:top w:val="none"/>
-          <w:left w:val="none"/>
+          <w:top w:val="none" w:color="000000" w:sz="4" w:space="0"/>
+          <w:left w:val="none" w:color="000000" w:sz="4" w:space="0"/>
           <w:bottom w:val="single" w:color="000000" w:themeColor="accent2" w:themeTint="97" w:sz="4" w:space="0"/>
-          <w:right w:val="none"/>
+          <w:right w:val="none" w:color="000000" w:sz="4" w:space="0"/>
         </w:tcBorders>
       </w:tcPr>
     </w:tblStylePr>
@@ -28115,12 +23792,12 @@
         <w:tblBorders/>
       </w:tblPr>
       <w:tcPr>
-        <w:shd w:color="ffffff"/>
+        <w:shd w:val="clear" w:color="ffffff"/>
         <w:tcBorders>
-          <w:top w:val="none"/>
+          <w:top w:val="none" w:color="000000" w:sz="4" w:space="0"/>
           <w:left w:val="single" w:color="000000" w:themeColor="accent2" w:themeTint="97" w:sz="4" w:space="0"/>
-          <w:bottom w:val="none"/>
-          <w:right w:val="none"/>
+          <w:bottom w:val="none" w:color="000000" w:sz="4" w:space="0"/>
+          <w:right w:val="none" w:color="000000" w:sz="4" w:space="0"/>
         </w:tcBorders>
       </w:tcPr>
     </w:tblStylePr>
@@ -28143,9 +23820,9 @@
         <w:shd w:val="clear" w:color="ffffff" w:themeColor="light1" w:fill="ffffff" w:themeFill="light1"/>
         <w:tcBorders>
           <w:top w:val="single" w:color="000000" w:themeColor="accent2" w:themeTint="97" w:sz="4" w:space="0"/>
-          <w:left w:val="none"/>
-          <w:bottom w:val="none"/>
-          <w:right w:val="none"/>
+          <w:left w:val="none" w:color="000000" w:sz="4" w:space="0"/>
+          <w:bottom w:val="none" w:color="000000" w:sz="4" w:space="0"/>
+          <w:right w:val="none" w:color="000000" w:sz="4" w:space="0"/>
         </w:tcBorders>
       </w:tcPr>
     </w:tblStylePr>
@@ -28220,9 +23897,9 @@
       </w:tcPr>
     </w:tblStylePr>
   </w:style>
-  <w:style w:type="table" w:styleId="112">
+  <w:style w:type="table" w:styleId="802">
     <w:name w:val="List Table 7 Colorful - Accent 3"/>
-    <w:basedOn w:val="665"/>
+    <w:basedOn w:val="887"/>
     <w:uiPriority w:val="99"/>
     <w:pPr>
       <w:pBdr/>
@@ -28321,11 +23998,11 @@
         <w:tblBorders/>
       </w:tblPr>
       <w:tcPr>
-        <w:shd w:color="ffffff"/>
+        <w:shd w:val="clear" w:color="ffffff"/>
         <w:tcBorders>
-          <w:top w:val="none"/>
-          <w:left w:val="none"/>
-          <w:bottom w:val="none"/>
+          <w:top w:val="none" w:color="000000" w:sz="4" w:space="0"/>
+          <w:left w:val="none" w:color="000000" w:sz="4" w:space="0"/>
+          <w:bottom w:val="none" w:color="000000" w:sz="4" w:space="0"/>
           <w:right w:val="single" w:color="000000" w:themeColor="accent3" w:themeTint="98" w:sz="4" w:space="0"/>
         </w:tcBorders>
       </w:tcPr>
@@ -28348,10 +24025,10 @@
       <w:tcPr>
         <w:shd w:val="clear" w:color="ffffff" w:themeColor="light1" w:fill="ffffff" w:themeFill="light1"/>
         <w:tcBorders>
-          <w:top w:val="none"/>
-          <w:left w:val="none"/>
+          <w:top w:val="none" w:color="000000" w:sz="4" w:space="0"/>
+          <w:left w:val="none" w:color="000000" w:sz="4" w:space="0"/>
           <w:bottom w:val="single" w:color="000000" w:themeColor="accent3" w:themeTint="98" w:sz="4" w:space="0"/>
-          <w:right w:val="none"/>
+          <w:right w:val="none" w:color="000000" w:sz="4" w:space="0"/>
         </w:tcBorders>
       </w:tcPr>
     </w:tblStylePr>
@@ -28371,12 +24048,12 @@
         <w:tblBorders/>
       </w:tblPr>
       <w:tcPr>
-        <w:shd w:color="ffffff"/>
+        <w:shd w:val="clear" w:color="ffffff"/>
         <w:tcBorders>
-          <w:top w:val="none"/>
+          <w:top w:val="none" w:color="000000" w:sz="4" w:space="0"/>
           <w:left w:val="single" w:color="000000" w:themeColor="accent3" w:themeTint="98" w:sz="4" w:space="0"/>
-          <w:bottom w:val="none"/>
-          <w:right w:val="none"/>
+          <w:bottom w:val="none" w:color="000000" w:sz="4" w:space="0"/>
+          <w:right w:val="none" w:color="000000" w:sz="4" w:space="0"/>
         </w:tcBorders>
       </w:tcPr>
     </w:tblStylePr>
@@ -28399,9 +24076,9 @@
         <w:shd w:val="clear" w:color="ffffff" w:themeColor="light1" w:fill="ffffff" w:themeFill="light1"/>
         <w:tcBorders>
           <w:top w:val="single" w:color="000000" w:themeColor="accent3" w:themeTint="98" w:sz="4" w:space="0"/>
-          <w:left w:val="none"/>
-          <w:bottom w:val="none"/>
-          <w:right w:val="none"/>
+          <w:left w:val="none" w:color="000000" w:sz="4" w:space="0"/>
+          <w:bottom w:val="none" w:color="000000" w:sz="4" w:space="0"/>
+          <w:right w:val="none" w:color="000000" w:sz="4" w:space="0"/>
         </w:tcBorders>
       </w:tcPr>
     </w:tblStylePr>
@@ -28476,9 +24153,9 @@
       </w:tcPr>
     </w:tblStylePr>
   </w:style>
-  <w:style w:type="table" w:styleId="113">
+  <w:style w:type="table" w:styleId="803">
     <w:name w:val="List Table 7 Colorful - Accent 4"/>
-    <w:basedOn w:val="665"/>
+    <w:basedOn w:val="887"/>
     <w:uiPriority w:val="99"/>
     <w:pPr>
       <w:pBdr/>
@@ -28577,11 +24254,11 @@
         <w:tblBorders/>
       </w:tblPr>
       <w:tcPr>
-        <w:shd w:color="ffffff"/>
+        <w:shd w:val="clear" w:color="ffffff"/>
         <w:tcBorders>
-          <w:top w:val="none"/>
-          <w:left w:val="none"/>
-          <w:bottom w:val="none"/>
+          <w:top w:val="none" w:color="000000" w:sz="4" w:space="0"/>
+          <w:left w:val="none" w:color="000000" w:sz="4" w:space="0"/>
+          <w:bottom w:val="none" w:color="000000" w:sz="4" w:space="0"/>
           <w:right w:val="single" w:color="000000" w:themeColor="accent4" w:themeTint="9A" w:sz="4" w:space="0"/>
         </w:tcBorders>
       </w:tcPr>
@@ -28604,10 +24281,10 @@
       <w:tcPr>
         <w:shd w:val="clear" w:color="ffffff" w:themeColor="light1" w:fill="ffffff" w:themeFill="light1"/>
         <w:tcBorders>
-          <w:top w:val="none"/>
-          <w:left w:val="none"/>
+          <w:top w:val="none" w:color="000000" w:sz="4" w:space="0"/>
+          <w:left w:val="none" w:color="000000" w:sz="4" w:space="0"/>
           <w:bottom w:val="single" w:color="000000" w:themeColor="accent4" w:themeTint="9A" w:sz="4" w:space="0"/>
-          <w:right w:val="none"/>
+          <w:right w:val="none" w:color="000000" w:sz="4" w:space="0"/>
         </w:tcBorders>
       </w:tcPr>
     </w:tblStylePr>
@@ -28627,12 +24304,12 @@
         <w:tblBorders/>
       </w:tblPr>
       <w:tcPr>
-        <w:shd w:color="ffffff"/>
+        <w:shd w:val="clear" w:color="ffffff"/>
         <w:tcBorders>
-          <w:top w:val="none"/>
+          <w:top w:val="none" w:color="000000" w:sz="4" w:space="0"/>
           <w:left w:val="single" w:color="000000" w:themeColor="accent4" w:themeTint="9A" w:sz="4" w:space="0"/>
-          <w:bottom w:val="none"/>
-          <w:right w:val="none"/>
+          <w:bottom w:val="none" w:color="000000" w:sz="4" w:space="0"/>
+          <w:right w:val="none" w:color="000000" w:sz="4" w:space="0"/>
         </w:tcBorders>
       </w:tcPr>
     </w:tblStylePr>
@@ -28655,9 +24332,9 @@
         <w:shd w:val="clear" w:color="ffffff" w:themeColor="light1" w:fill="ffffff" w:themeFill="light1"/>
         <w:tcBorders>
           <w:top w:val="single" w:color="000000" w:themeColor="accent4" w:themeTint="9A" w:sz="4" w:space="0"/>
-          <w:left w:val="none"/>
-          <w:bottom w:val="none"/>
-          <w:right w:val="none"/>
+          <w:left w:val="none" w:color="000000" w:sz="4" w:space="0"/>
+          <w:bottom w:val="none" w:color="000000" w:sz="4" w:space="0"/>
+          <w:right w:val="none" w:color="000000" w:sz="4" w:space="0"/>
         </w:tcBorders>
       </w:tcPr>
     </w:tblStylePr>
@@ -28732,9 +24409,9 @@
       </w:tcPr>
     </w:tblStylePr>
   </w:style>
-  <w:style w:type="table" w:styleId="114">
+  <w:style w:type="table" w:styleId="804">
     <w:name w:val="List Table 7 Colorful - Accent 5"/>
-    <w:basedOn w:val="665"/>
+    <w:basedOn w:val="887"/>
     <w:uiPriority w:val="99"/>
     <w:pPr>
       <w:pBdr/>
@@ -28833,11 +24510,11 @@
         <w:tblBorders/>
       </w:tblPr>
       <w:tcPr>
-        <w:shd w:color="ffffff"/>
+        <w:shd w:val="clear" w:color="ffffff"/>
         <w:tcBorders>
-          <w:top w:val="none"/>
-          <w:left w:val="none"/>
-          <w:bottom w:val="none"/>
+          <w:top w:val="none" w:color="000000" w:sz="4" w:space="0"/>
+          <w:left w:val="none" w:color="000000" w:sz="4" w:space="0"/>
+          <w:bottom w:val="none" w:color="000000" w:sz="4" w:space="0"/>
           <w:right w:val="single" w:color="000000" w:themeColor="accent5" w:themeTint="9A" w:sz="4" w:space="0"/>
         </w:tcBorders>
       </w:tcPr>
@@ -28860,10 +24537,10 @@
       <w:tcPr>
         <w:shd w:val="clear" w:color="ffffff" w:themeColor="light1" w:fill="ffffff" w:themeFill="light1"/>
         <w:tcBorders>
-          <w:top w:val="none"/>
-          <w:left w:val="none"/>
+          <w:top w:val="none" w:color="000000" w:sz="4" w:space="0"/>
+          <w:left w:val="none" w:color="000000" w:sz="4" w:space="0"/>
           <w:bottom w:val="single" w:color="000000" w:themeColor="accent5" w:themeTint="9A" w:sz="4" w:space="0"/>
-          <w:right w:val="none"/>
+          <w:right w:val="none" w:color="000000" w:sz="4" w:space="0"/>
         </w:tcBorders>
       </w:tcPr>
     </w:tblStylePr>
@@ -28883,12 +24560,12 @@
         <w:tblBorders/>
       </w:tblPr>
       <w:tcPr>
-        <w:shd w:color="ffffff"/>
+        <w:shd w:val="clear" w:color="ffffff"/>
         <w:tcBorders>
-          <w:top w:val="none"/>
+          <w:top w:val="none" w:color="000000" w:sz="4" w:space="0"/>
           <w:left w:val="single" w:color="000000" w:themeColor="accent5" w:themeTint="9A" w:sz="4" w:space="0"/>
-          <w:bottom w:val="none"/>
-          <w:right w:val="none"/>
+          <w:bottom w:val="none" w:color="000000" w:sz="4" w:space="0"/>
+          <w:right w:val="none" w:color="000000" w:sz="4" w:space="0"/>
         </w:tcBorders>
       </w:tcPr>
     </w:tblStylePr>
@@ -28911,9 +24588,9 @@
         <w:shd w:val="clear" w:color="ffffff" w:themeColor="light1" w:fill="ffffff" w:themeFill="light1"/>
         <w:tcBorders>
           <w:top w:val="single" w:color="000000" w:themeColor="accent5" w:themeTint="9A" w:sz="4" w:space="0"/>
-          <w:left w:val="none"/>
-          <w:bottom w:val="none"/>
-          <w:right w:val="none"/>
+          <w:left w:val="none" w:color="000000" w:sz="4" w:space="0"/>
+          <w:bottom w:val="none" w:color="000000" w:sz="4" w:space="0"/>
+          <w:right w:val="none" w:color="000000" w:sz="4" w:space="0"/>
         </w:tcBorders>
       </w:tcPr>
     </w:tblStylePr>
@@ -28988,9 +24665,9 @@
       </w:tcPr>
     </w:tblStylePr>
   </w:style>
-  <w:style w:type="table" w:styleId="115">
+  <w:style w:type="table" w:styleId="805">
     <w:name w:val="List Table 7 Colorful - Accent 6"/>
-    <w:basedOn w:val="665"/>
+    <w:basedOn w:val="887"/>
     <w:uiPriority w:val="99"/>
     <w:pPr>
       <w:pBdr/>
@@ -29089,11 +24766,11 @@
         <w:tblBorders/>
       </w:tblPr>
       <w:tcPr>
-        <w:shd w:color="ffffff"/>
+        <w:shd w:val="clear" w:color="ffffff"/>
         <w:tcBorders>
-          <w:top w:val="none"/>
-          <w:left w:val="none"/>
-          <w:bottom w:val="none"/>
+          <w:top w:val="none" w:color="000000" w:sz="4" w:space="0"/>
+          <w:left w:val="none" w:color="000000" w:sz="4" w:space="0"/>
+          <w:bottom w:val="none" w:color="000000" w:sz="4" w:space="0"/>
           <w:right w:val="single" w:color="000000" w:themeColor="accent6" w:themeTint="98" w:sz="4" w:space="0"/>
         </w:tcBorders>
       </w:tcPr>
@@ -29116,10 +24793,10 @@
       <w:tcPr>
         <w:shd w:val="clear" w:color="ffffff" w:themeColor="light1" w:fill="ffffff" w:themeFill="light1"/>
         <w:tcBorders>
-          <w:top w:val="none"/>
-          <w:left w:val="none"/>
+          <w:top w:val="none" w:color="000000" w:sz="4" w:space="0"/>
+          <w:left w:val="none" w:color="000000" w:sz="4" w:space="0"/>
           <w:bottom w:val="single" w:color="000000" w:themeColor="accent6" w:themeTint="98" w:sz="4" w:space="0"/>
-          <w:right w:val="none"/>
+          <w:right w:val="none" w:color="000000" w:sz="4" w:space="0"/>
         </w:tcBorders>
       </w:tcPr>
     </w:tblStylePr>
@@ -29139,12 +24816,12 @@
         <w:tblBorders/>
       </w:tblPr>
       <w:tcPr>
-        <w:shd w:color="ffffff"/>
+        <w:shd w:val="clear" w:color="ffffff"/>
         <w:tcBorders>
-          <w:top w:val="none"/>
+          <w:top w:val="none" w:color="000000" w:sz="4" w:space="0"/>
           <w:left w:val="single" w:color="000000" w:themeColor="accent6" w:themeTint="98" w:sz="4" w:space="0"/>
-          <w:bottom w:val="none"/>
-          <w:right w:val="none"/>
+          <w:bottom w:val="none" w:color="000000" w:sz="4" w:space="0"/>
+          <w:right w:val="none" w:color="000000" w:sz="4" w:space="0"/>
         </w:tcBorders>
       </w:tcPr>
     </w:tblStylePr>
@@ -29167,9 +24844,9 @@
         <w:shd w:val="clear" w:color="ffffff" w:themeColor="light1" w:fill="ffffff" w:themeFill="light1"/>
         <w:tcBorders>
           <w:top w:val="single" w:color="000000" w:themeColor="accent6" w:themeTint="98" w:sz="4" w:space="0"/>
-          <w:left w:val="none"/>
-          <w:bottom w:val="none"/>
-          <w:right w:val="none"/>
+          <w:left w:val="none" w:color="000000" w:sz="4" w:space="0"/>
+          <w:bottom w:val="none" w:color="000000" w:sz="4" w:space="0"/>
+          <w:right w:val="none" w:color="000000" w:sz="4" w:space="0"/>
         </w:tcBorders>
       </w:tcPr>
     </w:tblStylePr>
@@ -29244,9 +24921,9 @@
       </w:tcPr>
     </w:tblStylePr>
   </w:style>
-  <w:style w:type="table" w:styleId="116">
+  <w:style w:type="table" w:styleId="806">
     <w:name w:val="Lined - Accent"/>
-    <w:basedOn w:val="665"/>
+    <w:basedOn w:val="887"/>
     <w:uiPriority w:val="99"/>
     <w:pPr>
       <w:pBdr/>
@@ -29481,9 +25158,9 @@
       </w:tcPr>
     </w:tblStylePr>
   </w:style>
-  <w:style w:type="table" w:styleId="117">
+  <w:style w:type="table" w:styleId="807">
     <w:name w:val="Lined - Accent 1"/>
-    <w:basedOn w:val="665"/>
+    <w:basedOn w:val="887"/>
     <w:uiPriority w:val="99"/>
     <w:pPr>
       <w:pBdr/>
@@ -29718,9 +25395,9 @@
       </w:tcPr>
     </w:tblStylePr>
   </w:style>
-  <w:style w:type="table" w:styleId="118">
+  <w:style w:type="table" w:styleId="808">
     <w:name w:val="Lined - Accent 2"/>
-    <w:basedOn w:val="665"/>
+    <w:basedOn w:val="887"/>
     <w:uiPriority w:val="99"/>
     <w:pPr>
       <w:pBdr/>
@@ -29955,9 +25632,9 @@
       </w:tcPr>
     </w:tblStylePr>
   </w:style>
-  <w:style w:type="table" w:styleId="119">
+  <w:style w:type="table" w:styleId="809">
     <w:name w:val="Lined - Accent 3"/>
-    <w:basedOn w:val="665"/>
+    <w:basedOn w:val="887"/>
     <w:uiPriority w:val="99"/>
     <w:pPr>
       <w:pBdr/>
@@ -30192,9 +25869,9 @@
       </w:tcPr>
     </w:tblStylePr>
   </w:style>
-  <w:style w:type="table" w:styleId="120">
+  <w:style w:type="table" w:styleId="810">
     <w:name w:val="Lined - Accent 4"/>
-    <w:basedOn w:val="665"/>
+    <w:basedOn w:val="887"/>
     <w:uiPriority w:val="99"/>
     <w:pPr>
       <w:pBdr/>
@@ -30429,9 +26106,9 @@
       </w:tcPr>
     </w:tblStylePr>
   </w:style>
-  <w:style w:type="table" w:styleId="121">
+  <w:style w:type="table" w:styleId="811">
     <w:name w:val="Lined - Accent 5"/>
-    <w:basedOn w:val="665"/>
+    <w:basedOn w:val="887"/>
     <w:uiPriority w:val="99"/>
     <w:pPr>
       <w:pBdr/>
@@ -30666,9 +26343,9 @@
       </w:tcPr>
     </w:tblStylePr>
   </w:style>
-  <w:style w:type="table" w:styleId="122">
+  <w:style w:type="table" w:styleId="812">
     <w:name w:val="Lined - Accent 6"/>
-    <w:basedOn w:val="665"/>
+    <w:basedOn w:val="887"/>
     <w:uiPriority w:val="99"/>
     <w:pPr>
       <w:pBdr/>
@@ -30903,9 +26580,9 @@
       </w:tcPr>
     </w:tblStylePr>
   </w:style>
-  <w:style w:type="table" w:styleId="123">
+  <w:style w:type="table" w:styleId="813">
     <w:name w:val="Bordered &amp; Lined - Accent"/>
-    <w:basedOn w:val="665"/>
+    <w:basedOn w:val="887"/>
     <w:uiPriority w:val="99"/>
     <w:pPr>
       <w:pBdr/>
@@ -31147,9 +26824,9 @@
       </w:tcPr>
     </w:tblStylePr>
   </w:style>
-  <w:style w:type="table" w:styleId="124">
+  <w:style w:type="table" w:styleId="814">
     <w:name w:val="Bordered &amp; Lined - Accent 1"/>
-    <w:basedOn w:val="665"/>
+    <w:basedOn w:val="887"/>
     <w:uiPriority w:val="99"/>
     <w:pPr>
       <w:pBdr/>
@@ -31391,9 +27068,9 @@
       </w:tcPr>
     </w:tblStylePr>
   </w:style>
-  <w:style w:type="table" w:styleId="125">
+  <w:style w:type="table" w:styleId="815">
     <w:name w:val="Bordered &amp; Lined - Accent 2"/>
-    <w:basedOn w:val="665"/>
+    <w:basedOn w:val="887"/>
     <w:uiPriority w:val="99"/>
     <w:pPr>
       <w:pBdr/>
@@ -31635,9 +27312,9 @@
       </w:tcPr>
     </w:tblStylePr>
   </w:style>
-  <w:style w:type="table" w:styleId="126">
+  <w:style w:type="table" w:styleId="816">
     <w:name w:val="Bordered &amp; Lined - Accent 3"/>
-    <w:basedOn w:val="665"/>
+    <w:basedOn w:val="887"/>
     <w:uiPriority w:val="99"/>
     <w:pPr>
       <w:pBdr/>
@@ -31879,9 +27556,9 @@
       </w:tcPr>
     </w:tblStylePr>
   </w:style>
-  <w:style w:type="table" w:styleId="127">
+  <w:style w:type="table" w:styleId="817">
     <w:name w:val="Bordered &amp; Lined - Accent 4"/>
-    <w:basedOn w:val="665"/>
+    <w:basedOn w:val="887"/>
     <w:uiPriority w:val="99"/>
     <w:pPr>
       <w:pBdr/>
@@ -32123,9 +27800,9 @@
       </w:tcPr>
     </w:tblStylePr>
   </w:style>
-  <w:style w:type="table" w:styleId="128">
+  <w:style w:type="table" w:styleId="818">
     <w:name w:val="Bordered &amp; Lined - Accent 5"/>
-    <w:basedOn w:val="665"/>
+    <w:basedOn w:val="887"/>
     <w:uiPriority w:val="99"/>
     <w:pPr>
       <w:pBdr/>
@@ -32367,9 +28044,9 @@
       </w:tcPr>
     </w:tblStylePr>
   </w:style>
-  <w:style w:type="table" w:styleId="129">
+  <w:style w:type="table" w:styleId="819">
     <w:name w:val="Bordered &amp; Lined - Accent 6"/>
-    <w:basedOn w:val="665"/>
+    <w:basedOn w:val="887"/>
     <w:uiPriority w:val="99"/>
     <w:pPr>
       <w:pBdr/>
@@ -32611,9 +28288,9 @@
       </w:tcPr>
     </w:tblStylePr>
   </w:style>
-  <w:style w:type="table" w:styleId="130">
+  <w:style w:type="table" w:styleId="820">
     <w:name w:val="Bordered"/>
-    <w:basedOn w:val="665"/>
+    <w:basedOn w:val="887"/>
     <w:uiPriority w:val="99"/>
     <w:pPr>
       <w:pBdr/>
@@ -32842,9 +28519,9 @@
       </w:tcPr>
     </w:tblStylePr>
   </w:style>
-  <w:style w:type="table" w:styleId="131">
+  <w:style w:type="table" w:styleId="821">
     <w:name w:val="Bordered - Accent 1"/>
-    <w:basedOn w:val="665"/>
+    <w:basedOn w:val="887"/>
     <w:uiPriority w:val="99"/>
     <w:pPr>
       <w:pBdr/>
@@ -33073,9 +28750,9 @@
       </w:tcPr>
     </w:tblStylePr>
   </w:style>
-  <w:style w:type="table" w:styleId="132">
+  <w:style w:type="table" w:styleId="822">
     <w:name w:val="Bordered - Accent 2"/>
-    <w:basedOn w:val="665"/>
+    <w:basedOn w:val="887"/>
     <w:uiPriority w:val="99"/>
     <w:pPr>
       <w:pBdr/>
@@ -33304,9 +28981,9 @@
       </w:tcPr>
     </w:tblStylePr>
   </w:style>
-  <w:style w:type="table" w:styleId="133">
+  <w:style w:type="table" w:styleId="823">
     <w:name w:val="Bordered - Accent 3"/>
-    <w:basedOn w:val="665"/>
+    <w:basedOn w:val="887"/>
     <w:uiPriority w:val="99"/>
     <w:pPr>
       <w:pBdr/>
@@ -33535,9 +29212,9 @@
       </w:tcPr>
     </w:tblStylePr>
   </w:style>
-  <w:style w:type="table" w:styleId="134">
+  <w:style w:type="table" w:styleId="824">
     <w:name w:val="Bordered - Accent 4"/>
-    <w:basedOn w:val="665"/>
+    <w:basedOn w:val="887"/>
     <w:uiPriority w:val="99"/>
     <w:pPr>
       <w:pBdr/>
@@ -33766,9 +29443,9 @@
       </w:tcPr>
     </w:tblStylePr>
   </w:style>
-  <w:style w:type="table" w:styleId="135">
+  <w:style w:type="table" w:styleId="825">
     <w:name w:val="Bordered - Accent 5"/>
-    <w:basedOn w:val="665"/>
+    <w:basedOn w:val="887"/>
     <w:uiPriority w:val="99"/>
     <w:pPr>
       <w:pBdr/>
@@ -33997,9 +29674,9 @@
       </w:tcPr>
     </w:tblStylePr>
   </w:style>
-  <w:style w:type="table" w:styleId="136">
+  <w:style w:type="table" w:styleId="826">
     <w:name w:val="Bordered - Accent 6"/>
-    <w:basedOn w:val="665"/>
+    <w:basedOn w:val="887"/>
     <w:uiPriority w:val="99"/>
     <w:pPr>
       <w:pBdr/>
@@ -34228,11 +29905,11 @@
       </w:tcPr>
     </w:tblStylePr>
   </w:style>
-  <w:style w:type="paragraph" w:styleId="138">
+  <w:style w:type="paragraph" w:styleId="827">
     <w:name w:val="Heading 1"/>
-    <w:basedOn w:val="664"/>
-    <w:next w:val="664"/>
-    <w:link w:val="149"/>
+    <w:basedOn w:val="886"/>
+    <w:next w:val="886"/>
+    <w:link w:val="837"/>
     <w:uiPriority w:val="9"/>
     <w:qFormat/>
     <w:pPr>
@@ -34250,11 +29927,11 @@
       <w:szCs w:val="40"/>
     </w:rPr>
   </w:style>
-  <w:style w:type="paragraph" w:styleId="139">
+  <w:style w:type="paragraph" w:styleId="828">
     <w:name w:val="Heading 2"/>
-    <w:basedOn w:val="664"/>
-    <w:next w:val="664"/>
-    <w:link w:val="150"/>
+    <w:basedOn w:val="886"/>
+    <w:next w:val="886"/>
+    <w:link w:val="838"/>
     <w:uiPriority w:val="9"/>
     <w:unhideWhenUsed/>
     <w:qFormat/>
@@ -34273,11 +29950,11 @@
       <w:szCs w:val="32"/>
     </w:rPr>
   </w:style>
-  <w:style w:type="paragraph" w:styleId="140">
+  <w:style w:type="paragraph" w:styleId="829">
     <w:name w:val="Heading 3"/>
-    <w:basedOn w:val="664"/>
-    <w:next w:val="664"/>
-    <w:link w:val="151"/>
+    <w:basedOn w:val="886"/>
+    <w:next w:val="886"/>
+    <w:link w:val="839"/>
     <w:uiPriority w:val="9"/>
     <w:unhideWhenUsed/>
     <w:qFormat/>
@@ -34296,11 +29973,11 @@
       <w:szCs w:val="28"/>
     </w:rPr>
   </w:style>
-  <w:style w:type="paragraph" w:styleId="141">
+  <w:style w:type="paragraph" w:styleId="830">
     <w:name w:val="Heading 4"/>
-    <w:basedOn w:val="664"/>
-    <w:next w:val="664"/>
-    <w:link w:val="152"/>
+    <w:basedOn w:val="886"/>
+    <w:next w:val="886"/>
+    <w:link w:val="840"/>
     <w:uiPriority w:val="9"/>
     <w:unhideWhenUsed/>
     <w:qFormat/>
@@ -34319,11 +29996,11 @@
       <w:color w:val="0f4761" w:themeColor="accent1" w:themeShade="BF"/>
     </w:rPr>
   </w:style>
-  <w:style w:type="paragraph" w:styleId="142">
+  <w:style w:type="paragraph" w:styleId="831">
     <w:name w:val="Heading 5"/>
-    <w:basedOn w:val="664"/>
-    <w:next w:val="664"/>
-    <w:link w:val="153"/>
+    <w:basedOn w:val="886"/>
+    <w:next w:val="886"/>
+    <w:link w:val="841"/>
     <w:uiPriority w:val="9"/>
     <w:unhideWhenUsed/>
     <w:qFormat/>
@@ -34340,11 +30017,11 @@
       <w:color w:val="0f4761" w:themeColor="accent1" w:themeShade="BF"/>
     </w:rPr>
   </w:style>
-  <w:style w:type="paragraph" w:styleId="143">
+  <w:style w:type="paragraph" w:styleId="832">
     <w:name w:val="Heading 6"/>
-    <w:basedOn w:val="664"/>
-    <w:next w:val="664"/>
-    <w:link w:val="154"/>
+    <w:basedOn w:val="886"/>
+    <w:next w:val="886"/>
+    <w:link w:val="842"/>
     <w:uiPriority w:val="9"/>
     <w:unhideWhenUsed/>
     <w:qFormat/>
@@ -34363,11 +30040,11 @@
       <w:color w:val="595959" w:themeColor="text1" w:themeTint="A6"/>
     </w:rPr>
   </w:style>
-  <w:style w:type="paragraph" w:styleId="144">
+  <w:style w:type="paragraph" w:styleId="833">
     <w:name w:val="Heading 7"/>
-    <w:basedOn w:val="664"/>
-    <w:next w:val="664"/>
-    <w:link w:val="155"/>
+    <w:basedOn w:val="886"/>
+    <w:next w:val="886"/>
+    <w:link w:val="843"/>
     <w:uiPriority w:val="9"/>
     <w:unhideWhenUsed/>
     <w:qFormat/>
@@ -34384,11 +30061,11 @@
       <w:color w:val="595959" w:themeColor="text1" w:themeTint="A6"/>
     </w:rPr>
   </w:style>
-  <w:style w:type="paragraph" w:styleId="145">
+  <w:style w:type="paragraph" w:styleId="834">
     <w:name w:val="Heading 8"/>
-    <w:basedOn w:val="664"/>
-    <w:next w:val="664"/>
-    <w:link w:val="156"/>
+    <w:basedOn w:val="886"/>
+    <w:next w:val="886"/>
+    <w:link w:val="844"/>
     <w:uiPriority w:val="9"/>
     <w:unhideWhenUsed/>
     <w:qFormat/>
@@ -34407,11 +30084,11 @@
       <w:color w:val="272727" w:themeColor="text1" w:themeTint="D8"/>
     </w:rPr>
   </w:style>
-  <w:style w:type="paragraph" w:styleId="146">
+  <w:style w:type="paragraph" w:styleId="835">
     <w:name w:val="Heading 9"/>
-    <w:basedOn w:val="664"/>
-    <w:next w:val="664"/>
-    <w:link w:val="157"/>
+    <w:basedOn w:val="886"/>
+    <w:next w:val="886"/>
+    <w:link w:val="845"/>
     <w:uiPriority w:val="9"/>
     <w:unhideWhenUsed/>
     <w:qFormat/>
@@ -34430,7 +30107,7 @@
       <w:color w:val="272727" w:themeColor="text1" w:themeTint="D8"/>
     </w:rPr>
   </w:style>
-  <w:style w:type="character" w:styleId="147" w:default="1">
+  <w:style w:type="character" w:styleId="836" w:default="1">
     <w:name w:val="Default Paragraph Font"/>
     <w:uiPriority w:val="1"/>
     <w:semiHidden/>
@@ -34441,10 +30118,10 @@
       <w:ind/>
     </w:pPr>
   </w:style>
-  <w:style w:type="character" w:styleId="149">
+  <w:style w:type="character" w:styleId="837">
     <w:name w:val="Heading 1 Char"/>
-    <w:basedOn w:val="147"/>
-    <w:link w:val="138"/>
+    <w:basedOn w:val="836"/>
+    <w:link w:val="827"/>
     <w:uiPriority w:val="9"/>
     <w:pPr>
       <w:pBdr/>
@@ -34458,10 +30135,10 @@
       <w:szCs w:val="40"/>
     </w:rPr>
   </w:style>
-  <w:style w:type="character" w:styleId="150">
+  <w:style w:type="character" w:styleId="838">
     <w:name w:val="Heading 2 Char"/>
-    <w:basedOn w:val="147"/>
-    <w:link w:val="139"/>
+    <w:basedOn w:val="836"/>
+    <w:link w:val="828"/>
     <w:uiPriority w:val="9"/>
     <w:pPr>
       <w:pBdr/>
@@ -34475,10 +30152,10 @@
       <w:szCs w:val="32"/>
     </w:rPr>
   </w:style>
-  <w:style w:type="character" w:styleId="151">
+  <w:style w:type="character" w:styleId="839">
     <w:name w:val="Heading 3 Char"/>
-    <w:basedOn w:val="147"/>
-    <w:link w:val="140"/>
+    <w:basedOn w:val="836"/>
+    <w:link w:val="829"/>
     <w:uiPriority w:val="9"/>
     <w:pPr>
       <w:pBdr/>
@@ -34492,10 +30169,10 @@
       <w:szCs w:val="28"/>
     </w:rPr>
   </w:style>
-  <w:style w:type="character" w:styleId="152">
+  <w:style w:type="character" w:styleId="840">
     <w:name w:val="Heading 4 Char"/>
-    <w:basedOn w:val="147"/>
-    <w:link w:val="141"/>
+    <w:basedOn w:val="836"/>
+    <w:link w:val="830"/>
     <w:uiPriority w:val="9"/>
     <w:pPr>
       <w:pBdr/>
@@ -34509,10 +30186,10 @@
       <w:color w:val="0f4761" w:themeColor="accent1" w:themeShade="BF"/>
     </w:rPr>
   </w:style>
-  <w:style w:type="character" w:styleId="153">
+  <w:style w:type="character" w:styleId="841">
     <w:name w:val="Heading 5 Char"/>
-    <w:basedOn w:val="147"/>
-    <w:link w:val="142"/>
+    <w:basedOn w:val="836"/>
+    <w:link w:val="831"/>
     <w:uiPriority w:val="9"/>
     <w:pPr>
       <w:pBdr/>
@@ -34524,10 +30201,10 @@
       <w:color w:val="0f4761" w:themeColor="accent1" w:themeShade="BF"/>
     </w:rPr>
   </w:style>
-  <w:style w:type="character" w:styleId="154">
+  <w:style w:type="character" w:styleId="842">
     <w:name w:val="Heading 6 Char"/>
-    <w:basedOn w:val="147"/>
-    <w:link w:val="143"/>
+    <w:basedOn w:val="836"/>
+    <w:link w:val="832"/>
     <w:uiPriority w:val="9"/>
     <w:pPr>
       <w:pBdr/>
@@ -34541,10 +30218,10 @@
       <w:color w:val="595959" w:themeColor="text1" w:themeTint="A6"/>
     </w:rPr>
   </w:style>
-  <w:style w:type="character" w:styleId="155">
+  <w:style w:type="character" w:styleId="843">
     <w:name w:val="Heading 7 Char"/>
-    <w:basedOn w:val="147"/>
-    <w:link w:val="144"/>
+    <w:basedOn w:val="836"/>
+    <w:link w:val="833"/>
     <w:uiPriority w:val="9"/>
     <w:pPr>
       <w:pBdr/>
@@ -34556,10 +30233,10 @@
       <w:color w:val="595959" w:themeColor="text1" w:themeTint="A6"/>
     </w:rPr>
   </w:style>
-  <w:style w:type="character" w:styleId="156">
+  <w:style w:type="character" w:styleId="844">
     <w:name w:val="Heading 8 Char"/>
-    <w:basedOn w:val="147"/>
-    <w:link w:val="145"/>
+    <w:basedOn w:val="836"/>
+    <w:link w:val="834"/>
     <w:uiPriority w:val="9"/>
     <w:pPr>
       <w:pBdr/>
@@ -34573,10 +30250,10 @@
       <w:color w:val="272727" w:themeColor="text1" w:themeTint="D8"/>
     </w:rPr>
   </w:style>
-  <w:style w:type="character" w:styleId="157">
+  <w:style w:type="character" w:styleId="845">
     <w:name w:val="Heading 9 Char"/>
-    <w:basedOn w:val="147"/>
-    <w:link w:val="146"/>
+    <w:basedOn w:val="836"/>
+    <w:link w:val="835"/>
     <w:uiPriority w:val="9"/>
     <w:pPr>
       <w:pBdr/>
@@ -34590,11 +30267,11 @@
       <w:color w:val="272727" w:themeColor="text1" w:themeTint="D8"/>
     </w:rPr>
   </w:style>
-  <w:style w:type="paragraph" w:styleId="158">
+  <w:style w:type="paragraph" w:styleId="846">
     <w:name w:val="Title"/>
-    <w:basedOn w:val="664"/>
-    <w:next w:val="664"/>
-    <w:link w:val="159"/>
+    <w:basedOn w:val="886"/>
+    <w:next w:val="886"/>
+    <w:link w:val="847"/>
     <w:uiPriority w:val="10"/>
     <w:qFormat/>
     <w:pPr>
@@ -34610,10 +30287,10 @@
       <w:szCs w:val="56"/>
     </w:rPr>
   </w:style>
-  <w:style w:type="character" w:styleId="159">
+  <w:style w:type="character" w:styleId="847">
     <w:name w:val="Title Char"/>
-    <w:basedOn w:val="147"/>
-    <w:link w:val="158"/>
+    <w:basedOn w:val="836"/>
+    <w:link w:val="846"/>
     <w:uiPriority w:val="10"/>
     <w:pPr>
       <w:pBdr/>
@@ -34627,11 +30304,11 @@
       <w:szCs w:val="56"/>
     </w:rPr>
   </w:style>
-  <w:style w:type="paragraph" w:styleId="160">
+  <w:style w:type="paragraph" w:styleId="848">
     <w:name w:val="Subtitle"/>
-    <w:basedOn w:val="664"/>
-    <w:next w:val="664"/>
-    <w:link w:val="161"/>
+    <w:basedOn w:val="886"/>
+    <w:next w:val="886"/>
+    <w:link w:val="849"/>
     <w:uiPriority w:val="11"/>
     <w:qFormat/>
     <w:pPr>
@@ -34649,10 +30326,10 @@
       <w:szCs w:val="28"/>
     </w:rPr>
   </w:style>
-  <w:style w:type="character" w:styleId="161">
+  <w:style w:type="character" w:styleId="849">
     <w:name w:val="Subtitle Char"/>
-    <w:basedOn w:val="147"/>
-    <w:link w:val="160"/>
+    <w:basedOn w:val="836"/>
+    <w:link w:val="848"/>
     <w:uiPriority w:val="11"/>
     <w:pPr>
       <w:pBdr/>
@@ -34666,11 +30343,11 @@
       <w:szCs w:val="28"/>
     </w:rPr>
   </w:style>
-  <w:style w:type="paragraph" w:styleId="162">
+  <w:style w:type="paragraph" w:styleId="850">
     <w:name w:val="Quote"/>
-    <w:basedOn w:val="664"/>
-    <w:next w:val="664"/>
-    <w:link w:val="163"/>
+    <w:basedOn w:val="886"/>
+    <w:next w:val="886"/>
+    <w:link w:val="851"/>
     <w:uiPriority w:val="29"/>
     <w:qFormat/>
     <w:pPr>
@@ -34685,10 +30362,10 @@
       <w:color w:val="404040" w:themeColor="text1" w:themeTint="BF"/>
     </w:rPr>
   </w:style>
-  <w:style w:type="character" w:styleId="163">
+  <w:style w:type="character" w:styleId="851">
     <w:name w:val="Quote Char"/>
-    <w:basedOn w:val="147"/>
-    <w:link w:val="162"/>
+    <w:basedOn w:val="836"/>
+    <w:link w:val="850"/>
     <w:uiPriority w:val="29"/>
     <w:pPr>
       <w:pBdr/>
@@ -34701,9 +30378,9 @@
       <w:color w:val="404040" w:themeColor="text1" w:themeTint="BF"/>
     </w:rPr>
   </w:style>
-  <w:style w:type="character" w:styleId="165">
+  <w:style w:type="character" w:styleId="852">
     <w:name w:val="Intense Emphasis"/>
-    <w:basedOn w:val="147"/>
+    <w:basedOn w:val="836"/>
     <w:uiPriority w:val="21"/>
     <w:qFormat/>
     <w:pPr>
@@ -34717,11 +30394,11 @@
       <w:color w:val="0f4761" w:themeColor="accent1" w:themeShade="BF"/>
     </w:rPr>
   </w:style>
-  <w:style w:type="paragraph" w:styleId="166">
+  <w:style w:type="paragraph" w:styleId="853">
     <w:name w:val="Intense Quote"/>
-    <w:basedOn w:val="664"/>
-    <w:next w:val="664"/>
-    <w:link w:val="167"/>
+    <w:basedOn w:val="886"/>
+    <w:next w:val="886"/>
+    <w:link w:val="854"/>
     <w:uiPriority w:val="30"/>
     <w:qFormat/>
     <w:pPr>
@@ -34739,10 +30416,10 @@
       <w:color w:val="0f4761" w:themeColor="accent1" w:themeShade="BF"/>
     </w:rPr>
   </w:style>
-  <w:style w:type="character" w:styleId="167">
+  <w:style w:type="character" w:styleId="854">
     <w:name w:val="Intense Quote Char"/>
-    <w:basedOn w:val="147"/>
-    <w:link w:val="166"/>
+    <w:basedOn w:val="836"/>
+    <w:link w:val="853"/>
     <w:uiPriority w:val="30"/>
     <w:pPr>
       <w:pBdr/>
@@ -34755,9 +30432,9 @@
       <w:color w:val="0f4761" w:themeColor="accent1" w:themeShade="BF"/>
     </w:rPr>
   </w:style>
-  <w:style w:type="character" w:styleId="168">
+  <w:style w:type="character" w:styleId="855">
     <w:name w:val="Intense Reference"/>
-    <w:basedOn w:val="147"/>
+    <w:basedOn w:val="836"/>
     <w:uiPriority w:val="32"/>
     <w:qFormat/>
     <w:pPr>
@@ -34773,9 +30450,9 @@
       <w:spacing w:val="5"/>
     </w:rPr>
   </w:style>
-  <w:style w:type="character" w:styleId="170">
+  <w:style w:type="character" w:styleId="856">
     <w:name w:val="Subtle Emphasis"/>
-    <w:basedOn w:val="147"/>
+    <w:basedOn w:val="836"/>
     <w:uiPriority w:val="19"/>
     <w:qFormat/>
     <w:pPr>
@@ -34789,9 +30466,9 @@
       <w:color w:val="404040" w:themeColor="text1" w:themeTint="BF"/>
     </w:rPr>
   </w:style>
-  <w:style w:type="character" w:styleId="171">
+  <w:style w:type="character" w:styleId="857">
     <w:name w:val="Emphasis"/>
-    <w:basedOn w:val="147"/>
+    <w:basedOn w:val="836"/>
     <w:uiPriority w:val="20"/>
     <w:qFormat/>
     <w:pPr>
@@ -34804,9 +30481,9 @@
       <w:iCs/>
     </w:rPr>
   </w:style>
-  <w:style w:type="character" w:styleId="172">
+  <w:style w:type="character" w:styleId="858">
     <w:name w:val="Strong"/>
-    <w:basedOn w:val="147"/>
+    <w:basedOn w:val="836"/>
     <w:uiPriority w:val="22"/>
     <w:qFormat/>
     <w:pPr>
@@ -34819,9 +30496,9 @@
       <w:bCs/>
     </w:rPr>
   </w:style>
-  <w:style w:type="character" w:styleId="173">
+  <w:style w:type="character" w:styleId="859">
     <w:name w:val="Subtle Reference"/>
-    <w:basedOn w:val="147"/>
+    <w:basedOn w:val="836"/>
     <w:uiPriority w:val="31"/>
     <w:qFormat/>
     <w:pPr>
@@ -34834,9 +30511,9 @@
       <w:color w:val="5a5a5a" w:themeColor="text1" w:themeTint="A5"/>
     </w:rPr>
   </w:style>
-  <w:style w:type="character" w:styleId="174">
+  <w:style w:type="character" w:styleId="860">
     <w:name w:val="Book Title"/>
-    <w:basedOn w:val="147"/>
+    <w:basedOn w:val="836"/>
     <w:uiPriority w:val="33"/>
     <w:qFormat/>
     <w:pPr>
@@ -34852,10 +30529,10 @@
       <w:spacing w:val="5"/>
     </w:rPr>
   </w:style>
-  <w:style w:type="paragraph" w:styleId="175">
+  <w:style w:type="paragraph" w:styleId="861">
     <w:name w:val="Header"/>
-    <w:basedOn w:val="664"/>
-    <w:link w:val="176"/>
+    <w:basedOn w:val="886"/>
+    <w:link w:val="862"/>
     <w:uiPriority w:val="99"/>
     <w:unhideWhenUsed/>
     <w:pPr>
@@ -34868,10 +30545,10 @@
       <w:ind/>
     </w:pPr>
   </w:style>
-  <w:style w:type="character" w:styleId="176">
+  <w:style w:type="character" w:styleId="862">
     <w:name w:val="Header Char"/>
-    <w:basedOn w:val="147"/>
-    <w:link w:val="175"/>
+    <w:basedOn w:val="836"/>
+    <w:link w:val="861"/>
     <w:uiPriority w:val="99"/>
     <w:pPr>
       <w:pBdr/>
@@ -34879,10 +30556,10 @@
       <w:ind/>
     </w:pPr>
   </w:style>
-  <w:style w:type="paragraph" w:styleId="177">
+  <w:style w:type="paragraph" w:styleId="863">
     <w:name w:val="Footer"/>
-    <w:basedOn w:val="664"/>
-    <w:link w:val="178"/>
+    <w:basedOn w:val="886"/>
+    <w:link w:val="864"/>
     <w:uiPriority w:val="99"/>
     <w:unhideWhenUsed/>
     <w:pPr>
@@ -34895,10 +30572,10 @@
       <w:ind/>
     </w:pPr>
   </w:style>
-  <w:style w:type="character" w:styleId="178">
+  <w:style w:type="character" w:styleId="864">
     <w:name w:val="Footer Char"/>
-    <w:basedOn w:val="147"/>
-    <w:link w:val="177"/>
+    <w:basedOn w:val="836"/>
+    <w:link w:val="863"/>
     <w:uiPriority w:val="99"/>
     <w:pPr>
       <w:pBdr/>
@@ -34906,10 +30583,10 @@
       <w:ind/>
     </w:pPr>
   </w:style>
-  <w:style w:type="paragraph" w:styleId="179">
+  <w:style w:type="paragraph" w:styleId="865">
     <w:name w:val="Caption"/>
-    <w:basedOn w:val="664"/>
-    <w:next w:val="664"/>
+    <w:basedOn w:val="886"/>
+    <w:next w:val="886"/>
     <w:uiPriority w:val="35"/>
     <w:unhideWhenUsed/>
     <w:qFormat/>
@@ -34926,10 +30603,10 @@
       <w:szCs w:val="18"/>
     </w:rPr>
   </w:style>
-  <w:style w:type="paragraph" w:styleId="180">
+  <w:style w:type="paragraph" w:styleId="866">
     <w:name w:val="footnote text"/>
-    <w:basedOn w:val="664"/>
-    <w:link w:val="181"/>
+    <w:basedOn w:val="886"/>
+    <w:link w:val="867"/>
     <w:uiPriority w:val="99"/>
     <w:semiHidden/>
     <w:unhideWhenUsed/>
@@ -34943,10 +30620,10 @@
       <w:szCs w:val="20"/>
     </w:rPr>
   </w:style>
-  <w:style w:type="character" w:styleId="181">
+  <w:style w:type="character" w:styleId="867">
     <w:name w:val="Footnote Text Char"/>
-    <w:basedOn w:val="147"/>
-    <w:link w:val="180"/>
+    <w:basedOn w:val="836"/>
+    <w:link w:val="866"/>
     <w:uiPriority w:val="99"/>
     <w:semiHidden/>
     <w:pPr>
@@ -34959,9 +30636,9 @@
       <w:szCs w:val="20"/>
     </w:rPr>
   </w:style>
-  <w:style w:type="character" w:styleId="182">
+  <w:style w:type="character" w:styleId="868">
     <w:name w:val="footnote reference"/>
-    <w:basedOn w:val="147"/>
+    <w:basedOn w:val="836"/>
     <w:uiPriority w:val="99"/>
     <w:semiHidden/>
     <w:unhideWhenUsed/>
@@ -34974,10 +30651,10 @@
       <w:vertAlign w:val="superscript"/>
     </w:rPr>
   </w:style>
-  <w:style w:type="paragraph" w:styleId="183">
+  <w:style w:type="paragraph" w:styleId="869">
     <w:name w:val="endnote text"/>
-    <w:basedOn w:val="664"/>
-    <w:link w:val="184"/>
+    <w:basedOn w:val="886"/>
+    <w:link w:val="870"/>
     <w:uiPriority w:val="99"/>
     <w:semiHidden/>
     <w:unhideWhenUsed/>
@@ -34991,10 +30668,10 @@
       <w:szCs w:val="20"/>
     </w:rPr>
   </w:style>
-  <w:style w:type="character" w:styleId="184">
+  <w:style w:type="character" w:styleId="870">
     <w:name w:val="Endnote Text Char"/>
-    <w:basedOn w:val="147"/>
-    <w:link w:val="183"/>
+    <w:basedOn w:val="836"/>
+    <w:link w:val="869"/>
     <w:uiPriority w:val="99"/>
     <w:semiHidden/>
     <w:pPr>
@@ -35007,9 +30684,9 @@
       <w:szCs w:val="20"/>
     </w:rPr>
   </w:style>
-  <w:style w:type="character" w:styleId="185">
+  <w:style w:type="character" w:styleId="871">
     <w:name w:val="endnote reference"/>
-    <w:basedOn w:val="147"/>
+    <w:basedOn w:val="836"/>
     <w:uiPriority w:val="99"/>
     <w:semiHidden/>
     <w:unhideWhenUsed/>
@@ -35022,9 +30699,9 @@
       <w:vertAlign w:val="superscript"/>
     </w:rPr>
   </w:style>
-  <w:style w:type="character" w:styleId="186">
+  <w:style w:type="character" w:styleId="872">
     <w:name w:val="Hyperlink"/>
-    <w:basedOn w:val="147"/>
+    <w:basedOn w:val="836"/>
     <w:uiPriority w:val="99"/>
     <w:unhideWhenUsed/>
     <w:pPr>
@@ -35037,9 +30714,9 @@
       <w:u w:val="single"/>
     </w:rPr>
   </w:style>
-  <w:style w:type="character" w:styleId="187">
+  <w:style w:type="character" w:styleId="873">
     <w:name w:val="FollowedHyperlink"/>
-    <w:basedOn w:val="147"/>
+    <w:basedOn w:val="836"/>
     <w:uiPriority w:val="99"/>
     <w:semiHidden/>
     <w:unhideWhenUsed/>
@@ -35053,10 +30730,10 @@
       <w:u w:val="single"/>
     </w:rPr>
   </w:style>
-  <w:style w:type="paragraph" w:styleId="188">
+  <w:style w:type="paragraph" w:styleId="874">
     <w:name w:val="toc 1"/>
-    <w:basedOn w:val="664"/>
-    <w:next w:val="664"/>
+    <w:basedOn w:val="886"/>
+    <w:next w:val="886"/>
     <w:uiPriority w:val="39"/>
     <w:unhideWhenUsed/>
     <w:pPr>
@@ -35065,10 +30742,10 @@
       <w:ind/>
     </w:pPr>
   </w:style>
-  <w:style w:type="paragraph" w:styleId="189">
+  <w:style w:type="paragraph" w:styleId="875">
     <w:name w:val="toc 2"/>
-    <w:basedOn w:val="664"/>
-    <w:next w:val="664"/>
+    <w:basedOn w:val="886"/>
+    <w:next w:val="886"/>
     <w:uiPriority w:val="39"/>
     <w:unhideWhenUsed/>
     <w:pPr>
@@ -35077,10 +30754,10 @@
       <w:ind w:left="220"/>
     </w:pPr>
   </w:style>
-  <w:style w:type="paragraph" w:styleId="190">
+  <w:style w:type="paragraph" w:styleId="876">
     <w:name w:val="toc 3"/>
-    <w:basedOn w:val="664"/>
-    <w:next w:val="664"/>
+    <w:basedOn w:val="886"/>
+    <w:next w:val="886"/>
     <w:uiPriority w:val="39"/>
     <w:unhideWhenUsed/>
     <w:pPr>
@@ -35089,10 +30766,10 @@
       <w:ind w:left="440"/>
     </w:pPr>
   </w:style>
-  <w:style w:type="paragraph" w:styleId="191">
+  <w:style w:type="paragraph" w:styleId="877">
     <w:name w:val="toc 4"/>
-    <w:basedOn w:val="664"/>
-    <w:next w:val="664"/>
+    <w:basedOn w:val="886"/>
+    <w:next w:val="886"/>
     <w:uiPriority w:val="39"/>
     <w:unhideWhenUsed/>
     <w:pPr>
@@ -35101,10 +30778,10 @@
       <w:ind w:left="660"/>
     </w:pPr>
   </w:style>
-  <w:style w:type="paragraph" w:styleId="192">
+  <w:style w:type="paragraph" w:styleId="878">
     <w:name w:val="toc 5"/>
-    <w:basedOn w:val="664"/>
-    <w:next w:val="664"/>
+    <w:basedOn w:val="886"/>
+    <w:next w:val="886"/>
     <w:uiPriority w:val="39"/>
     <w:unhideWhenUsed/>
     <w:pPr>
@@ -35113,10 +30790,10 @@
       <w:ind w:left="880"/>
     </w:pPr>
   </w:style>
-  <w:style w:type="paragraph" w:styleId="193">
+  <w:style w:type="paragraph" w:styleId="879">
     <w:name w:val="toc 6"/>
-    <w:basedOn w:val="664"/>
-    <w:next w:val="664"/>
+    <w:basedOn w:val="886"/>
+    <w:next w:val="886"/>
     <w:uiPriority w:val="39"/>
     <w:unhideWhenUsed/>
     <w:pPr>
@@ -35125,10 +30802,10 @@
       <w:ind w:left="1100"/>
     </w:pPr>
   </w:style>
-  <w:style w:type="paragraph" w:styleId="194">
+  <w:style w:type="paragraph" w:styleId="880">
     <w:name w:val="toc 7"/>
-    <w:basedOn w:val="664"/>
-    <w:next w:val="664"/>
+    <w:basedOn w:val="886"/>
+    <w:next w:val="886"/>
     <w:uiPriority w:val="39"/>
     <w:unhideWhenUsed/>
     <w:pPr>
@@ -35137,10 +30814,10 @@
       <w:ind w:left="1320"/>
     </w:pPr>
   </w:style>
-  <w:style w:type="paragraph" w:styleId="195">
+  <w:style w:type="paragraph" w:styleId="881">
     <w:name w:val="toc 8"/>
-    <w:basedOn w:val="664"/>
-    <w:next w:val="664"/>
+    <w:basedOn w:val="886"/>
+    <w:next w:val="886"/>
     <w:uiPriority w:val="39"/>
     <w:unhideWhenUsed/>
     <w:pPr>
@@ -35149,10 +30826,10 @@
       <w:ind w:left="1540"/>
     </w:pPr>
   </w:style>
-  <w:style w:type="paragraph" w:styleId="196">
+  <w:style w:type="paragraph" w:styleId="882">
     <w:name w:val="toc 9"/>
-    <w:basedOn w:val="664"/>
-    <w:next w:val="664"/>
+    <w:basedOn w:val="886"/>
+    <w:next w:val="886"/>
     <w:uiPriority w:val="39"/>
     <w:unhideWhenUsed/>
     <w:pPr>
@@ -35161,9 +30838,9 @@
       <w:ind w:left="1760"/>
     </w:pPr>
   </w:style>
-  <w:style w:type="character" w:styleId="197">
+  <w:style w:type="character" w:styleId="883">
     <w:name w:val="Placeholder Text"/>
-    <w:basedOn w:val="147"/>
+    <w:basedOn w:val="836"/>
     <w:uiPriority w:val="99"/>
     <w:semiHidden/>
     <w:pPr>
@@ -35175,7 +30852,7 @@
       <w:color w:val="666666"/>
     </w:rPr>
   </w:style>
-  <w:style w:type="paragraph" w:styleId="207">
+  <w:style w:type="paragraph" w:styleId="884">
     <w:name w:val="TOC Heading"/>
     <w:uiPriority w:val="39"/>
     <w:unhideWhenUsed/>
@@ -35185,10 +30862,10 @@
       <w:ind/>
     </w:pPr>
   </w:style>
-  <w:style w:type="paragraph" w:styleId="208">
+  <w:style w:type="paragraph" w:styleId="885">
     <w:name w:val="table of figures"/>
-    <w:basedOn w:val="664"/>
-    <w:next w:val="664"/>
+    <w:basedOn w:val="886"/>
+    <w:next w:val="886"/>
     <w:uiPriority w:val="99"/>
     <w:unhideWhenUsed/>
     <w:pPr>
@@ -35197,7 +30874,7 @@
       <w:ind/>
     </w:pPr>
   </w:style>
-  <w:style w:type="paragraph" w:styleId="664" w:default="1">
+  <w:style w:type="paragraph" w:styleId="886" w:default="1">
     <w:name w:val="Normal"/>
     <w:qFormat/>
     <w:pPr>
@@ -35206,7 +30883,7 @@
       <w:ind/>
     </w:pPr>
   </w:style>
-  <w:style w:type="table" w:styleId="665" w:default="1">
+  <w:style w:type="table" w:styleId="887" w:default="1">
     <w:name w:val="Normal Table"/>
     <w:uiPriority w:val="99"/>
     <w:semiHidden/>
@@ -35399,7 +31076,7 @@
       </w:tcPr>
     </w:tblStylePr>
   </w:style>
-  <w:style w:type="numbering" w:styleId="666" w:default="1">
+  <w:style w:type="numbering" w:styleId="888" w:default="1">
     <w:name w:val="No List"/>
     <w:uiPriority w:val="99"/>
     <w:semiHidden/>
@@ -35410,9 +31087,9 @@
       <w:ind/>
     </w:pPr>
   </w:style>
-  <w:style w:type="paragraph" w:styleId="667">
+  <w:style w:type="paragraph" w:styleId="889">
     <w:name w:val="No Spacing"/>
-    <w:basedOn w:val="664"/>
+    <w:basedOn w:val="886"/>
     <w:uiPriority w:val="1"/>
     <w:qFormat/>
     <w:pPr>
@@ -35421,9 +31098,9 @@
       <w:ind/>
     </w:pPr>
   </w:style>
-  <w:style w:type="paragraph" w:styleId="668">
+  <w:style w:type="paragraph" w:styleId="890">
     <w:name w:val="List Paragraph"/>
-    <w:basedOn w:val="664"/>
+    <w:basedOn w:val="886"/>
     <w:uiPriority w:val="34"/>
     <w:qFormat/>
     <w:pPr>
